--- a/lw_post.docx
+++ b/lw_post.docx
@@ -3615,7 +3615,7 @@
         <w:pStyle w:val="BodyText"/>
       </w:pPr>
       <w:r>
-        <w:t xml:space="preserve">The search finds that the two free embeddings settle almost exactly antipodal to the pinned ones. The</w:t>
+        <w:t xml:space="preserve">The search finds that the two free embeddings settle almost antipodal to the pinned ones, much shorter than them, and slightly tilted, each toward the long embedding of the other pair. The</w:t>
       </w:r>
       <w:r>
         <w:t xml:space="preserve"> </w:t>
@@ -3677,7 +3677,7 @@
         <m:sSup>
           <m:e>
             <m:r>
-              <m:t>11.0</m:t>
+              <m:t>20.7</m:t>
             </m:r>
           </m:e>
           <m:sup>
@@ -3761,7 +3761,7 @@
           <m:t>=</m:t>
         </m:r>
         <m:r>
-          <m:t>2.35</m:t>
+          <m:t>13.5</m:t>
         </m:r>
       </m:oMath>
       <w:r>
@@ -3827,7 +3827,7 @@
         <m:sSup>
           <m:e>
             <m:r>
-              <m:t>9.4</m:t>
+              <m:t>20.4</m:t>
             </m:r>
           </m:e>
           <m:sup>
@@ -3911,7 +3911,7 @@
           <m:t>=</m:t>
         </m:r>
         <m:r>
-          <m:t>2.82</m:t>
+          <m:t>13.0</m:t>
         </m:r>
       </m:oMath>
       <w:r>
@@ -3922,7 +3922,7 @@
       </w:r>
       <m:oMath>
         <m:r>
-          <m:t>0.00243</m:t>
+          <m:t>0.00221</m:t>
         </m:r>
       </m:oMath>
       <w:r>
@@ -3936,14 +3936,57 @@
       </w:r>
       <m:oMath>
         <m:r>
-          <m:t>0.0059</m:t>
-        </m:r>
-      </m:oMath>
-      <w:r>
-        <w:t xml:space="preserve"> </w:t>
-      </w:r>
-      <w:r>
-        <w:t xml:space="preserve">for the closed symmetric pairs. The opening angle itself is a resolution effect. A closed-form solution tells us that the cost keeps decreasing as the angle between the feature pair approaches 0, without ever reaching it, so an ideal decoder would open them by an arbitrarily small angle. However, a decoder of finite sharpness (a binned one, or a trained network) settles on a finite opening.</w:t>
+          <m:t>0.0056</m:t>
+        </m:r>
+      </m:oMath>
+      <w:r>
+        <w:t xml:space="preserve"> </w:t>
+      </w:r>
+      <w:r>
+        <w:t xml:space="preserve">for the closed symmetric pairs decoded at the same resolution (</w:t>
+      </w:r>
+      <m:oMath>
+        <m:sSup>
+          <m:e>
+            <m:r>
+              <m:t>2</m:t>
+            </m:r>
+          </m:e>
+          <m:sup>
+            <m:r>
+              <m:t>19</m:t>
+            </m:r>
+          </m:sup>
+        </m:sSup>
+      </m:oMath>
+      <w:r>
+        <w:t xml:space="preserve"> </w:t>
+      </w:r>
+      <w:r>
+        <w:t xml:space="preserve">samples,</w:t>
+      </w:r>
+      <w:r>
+        <w:t xml:space="preserve"> </w:t>
+      </w:r>
+      <m:oMath>
+        <m:r>
+          <m:t>96</m:t>
+        </m:r>
+        <m:r>
+          <m:rPr>
+            <m:sty m:val="p"/>
+          </m:rPr>
+          <m:t>×</m:t>
+        </m:r>
+        <m:r>
+          <m:t>96</m:t>
+        </m:r>
+      </m:oMath>
+      <w:r>
+        <w:t xml:space="preserve"> </w:t>
+      </w:r>
+      <w:r>
+        <w:t xml:space="preserve">bins). The opening angle and the length ratio are resolution effects. A closed-form solution tells us that the cost keeps decreasing as the angle between the feature pair approaches 0, without ever reaching it, so an ideal decoder would open them by an arbitrarily small angle. However, a decoder of finite sharpness (a binned one, or a trained network) settles on a finite opening, and the finer its resolution, the shorter the embeddings it can still read, so the length ratio grows with the resolution as well.</w:t>
       </w:r>
     </w:p>
     <w:p>
@@ -3961,9 +4004,9 @@
       <w:r>
         <w:drawing>
           <wp:inline>
-            <wp:extent cx="4962572" cy="4594974"/>
+            <wp:extent cx="5334000" cy="4989870"/>
             <wp:effectExtent b="0" l="0" r="0" t="0"/>
-            <wp:docPr descr="The geometry found by the search: the pair (f_1, f_3) opened by 11.0^\circ at length ratio 2.35, the pair (f_2, f_4) by 9.4^\circ at 2.82. Each shaded parallelogram is the region where the readings of two co-active features land; the two thin orange slivers belong to the pairs." title="" id="48" name="Picture"/>
+            <wp:docPr descr="The geometry found by the search, with a zoom on the origin as an inset: the pair (f_1, f_3) opened by 20.7^\circ at length ratio 13.5, the pair (f_2, f_4) by 20.4^\circ at 13.0. Each shaded parallelogram is the region where the readings of two co-active features land; the two thin orange slivers along the axes belong to the pairs." title="" id="48" name="Picture"/>
             <a:graphic>
               <a:graphicData uri="http://schemas.openxmlformats.org/drawingml/2006/picture">
                 <pic:pic>
@@ -3982,7 +4025,7 @@
                   <pic:spPr bwMode="auto">
                     <a:xfrm>
                       <a:off x="0" y="0"/>
-                      <a:ext cx="4962572" cy="4594974"/>
+                      <a:ext cx="5334000" cy="4989870"/>
                     </a:xfrm>
                     <a:prstGeom prst="rect">
                       <a:avLst/>
@@ -4006,7 +4049,7 @@
         <w:pStyle w:val="ImageCaption"/>
       </w:pPr>
       <w:r>
-        <w:t xml:space="preserve">The geometry found by the search: the pair</w:t>
+        <w:t xml:space="preserve">The geometry found by the search, with a zoom on the origin as an inset: the pair</w:t>
       </w:r>
       <w:r>
         <w:t xml:space="preserve"> </w:t>
@@ -4068,7 +4111,7 @@
         <m:sSup>
           <m:e>
             <m:r>
-              <m:t>11.0</m:t>
+              <m:t>20.7</m:t>
             </m:r>
           </m:e>
           <m:sup>
@@ -4092,7 +4135,7 @@
       </w:r>
       <m:oMath>
         <m:r>
-          <m:t>2.35</m:t>
+          <m:t>13.5</m:t>
         </m:r>
       </m:oMath>
       <w:r>
@@ -4158,7 +4201,7 @@
         <m:sSup>
           <m:e>
             <m:r>
-              <m:t>9.4</m:t>
+              <m:t>20.4</m:t>
             </m:r>
           </m:e>
           <m:sup>
@@ -4182,11 +4225,11 @@
       </w:r>
       <m:oMath>
         <m:r>
-          <m:t>2.82</m:t>
-        </m:r>
-      </m:oMath>
-      <w:r>
-        <w:t xml:space="preserve">. Each shaded parallelogram is the region where the readings of two co-active features land; the two thin orange slivers belong to the pairs.</w:t>
+          <m:t>13.0</m:t>
+        </m:r>
+      </m:oMath>
+      <w:r>
+        <w:t xml:space="preserve">. Each shaded parallelogram is the region where the readings of two co-active features land; the two thin orange slivers along the axes belong to the pairs.</w:t>
       </w:r>
     </w:p>
     <w:bookmarkEnd w:id="50"/>

--- a/lw_post.docx
+++ b/lw_post.docx
@@ -867,7 +867,7 @@
       </w:r>
     </w:p>
     <w:bookmarkEnd w:id="14"/>
-    <w:bookmarkStart w:id="51" w:name="theoretical-solution"/>
+    <w:bookmarkStart w:id="60" w:name="theoretical-solution"/>
     <w:p>
       <w:pPr>
         <w:pStyle w:val="Heading1"/>
@@ -2978,7 +2978,7 @@
     </w:p>
     <w:bookmarkEnd w:id="34"/>
     <w:bookmarkEnd w:id="35"/>
-    <w:bookmarkStart w:id="42" w:name="asymmetrical-antipodal-encoding"/>
+    <w:bookmarkStart w:id="45" w:name="asymmetrical-antipodal-encoding"/>
     <w:p>
       <w:pPr>
         <w:pStyle w:val="Heading2"/>
@@ -3485,28 +3485,105 @@
         <w:t xml:space="preserve">, and the MSE of the best decoder split into the two features’ contributions.</w:t>
       </w:r>
     </w:p>
-    <w:bookmarkEnd w:id="42"/>
-    <w:bookmarkStart w:id="46" w:name="opening-the-antipodal-pairs"/>
-    <w:p>
-      <w:pPr>
-        <w:pStyle w:val="Heading2"/>
-      </w:pPr>
-      <w:r>
-        <w:t xml:space="preserve">“Opening”</w:t>
-      </w:r>
-      <w:r>
-        <w:t xml:space="preserve"> </w:t>
-      </w:r>
-      <w:r>
-        <w:t xml:space="preserve">the antipodal pairs</w:t>
-      </w:r>
-    </w:p>
-    <w:p>
-      <w:pPr>
-        <w:pStyle w:val="FirstParagraph"/>
-      </w:pPr>
-      <w:r>
-        <w:t xml:space="preserve">Another modification boils down to slightly tilting one of the embeddings of a pair with respect to its partner. With this strategy the case of no active features still lands at the origin, and each feature active on its own still lands on its embedding vector, but the co-active case moves off the line into the interior of the parallelogram spanned by the two embeddings.</w:t>
+    <w:p>
+      <w:pPr>
+        <w:pStyle w:val="BodyText"/>
+      </w:pPr>
+      <w:r>
+        <w:t xml:space="preserve">Is it then always better to make the pair more asymmetric? To check this, we sweep the length ratio</w:t>
+      </w:r>
+      <w:r>
+        <w:t xml:space="preserve"> </w:t>
+      </w:r>
+      <m:oMath>
+        <m:r>
+          <m:rPr>
+            <m:sty m:val="p"/>
+          </m:rPr>
+          <m:t>|</m:t>
+        </m:r>
+        <m:sSub>
+          <m:e>
+            <m:r>
+              <m:t>f</m:t>
+            </m:r>
+          </m:e>
+          <m:sub>
+            <m:r>
+              <m:t>3</m:t>
+            </m:r>
+          </m:sub>
+        </m:sSub>
+        <m:r>
+          <m:rPr>
+            <m:sty m:val="p"/>
+          </m:rPr>
+          <m:t>|</m:t>
+        </m:r>
+        <m:r>
+          <m:rPr>
+            <m:sty m:val="p"/>
+          </m:rPr>
+          <m:t>/</m:t>
+        </m:r>
+        <m:r>
+          <m:rPr>
+            <m:sty m:val="p"/>
+          </m:rPr>
+          <m:t>|</m:t>
+        </m:r>
+        <m:sSub>
+          <m:e>
+            <m:r>
+              <m:t>f</m:t>
+            </m:r>
+          </m:e>
+          <m:sub>
+            <m:r>
+              <m:t>1</m:t>
+            </m:r>
+          </m:sub>
+        </m:sSub>
+        <m:r>
+          <m:rPr>
+            <m:sty m:val="p"/>
+          </m:rPr>
+          <m:t>|</m:t>
+        </m:r>
+      </m:oMath>
+      <w:r>
+        <w:t xml:space="preserve"> </w:t>
+      </w:r>
+      <w:r>
+        <w:t xml:space="preserve">from</w:t>
+      </w:r>
+      <w:r>
+        <w:t xml:space="preserve"> </w:t>
+      </w:r>
+      <m:oMath>
+        <m:r>
+          <m:t>1</m:t>
+        </m:r>
+      </m:oMath>
+      <w:r>
+        <w:t xml:space="preserve"> </w:t>
+      </w:r>
+      <w:r>
+        <w:t xml:space="preserve">to</w:t>
+      </w:r>
+      <w:r>
+        <w:t xml:space="preserve"> </w:t>
+      </w:r>
+      <m:oMath>
+        <m:r>
+          <m:t>100</m:t>
+        </m:r>
+      </m:oMath>
+      <w:r>
+        <w:t xml:space="preserve"> </w:t>
+      </w:r>
+      <w:r>
+        <w:t xml:space="preserve">and compute, for each value, the MSE of the best decoder, both in closed form and from binned samples. In the binned case the segment is divided into bins of equal width and every feature gets its own decoder, which predicts the feature’s mean value over the samples that land in the same bin. In both cases, as in the previous figure, we report the sum of the two features’ MSEs rather than their average.</w:t>
       </w:r>
     </w:p>
     <w:p>
@@ -3516,20 +3593,370 @@
       <w:r>
         <w:drawing>
           <wp:inline>
-            <wp:extent cx="5334000" cy="1552467"/>
+            <wp:extent cx="5334000" cy="1745672"/>
             <wp:effectExtent b="0" l="0" r="0" t="0"/>
-            <wp:docPr descr="Closing vs opening the pair: on the antipodal pair (left) a co-active reading lands on the line, where a single active feature could have produced it; on the opened pair (right) it lands inside the parallelogram, where nothing else can." title="" id="44" name="Picture"/>
+            <wp:docPr descr="The summed MSE of x_1 and x_3 under the best decoder as a function of the length ratio |f_3| / |f_1|. Left: the closed-form decoder, in total and split into the two features’ contributions. Right: the closed form against binned decoders of three resolutions, one decoder per feature on the same bins, their MSEs summed. Triangles mark the minima. The dashed line marks the ratio 4.25 used above." title="" id="43" name="Picture"/>
             <a:graphic>
               <a:graphicData uri="http://schemas.openxmlformats.org/drawingml/2006/picture">
                 <pic:pic>
                   <pic:nvPicPr>
-                    <pic:cNvPr descr="figures/opening.png" id="45" name="Picture"/>
+                    <pic:cNvPr descr="figures/asym_sweep.png" id="44" name="Picture"/>
                     <pic:cNvPicPr>
                       <a:picLocks noChangeArrowheads="1" noChangeAspect="1"/>
                     </pic:cNvPicPr>
                   </pic:nvPicPr>
                   <pic:blipFill>
-                    <a:blip r:embed="rId43"/>
+                    <a:blip r:embed="rId42"/>
+                    <a:stretch>
+                      <a:fillRect/>
+                    </a:stretch>
+                  </pic:blipFill>
+                  <pic:spPr bwMode="auto">
+                    <a:xfrm>
+                      <a:off x="0" y="0"/>
+                      <a:ext cx="5334000" cy="1745672"/>
+                    </a:xfrm>
+                    <a:prstGeom prst="rect">
+                      <a:avLst/>
+                    </a:prstGeom>
+                    <a:noFill/>
+                    <a:ln w="9525">
+                      <a:noFill/>
+                      <a:headEnd/>
+                      <a:tailEnd/>
+                    </a:ln>
+                  </pic:spPr>
+                </pic:pic>
+              </a:graphicData>
+            </a:graphic>
+          </wp:inline>
+        </w:drawing>
+      </w:r>
+    </w:p>
+    <w:p>
+      <w:pPr>
+        <w:pStyle w:val="ImageCaption"/>
+      </w:pPr>
+      <w:r>
+        <w:t xml:space="preserve">The summed MSE of</w:t>
+      </w:r>
+      <w:r>
+        <w:t xml:space="preserve"> </w:t>
+      </w:r>
+      <m:oMath>
+        <m:sSub>
+          <m:e>
+            <m:r>
+              <m:t>x</m:t>
+            </m:r>
+          </m:e>
+          <m:sub>
+            <m:r>
+              <m:t>1</m:t>
+            </m:r>
+          </m:sub>
+        </m:sSub>
+      </m:oMath>
+      <w:r>
+        <w:t xml:space="preserve"> </w:t>
+      </w:r>
+      <w:r>
+        <w:t xml:space="preserve">and</w:t>
+      </w:r>
+      <w:r>
+        <w:t xml:space="preserve"> </w:t>
+      </w:r>
+      <m:oMath>
+        <m:sSub>
+          <m:e>
+            <m:r>
+              <m:t>x</m:t>
+            </m:r>
+          </m:e>
+          <m:sub>
+            <m:r>
+              <m:t>3</m:t>
+            </m:r>
+          </m:sub>
+        </m:sSub>
+      </m:oMath>
+      <w:r>
+        <w:t xml:space="preserve"> </w:t>
+      </w:r>
+      <w:r>
+        <w:t xml:space="preserve">under the best decoder as a function of the length ratio</w:t>
+      </w:r>
+      <w:r>
+        <w:t xml:space="preserve"> </w:t>
+      </w:r>
+      <m:oMath>
+        <m:r>
+          <m:rPr>
+            <m:sty m:val="p"/>
+          </m:rPr>
+          <m:t>|</m:t>
+        </m:r>
+        <m:sSub>
+          <m:e>
+            <m:r>
+              <m:t>f</m:t>
+            </m:r>
+          </m:e>
+          <m:sub>
+            <m:r>
+              <m:t>3</m:t>
+            </m:r>
+          </m:sub>
+        </m:sSub>
+        <m:r>
+          <m:rPr>
+            <m:sty m:val="p"/>
+          </m:rPr>
+          <m:t>|</m:t>
+        </m:r>
+        <m:r>
+          <m:rPr>
+            <m:sty m:val="p"/>
+          </m:rPr>
+          <m:t>/</m:t>
+        </m:r>
+        <m:r>
+          <m:rPr>
+            <m:sty m:val="p"/>
+          </m:rPr>
+          <m:t>|</m:t>
+        </m:r>
+        <m:sSub>
+          <m:e>
+            <m:r>
+              <m:t>f</m:t>
+            </m:r>
+          </m:e>
+          <m:sub>
+            <m:r>
+              <m:t>1</m:t>
+            </m:r>
+          </m:sub>
+        </m:sSub>
+        <m:r>
+          <m:rPr>
+            <m:sty m:val="p"/>
+          </m:rPr>
+          <m:t>|</m:t>
+        </m:r>
+      </m:oMath>
+      <w:r>
+        <w:t xml:space="preserve">. Left: the closed-form decoder, in total and split into the two features’ contributions. Right: the closed form against binned decoders of three resolutions, one decoder per feature on the same bins, their MSEs summed. Triangles mark the minima. The dashed line marks the ratio</w:t>
+      </w:r>
+      <w:r>
+        <w:t xml:space="preserve"> </w:t>
+      </w:r>
+      <m:oMath>
+        <m:r>
+          <m:t>4.25</m:t>
+        </m:r>
+      </m:oMath>
+      <w:r>
+        <w:t xml:space="preserve"> </w:t>
+      </w:r>
+      <w:r>
+        <w:t xml:space="preserve">used above.</w:t>
+      </w:r>
+    </w:p>
+    <w:p>
+      <w:pPr>
+        <w:pStyle w:val="BodyText"/>
+      </w:pPr>
+      <w:r>
+        <w:t xml:space="preserve">The closed-form curve first falls, because the error of the lengthened feature vanishes faster than the error of the shortened one grows, but it flattens out at a ratio of about</w:t>
+      </w:r>
+      <w:r>
+        <w:t xml:space="preserve"> </w:t>
+      </w:r>
+      <m:oMath>
+        <m:r>
+          <m:t>3</m:t>
+        </m:r>
+      </m:oMath>
+      <w:r>
+        <w:t xml:space="preserve">–</w:t>
+      </w:r>
+      <m:oMath>
+        <m:r>
+          <m:t>4</m:t>
+        </m:r>
+      </m:oMath>
+      <w:r>
+        <w:t xml:space="preserve"> </w:t>
+      </w:r>
+      <w:r>
+        <w:t xml:space="preserve">(a minimum of</w:t>
+      </w:r>
+      <w:r>
+        <w:t xml:space="preserve"> </w:t>
+      </w:r>
+      <m:oMath>
+        <m:r>
+          <m:t>0.0106</m:t>
+        </m:r>
+      </m:oMath>
+      <w:r>
+        <w:t xml:space="preserve"> </w:t>
+      </w:r>
+      <w:r>
+        <w:t xml:space="preserve">at</w:t>
+      </w:r>
+      <w:r>
+        <w:t xml:space="preserve"> </w:t>
+      </w:r>
+      <m:oMath>
+        <m:r>
+          <m:t>3.4</m:t>
+        </m:r>
+      </m:oMath>
+      <w:r>
+        <w:t xml:space="preserve">, against</w:t>
+      </w:r>
+      <w:r>
+        <w:t xml:space="preserve"> </w:t>
+      </w:r>
+      <m:oMath>
+        <m:r>
+          <m:t>0.0117</m:t>
+        </m:r>
+      </m:oMath>
+      <w:r>
+        <w:t xml:space="preserve"> </w:t>
+      </w:r>
+      <w:r>
+        <w:t xml:space="preserve">for the symmetric pair) and then slowly rises again, toward</w:t>
+      </w:r>
+      <w:r>
+        <w:t xml:space="preserve"> </w:t>
+      </w:r>
+      <m:oMath>
+        <m:r>
+          <m:t>0.0113</m:t>
+        </m:r>
+      </m:oMath>
+      <w:r>
+        <w:t xml:space="preserve">: beyond this point the shortened feature is essentially unreadable whenever its partner is active, and its error dominates the total. Asymmetry therefore helps only up to a moderate ratio, and the optimum is shallow. A binned decoder has its minimum at the same ratio (</w:t>
+      </w:r>
+      <m:oMath>
+        <m:r>
+          <m:t>3.2</m:t>
+        </m:r>
+      </m:oMath>
+      <w:r>
+        <w:t xml:space="preserve">–</w:t>
+      </w:r>
+      <m:oMath>
+        <m:r>
+          <m:t>3.6</m:t>
+        </m:r>
+      </m:oMath>
+      <w:r>
+        <w:t xml:space="preserve"> </w:t>
+      </w:r>
+      <w:r>
+        <w:t xml:space="preserve">for the three resolutions), but is stricter beyond it: once the short embedding becomes comparable to the width of a bin, the readings of the short feature on its own are no longer resolved, and the MSE climbs steeply, the earlier the coarser the bins (with</w:t>
+      </w:r>
+      <w:r>
+        <w:t xml:space="preserve"> </w:t>
+      </w:r>
+      <m:oMath>
+        <m:r>
+          <m:t>50</m:t>
+        </m:r>
+      </m:oMath>
+      <w:r>
+        <w:t xml:space="preserve"> </w:t>
+      </w:r>
+      <w:r>
+        <w:t xml:space="preserve">bins the symmetric pair is better again above a ratio of</w:t>
+      </w:r>
+      <w:r>
+        <w:t xml:space="preserve"> </w:t>
+      </w:r>
+      <m:oMath>
+        <m:r>
+          <m:t>13</m:t>
+        </m:r>
+      </m:oMath>
+      <w:r>
+        <w:t xml:space="preserve">, with</w:t>
+      </w:r>
+      <w:r>
+        <w:t xml:space="preserve"> </w:t>
+      </w:r>
+      <m:oMath>
+        <m:r>
+          <m:t>400</m:t>
+        </m:r>
+      </m:oMath>
+      <w:r>
+        <w:t xml:space="preserve"> </w:t>
+      </w:r>
+      <w:r>
+        <w:t xml:space="preserve">bins above</w:t>
+      </w:r>
+      <w:r>
+        <w:t xml:space="preserve"> </w:t>
+      </w:r>
+      <m:oMath>
+        <m:r>
+          <m:t>89</m:t>
+        </m:r>
+      </m:oMath>
+      <w:r>
+        <w:t xml:space="preserve">).</w:t>
+      </w:r>
+    </w:p>
+    <w:bookmarkEnd w:id="45"/>
+    <w:bookmarkStart w:id="52" w:name="opening-the-antipodal-pairs"/>
+    <w:p>
+      <w:pPr>
+        <w:pStyle w:val="Heading2"/>
+      </w:pPr>
+      <w:r>
+        <w:t xml:space="preserve">“Opening”</w:t>
+      </w:r>
+      <w:r>
+        <w:t xml:space="preserve"> </w:t>
+      </w:r>
+      <w:r>
+        <w:t xml:space="preserve">the antipodal pairs</w:t>
+      </w:r>
+    </w:p>
+    <w:p>
+      <w:pPr>
+        <w:pStyle w:val="FirstParagraph"/>
+      </w:pPr>
+      <w:r>
+        <w:t xml:space="preserve">Another modification boils down to slightly tilting one of the embeddings of a pair with respect to its partner. With this strategy the case of no active features still lands at the origin, and each feature active on its own still lands on its embedding vector, but the co-active case moves off the line into the interior of the parallelogram spanned by the two embeddings.</w:t>
+      </w:r>
+    </w:p>
+    <w:p>
+      <w:pPr>
+        <w:pStyle w:val="CaptionedFigure"/>
+      </w:pPr>
+      <w:r>
+        <w:drawing>
+          <wp:inline>
+            <wp:extent cx="5334000" cy="1552467"/>
+            <wp:effectExtent b="0" l="0" r="0" t="0"/>
+            <wp:docPr descr="Closing vs opening the pair: on the antipodal pair (left) a co-active reading lands on the line, where a single active feature could have produced it; on the opened pair (right) it lands inside the parallelogram, where nothing else can." title="" id="47" name="Picture"/>
+            <a:graphic>
+              <a:graphicData uri="http://schemas.openxmlformats.org/drawingml/2006/picture">
+                <pic:pic>
+                  <pic:nvPicPr>
+                    <pic:cNvPr descr="figures/opening.png" id="48" name="Picture"/>
+                    <pic:cNvPicPr>
+                      <a:picLocks noChangeArrowheads="1" noChangeAspect="1"/>
+                    </pic:cNvPicPr>
+                  </pic:nvPicPr>
+                  <pic:blipFill>
+                    <a:blip r:embed="rId46"/>
                     <a:stretch>
                       <a:fillRect/>
                     </a:stretch>
@@ -3569,25 +3996,27 @@
         <w:pStyle w:val="BodyText"/>
       </w:pPr>
       <w:r>
-        <w:t xml:space="preserve">This allows the decoder to distinguish features that are active on their own from co-active ones, which results in better reconstruction performance.</w:t>
-      </w:r>
-    </w:p>
-    <w:bookmarkEnd w:id="46"/>
-    <w:bookmarkStart w:id="50" w:name="search-for-the-best-strategy"/>
-    <w:p>
-      <w:pPr>
-        <w:pStyle w:val="Heading2"/>
-      </w:pPr>
-      <w:r>
-        <w:t xml:space="preserve">Search for the best strategy</w:t>
-      </w:r>
-    </w:p>
-    <w:p>
-      <w:pPr>
-        <w:pStyle w:val="FirstParagraph"/>
-      </w:pPr>
-      <w:r>
-        <w:t xml:space="preserve">We close this section by investigating what is in fact the best strategy for a linear encoder followed by a decoder that is restricted to no particular function class and is limited only by the resolution of the bins used to compute it.</w:t>
+        <w:t xml:space="preserve">This allows the decoder to distinguish features that are active on their own from co-active ones, which results in better reconstruction performance. In fact, a decoder of infinite resolution would be able to distinguish the co-activation at an arbitrarily small opening angle, since the co-active readings leave the line as soon as</w:t>
+      </w:r>
+      <w:r>
+        <w:t xml:space="preserve"> </w:t>
+      </w:r>
+      <m:oMath>
+        <m:r>
+          <m:t>ε</m:t>
+        </m:r>
+        <m:r>
+          <m:rPr>
+            <m:sty m:val="p"/>
+          </m:rPr>
+          <m:t>&gt;</m:t>
+        </m:r>
+        <m:r>
+          <m:t>0</m:t>
+        </m:r>
+      </m:oMath>
+      <w:r>
+        <w:t xml:space="preserve">.</w:t>
       </w:r>
     </w:p>
     <w:p>
@@ -3595,38 +4024,23 @@
         <w:pStyle w:val="BodyText"/>
       </w:pPr>
       <w:r>
-        <w:t xml:space="preserve">We do this by a free search over the encoder geometry. For an unconstrained decoder the angle between the two pair lines does not matter, so we may pin two of the embeddings to the axes and let the remaining two be arbitrary vectors in the plane, described by their angle and length. Every geometry is scored by the MSE of a decoder obtained numerically, as in</w:t>
-      </w:r>
-      <w:r>
-        <w:t xml:space="preserve"> </w:t>
-      </w:r>
-      <w:r>
-        <w:t xml:space="preserve">“Decoder from data samples alone”</w:t>
-      </w:r>
-      <w:r>
-        <w:t xml:space="preserve"> </w:t>
-      </w:r>
-      <w:r>
-        <w:t xml:space="preserve">but with two-dimensional bins. The four parameters are optimized by a random search followed by local descent.</w:t>
-      </w:r>
-    </w:p>
-    <w:p>
-      <w:pPr>
-        <w:pStyle w:val="BodyText"/>
-      </w:pPr>
-      <w:r>
-        <w:t xml:space="preserve">The search finds that the two free embeddings settle almost antipodal to the pinned ones, much shorter than them, and slightly tilted, each toward the long embedding of the other pair. The</w:t>
-      </w:r>
-      <w:r>
-        <w:t xml:space="preserve"> </w:t>
-      </w:r>
-      <m:oMath>
-        <m:r>
-          <m:rPr>
-            <m:sty m:val="p"/>
-          </m:rPr>
-          <m:t>(</m:t>
-        </m:r>
+        <w:t xml:space="preserve">However, trained models have finite resolution. Below we investigate its effects by studying what a binned decoder is actually capable of. We keep the length ratio of both pairs equal to</w:t>
+      </w:r>
+      <w:r>
+        <w:t xml:space="preserve"> </w:t>
+      </w:r>
+      <m:oMath>
+        <m:r>
+          <m:t>1</m:t>
+        </m:r>
+      </m:oMath>
+      <w:r>
+        <w:t xml:space="preserve">, tilt</w:t>
+      </w:r>
+      <w:r>
+        <w:t xml:space="preserve"> </w:t>
+      </w:r>
+      <m:oMath>
         <m:sSub>
           <m:e>
             <m:r>
@@ -3635,16 +4049,21 @@
           </m:e>
           <m:sub>
             <m:r>
-              <m:t>1</m:t>
+              <m:t>3</m:t>
             </m:r>
           </m:sub>
         </m:sSub>
-        <m:r>
-          <m:rPr>
-            <m:sty m:val="p"/>
-          </m:rPr>
-          <m:t>,</m:t>
-        </m:r>
+      </m:oMath>
+      <w:r>
+        <w:t xml:space="preserve"> </w:t>
+      </w:r>
+      <w:r>
+        <w:t xml:space="preserve">off the antipode of</w:t>
+      </w:r>
+      <w:r>
+        <w:t xml:space="preserve"> </w:t>
+      </w:r>
+      <m:oMath>
         <m:sSub>
           <m:e>
             <m:r>
@@ -3653,348 +4072,41 @@
           </m:e>
           <m:sub>
             <m:r>
-              <m:t>3</m:t>
+              <m:t>1</m:t>
             </m:r>
           </m:sub>
         </m:sSub>
-        <m:r>
-          <m:rPr>
-            <m:sty m:val="p"/>
-          </m:rPr>
-          <m:t>)</m:t>
-        </m:r>
-      </m:oMath>
-      <w:r>
-        <w:t xml:space="preserve"> </w:t>
-      </w:r>
-      <w:r>
-        <w:t xml:space="preserve">pair is opened by</w:t>
-      </w:r>
-      <w:r>
-        <w:t xml:space="preserve"> </w:t>
-      </w:r>
-      <m:oMath>
-        <m:sSup>
-          <m:e>
-            <m:r>
-              <m:t>20.7</m:t>
-            </m:r>
-          </m:e>
-          <m:sup>
-            <m:r>
-              <m:rPr>
-                <m:sty m:val="p"/>
-              </m:rPr>
-              <m:t>∘</m:t>
-            </m:r>
-          </m:sup>
-        </m:sSup>
-      </m:oMath>
-      <w:r>
-        <w:t xml:space="preserve"> </w:t>
-      </w:r>
-      <w:r>
-        <w:t xml:space="preserve">with a length ratio</w:t>
-      </w:r>
-      <w:r>
-        <w:t xml:space="preserve"> </w:t>
-      </w:r>
-      <m:oMath>
-        <m:r>
-          <m:rPr>
-            <m:sty m:val="p"/>
-          </m:rPr>
-          <m:t>|</m:t>
-        </m:r>
-        <m:sSub>
-          <m:e>
-            <m:r>
-              <m:t>f</m:t>
-            </m:r>
-          </m:e>
-          <m:sub>
-            <m:r>
-              <m:t>3</m:t>
-            </m:r>
-          </m:sub>
-        </m:sSub>
-        <m:r>
-          <m:rPr>
-            <m:sty m:val="p"/>
-          </m:rPr>
-          <m:t>|</m:t>
-        </m:r>
-        <m:r>
-          <m:rPr>
-            <m:sty m:val="p"/>
-          </m:rPr>
-          <m:t>/</m:t>
-        </m:r>
-        <m:r>
-          <m:rPr>
-            <m:sty m:val="p"/>
-          </m:rPr>
-          <m:t>|</m:t>
-        </m:r>
-        <m:sSub>
-          <m:e>
-            <m:r>
-              <m:t>f</m:t>
-            </m:r>
-          </m:e>
-          <m:sub>
-            <m:r>
-              <m:t>1</m:t>
-            </m:r>
-          </m:sub>
-        </m:sSub>
-        <m:r>
-          <m:rPr>
-            <m:sty m:val="p"/>
-          </m:rPr>
-          <m:t>|</m:t>
-        </m:r>
-        <m:r>
-          <m:rPr>
-            <m:sty m:val="p"/>
-          </m:rPr>
-          <m:t>=</m:t>
-        </m:r>
-        <m:r>
-          <m:t>13.5</m:t>
-        </m:r>
-      </m:oMath>
-      <w:r>
-        <w:t xml:space="preserve">, and the</w:t>
-      </w:r>
-      <w:r>
-        <w:t xml:space="preserve"> </w:t>
-      </w:r>
-      <m:oMath>
-        <m:r>
-          <m:rPr>
-            <m:sty m:val="p"/>
-          </m:rPr>
-          <m:t>(</m:t>
-        </m:r>
-        <m:sSub>
-          <m:e>
-            <m:r>
-              <m:t>f</m:t>
-            </m:r>
-          </m:e>
-          <m:sub>
-            <m:r>
-              <m:t>2</m:t>
-            </m:r>
-          </m:sub>
-        </m:sSub>
-        <m:r>
-          <m:rPr>
-            <m:sty m:val="p"/>
-          </m:rPr>
-          <m:t>,</m:t>
-        </m:r>
-        <m:sSub>
-          <m:e>
-            <m:r>
-              <m:t>f</m:t>
-            </m:r>
-          </m:e>
-          <m:sub>
-            <m:r>
-              <m:t>4</m:t>
-            </m:r>
-          </m:sub>
-        </m:sSub>
-        <m:r>
-          <m:rPr>
-            <m:sty m:val="p"/>
-          </m:rPr>
-          <m:t>)</m:t>
-        </m:r>
-      </m:oMath>
-      <w:r>
-        <w:t xml:space="preserve"> </w:t>
-      </w:r>
-      <w:r>
-        <w:t xml:space="preserve">pair by</w:t>
-      </w:r>
-      <w:r>
-        <w:t xml:space="preserve"> </w:t>
-      </w:r>
-      <m:oMath>
-        <m:sSup>
-          <m:e>
-            <m:r>
-              <m:t>20.4</m:t>
-            </m:r>
-          </m:e>
-          <m:sup>
-            <m:r>
-              <m:rPr>
-                <m:sty m:val="p"/>
-              </m:rPr>
-              <m:t>∘</m:t>
-            </m:r>
-          </m:sup>
-        </m:sSup>
-      </m:oMath>
-      <w:r>
-        <w:t xml:space="preserve"> </w:t>
-      </w:r>
-      <w:r>
-        <w:t xml:space="preserve">with</w:t>
-      </w:r>
-      <w:r>
-        <w:t xml:space="preserve"> </w:t>
-      </w:r>
-      <m:oMath>
-        <m:r>
-          <m:rPr>
-            <m:sty m:val="p"/>
-          </m:rPr>
-          <m:t>|</m:t>
-        </m:r>
-        <m:sSub>
-          <m:e>
-            <m:r>
-              <m:t>f</m:t>
-            </m:r>
-          </m:e>
-          <m:sub>
-            <m:r>
-              <m:t>4</m:t>
-            </m:r>
-          </m:sub>
-        </m:sSub>
-        <m:r>
-          <m:rPr>
-            <m:sty m:val="p"/>
-          </m:rPr>
-          <m:t>|</m:t>
-        </m:r>
-        <m:r>
-          <m:rPr>
-            <m:sty m:val="p"/>
-          </m:rPr>
-          <m:t>/</m:t>
-        </m:r>
-        <m:r>
-          <m:rPr>
-            <m:sty m:val="p"/>
-          </m:rPr>
-          <m:t>|</m:t>
-        </m:r>
-        <m:sSub>
-          <m:e>
-            <m:r>
-              <m:t>f</m:t>
-            </m:r>
-          </m:e>
-          <m:sub>
-            <m:r>
-              <m:t>2</m:t>
-            </m:r>
-          </m:sub>
-        </m:sSub>
-        <m:r>
-          <m:rPr>
-            <m:sty m:val="p"/>
-          </m:rPr>
-          <m:t>|</m:t>
-        </m:r>
-        <m:r>
-          <m:rPr>
-            <m:sty m:val="p"/>
-          </m:rPr>
-          <m:t>=</m:t>
-        </m:r>
-        <m:r>
-          <m:t>13.0</m:t>
-        </m:r>
-      </m:oMath>
-      <w:r>
-        <w:t xml:space="preserve">, reaching an MSE floor of</w:t>
-      </w:r>
-      <w:r>
-        <w:t xml:space="preserve"> </w:t>
-      </w:r>
-      <m:oMath>
-        <m:r>
-          <m:t>0.00221</m:t>
-        </m:r>
-      </m:oMath>
-      <w:r>
-        <w:t xml:space="preserve"> </w:t>
-      </w:r>
-      <w:r>
-        <w:t xml:space="preserve">per feature, against</w:t>
-      </w:r>
-      <w:r>
-        <w:t xml:space="preserve"> </w:t>
-      </w:r>
-      <m:oMath>
-        <m:r>
-          <m:t>0.0056</m:t>
-        </m:r>
-      </m:oMath>
-      <w:r>
-        <w:t xml:space="preserve"> </w:t>
-      </w:r>
-      <w:r>
-        <w:t xml:space="preserve">for the closed symmetric pairs decoded at the same resolution (</w:t>
-      </w:r>
-      <m:oMath>
-        <m:sSup>
-          <m:e>
-            <m:r>
-              <m:t>2</m:t>
-            </m:r>
-          </m:e>
-          <m:sup>
-            <m:r>
-              <m:t>19</m:t>
-            </m:r>
-          </m:sup>
-        </m:sSup>
-      </m:oMath>
-      <w:r>
-        <w:t xml:space="preserve"> </w:t>
-      </w:r>
-      <w:r>
-        <w:t xml:space="preserve">samples,</w:t>
-      </w:r>
-      <w:r>
-        <w:t xml:space="preserve"> </w:t>
-      </w:r>
-      <m:oMath>
-        <m:r>
-          <m:t>96</m:t>
-        </m:r>
-        <m:r>
-          <m:rPr>
-            <m:sty m:val="p"/>
-          </m:rPr>
-          <m:t>×</m:t>
-        </m:r>
-        <m:r>
-          <m:t>96</m:t>
-        </m:r>
-      </m:oMath>
-      <w:r>
-        <w:t xml:space="preserve"> </w:t>
-      </w:r>
-      <w:r>
-        <w:t xml:space="preserve">bins). The opening angle and the length ratio are resolution effects. A closed-form solution tells us that the cost keeps decreasing as the angle between the feature pair approaches 0, without ever reaching it, so an ideal decoder would open them by an arbitrarily small angle. However, a decoder of finite sharpness (a binned one, or a trained network) settles on a finite opening, and the finer its resolution, the shorter the embeddings it can still read, so the length ratio grows with the resolution as well.</w:t>
-      </w:r>
-    </w:p>
-    <w:p>
-      <w:pPr>
-        <w:pStyle w:val="BodyText"/>
-      </w:pPr>
-      <w:r>
-        <w:t xml:space="preserve">Below we present the geometry obtained by the above search along with regions indicating the co-occurrence of various feature pairs.</w:t>
+      </m:oMath>
+      <w:r>
+        <w:t xml:space="preserve"> </w:t>
+      </w:r>
+      <w:r>
+        <w:t xml:space="preserve">by</w:t>
+      </w:r>
+      <w:r>
+        <w:t xml:space="preserve"> </w:t>
+      </w:r>
+      <m:oMath>
+        <m:r>
+          <m:t>ε</m:t>
+        </m:r>
+      </m:oMath>
+      <w:r>
+        <w:t xml:space="preserve">, keep the other pair closed, and score every</w:t>
+      </w:r>
+      <w:r>
+        <w:t xml:space="preserve"> </w:t>
+      </w:r>
+      <m:oMath>
+        <m:r>
+          <m:t>ε</m:t>
+        </m:r>
+      </m:oMath>
+      <w:r>
+        <w:t xml:space="preserve"> </w:t>
+      </w:r>
+      <w:r>
+        <w:t xml:space="preserve">with binned decoders of three resolutions. The bins are now square cells covering the 2D plane of readings, and again every feature gets its own decoder, which predicts the feature’s mean value over the samples that land in the same cell. Since all four features are now involved, we report the MSE as defined in the Setup, i.e. averaged over the four features.</w:t>
       </w:r>
     </w:p>
     <w:p>
@@ -4004,20 +4116,260 @@
       <w:r>
         <w:drawing>
           <wp:inline>
-            <wp:extent cx="5334000" cy="4989870"/>
+            <wp:extent cx="5334000" cy="3118338"/>
             <wp:effectExtent b="0" l="0" r="0" t="0"/>
-            <wp:docPr descr="The geometry found by the search, with a zoom on the origin as an inset: the pair (f_1, f_3) opened by 20.7^\circ at length ratio 13.5, the pair (f_2, f_4) by 20.4^\circ at 13.0. Each shaded parallelogram is the region where the readings of two co-active features land; the two thin orange slivers along the axes belong to the pairs." title="" id="48" name="Picture"/>
+            <wp:docPr descr="The MSE of the binned decoder as a function of the opening angle \varepsilon of the pair (f_1, f_3), the pair (f_2, f_4) closed, averaged over the four features, for three resolutions, one decoder per feature on the same cells (triangles mark the minima)." title="" id="50" name="Picture"/>
             <a:graphic>
               <a:graphicData uri="http://schemas.openxmlformats.org/drawingml/2006/picture">
                 <pic:pic>
                   <pic:nvPicPr>
-                    <pic:cNvPr descr="figures/optimal_geometry.png" id="49" name="Picture"/>
+                    <pic:cNvPr descr="figures/opening_sweep.png" id="51" name="Picture"/>
                     <pic:cNvPicPr>
                       <a:picLocks noChangeArrowheads="1" noChangeAspect="1"/>
                     </pic:cNvPicPr>
                   </pic:nvPicPr>
                   <pic:blipFill>
-                    <a:blip r:embed="rId47"/>
+                    <a:blip r:embed="rId49"/>
+                    <a:stretch>
+                      <a:fillRect/>
+                    </a:stretch>
+                  </pic:blipFill>
+                  <pic:spPr bwMode="auto">
+                    <a:xfrm>
+                      <a:off x="0" y="0"/>
+                      <a:ext cx="5334000" cy="3118338"/>
+                    </a:xfrm>
+                    <a:prstGeom prst="rect">
+                      <a:avLst/>
+                    </a:prstGeom>
+                    <a:noFill/>
+                    <a:ln w="9525">
+                      <a:noFill/>
+                      <a:headEnd/>
+                      <a:tailEnd/>
+                    </a:ln>
+                  </pic:spPr>
+                </pic:pic>
+              </a:graphicData>
+            </a:graphic>
+          </wp:inline>
+        </w:drawing>
+      </w:r>
+    </w:p>
+    <w:p>
+      <w:pPr>
+        <w:pStyle w:val="ImageCaption"/>
+      </w:pPr>
+      <w:r>
+        <w:t xml:space="preserve">The MSE of the binned decoder as a function of the opening angle</w:t>
+      </w:r>
+      <w:r>
+        <w:t xml:space="preserve"> </w:t>
+      </w:r>
+      <m:oMath>
+        <m:r>
+          <m:t>ε</m:t>
+        </m:r>
+      </m:oMath>
+      <w:r>
+        <w:t xml:space="preserve"> </w:t>
+      </w:r>
+      <w:r>
+        <w:t xml:space="preserve">of the pair</w:t>
+      </w:r>
+      <w:r>
+        <w:t xml:space="preserve"> </w:t>
+      </w:r>
+      <m:oMath>
+        <m:r>
+          <m:rPr>
+            <m:sty m:val="p"/>
+          </m:rPr>
+          <m:t>(</m:t>
+        </m:r>
+        <m:sSub>
+          <m:e>
+            <m:r>
+              <m:t>f</m:t>
+            </m:r>
+          </m:e>
+          <m:sub>
+            <m:r>
+              <m:t>1</m:t>
+            </m:r>
+          </m:sub>
+        </m:sSub>
+        <m:r>
+          <m:rPr>
+            <m:sty m:val="p"/>
+          </m:rPr>
+          <m:t>,</m:t>
+        </m:r>
+        <m:sSub>
+          <m:e>
+            <m:r>
+              <m:t>f</m:t>
+            </m:r>
+          </m:e>
+          <m:sub>
+            <m:r>
+              <m:t>3</m:t>
+            </m:r>
+          </m:sub>
+        </m:sSub>
+        <m:r>
+          <m:rPr>
+            <m:sty m:val="p"/>
+          </m:rPr>
+          <m:t>)</m:t>
+        </m:r>
+      </m:oMath>
+      <w:r>
+        <w:t xml:space="preserve">, the pair</w:t>
+      </w:r>
+      <w:r>
+        <w:t xml:space="preserve"> </w:t>
+      </w:r>
+      <m:oMath>
+        <m:r>
+          <m:rPr>
+            <m:sty m:val="p"/>
+          </m:rPr>
+          <m:t>(</m:t>
+        </m:r>
+        <m:sSub>
+          <m:e>
+            <m:r>
+              <m:t>f</m:t>
+            </m:r>
+          </m:e>
+          <m:sub>
+            <m:r>
+              <m:t>2</m:t>
+            </m:r>
+          </m:sub>
+        </m:sSub>
+        <m:r>
+          <m:rPr>
+            <m:sty m:val="p"/>
+          </m:rPr>
+          <m:t>,</m:t>
+        </m:r>
+        <m:sSub>
+          <m:e>
+            <m:r>
+              <m:t>f</m:t>
+            </m:r>
+          </m:e>
+          <m:sub>
+            <m:r>
+              <m:t>4</m:t>
+            </m:r>
+          </m:sub>
+        </m:sSub>
+        <m:r>
+          <m:rPr>
+            <m:sty m:val="p"/>
+          </m:rPr>
+          <m:t>)</m:t>
+        </m:r>
+      </m:oMath>
+      <w:r>
+        <w:t xml:space="preserve"> </w:t>
+      </w:r>
+      <w:r>
+        <w:t xml:space="preserve">closed, averaged over the four features, for three resolutions, one decoder per feature on the same cells (triangles mark the minima).</w:t>
+      </w:r>
+    </w:p>
+    <w:p>
+      <w:pPr>
+        <w:pStyle w:val="BodyText"/>
+      </w:pPr>
+      <w:r>
+        <w:t xml:space="preserve">The MSE has its minimum at a finite opening, which moves toward zero as the bins get finer. But why does the MSE not stay constant once</w:t>
+      </w:r>
+      <w:r>
+        <w:t xml:space="preserve"> </w:t>
+      </w:r>
+      <m:oMath>
+        <m:r>
+          <m:t>ε</m:t>
+        </m:r>
+      </m:oMath>
+      <w:r>
+        <w:t xml:space="preserve"> </w:t>
+      </w:r>
+      <w:r>
+        <w:t xml:space="preserve">surpasses this threshold for a given binning? This is because opening one pair makes it interfere with the readings of the other pair. We will study this in more depth in the next section.</w:t>
+      </w:r>
+    </w:p>
+    <w:bookmarkEnd w:id="52"/>
+    <w:bookmarkStart w:id="59" w:name="search-for-the-best-strategy"/>
+    <w:p>
+      <w:pPr>
+        <w:pStyle w:val="Heading2"/>
+      </w:pPr>
+      <w:r>
+        <w:t xml:space="preserve">Search for the best strategy</w:t>
+      </w:r>
+    </w:p>
+    <w:p>
+      <w:pPr>
+        <w:pStyle w:val="FirstParagraph"/>
+      </w:pPr>
+      <w:r>
+        <w:t xml:space="preserve">We close this section by investigating what is in fact the best strategy for a linear encoder followed by a decoder that is restricted to no particular function class and is limited only by the resolution of the bins used to compute it.</w:t>
+      </w:r>
+    </w:p>
+    <w:p>
+      <w:pPr>
+        <w:pStyle w:val="BodyText"/>
+      </w:pPr>
+      <w:r>
+        <w:t xml:space="preserve">We do this by a free search over the encoder geometry. For an unconstrained decoder the angle between the two pair lines does not matter, so we may pin two of the embeddings to the axes and let the remaining two be arbitrary vectors in the plane, described by their angle and length. Every geometry is scored by the MSE of a decoder obtained numerically, as in</w:t>
+      </w:r>
+      <w:r>
+        <w:t xml:space="preserve"> </w:t>
+      </w:r>
+      <w:r>
+        <w:t xml:space="preserve">“Decoder from data samples alone”</w:t>
+      </w:r>
+      <w:r>
+        <w:t xml:space="preserve"> </w:t>
+      </w:r>
+      <w:r>
+        <w:t xml:space="preserve">but with two-dimensional bins. The four parameters are optimized by a random search followed by local descent.</w:t>
+      </w:r>
+    </w:p>
+    <w:p>
+      <w:pPr>
+        <w:pStyle w:val="BodyText"/>
+      </w:pPr>
+      <w:r>
+        <w:t xml:space="preserve">Below we present the geometry obtained by the above search along with regions indicating the co-occurrence of various feature pairs.</w:t>
+      </w:r>
+    </w:p>
+    <w:p>
+      <w:pPr>
+        <w:pStyle w:val="CaptionedFigure"/>
+      </w:pPr>
+      <w:r>
+        <w:drawing>
+          <wp:inline>
+            <wp:extent cx="5334000" cy="4989870"/>
+            <wp:effectExtent b="0" l="0" r="0" t="0"/>
+            <wp:docPr descr="The geometry found by the search, with a zoom on the origin as an inset: the pair (f_1, f_3) opened by 20.7^\circ at length ratio 13.5, the pair (f_2, f_4) by 20.4^\circ at 13.0. Each shaded parallelogram is the region where the readings of two co-active features land; the two thin orange slivers along the axes belong to the pairs." title="" id="54" name="Picture"/>
+            <a:graphic>
+              <a:graphicData uri="http://schemas.openxmlformats.org/drawingml/2006/picture">
+                <pic:pic>
+                  <pic:nvPicPr>
+                    <pic:cNvPr descr="figures/optimal_geometry.png" id="55" name="Picture"/>
+                    <pic:cNvPicPr>
+                      <a:picLocks noChangeArrowheads="1" noChangeAspect="1"/>
+                    </pic:cNvPicPr>
+                  </pic:nvPicPr>
+                  <pic:blipFill>
+                    <a:blip r:embed="rId53"/>
                     <a:stretch>
                       <a:fillRect/>
                     </a:stretch>
@@ -4232,23 +4584,603 @@
         <w:t xml:space="preserve">. Each shaded parallelogram is the region where the readings of two co-active features land; the two thin orange slivers along the axes belong to the pairs.</w:t>
       </w:r>
     </w:p>
-    <w:bookmarkEnd w:id="50"/>
-    <w:bookmarkEnd w:id="51"/>
-    <w:bookmarkStart w:id="72" w:name="a-models-strategy-depends-on-its-depth"/>
-    <w:p>
-      <w:pPr>
-        <w:pStyle w:val="Heading1"/>
-      </w:pPr>
-      <w:r>
-        <w:t xml:space="preserve">A model’s strategy depends on its depth</w:t>
-      </w:r>
-    </w:p>
-    <w:p>
-      <w:pPr>
-        <w:pStyle w:val="FirstParagraph"/>
-      </w:pPr>
-      <w:r>
-        <w:t xml:space="preserve">Knowing what a good strategy is under the general constraints, let us now turn to what the trained models actually do. Below we present representative geometries of models with one and with four bilinear layers.</w:t>
+    <w:p>
+      <w:pPr>
+        <w:pStyle w:val="BodyText"/>
+      </w:pPr>
+      <w:r>
+        <w:t xml:space="preserve">The search finds that the two free embeddings settle almost antipodal to the pinned ones, much shorter than them, and slightly tilted, each toward the long embedding of the other pair. The</w:t>
+      </w:r>
+      <w:r>
+        <w:t xml:space="preserve"> </w:t>
+      </w:r>
+      <m:oMath>
+        <m:r>
+          <m:rPr>
+            <m:sty m:val="p"/>
+          </m:rPr>
+          <m:t>(</m:t>
+        </m:r>
+        <m:sSub>
+          <m:e>
+            <m:r>
+              <m:t>f</m:t>
+            </m:r>
+          </m:e>
+          <m:sub>
+            <m:r>
+              <m:t>1</m:t>
+            </m:r>
+          </m:sub>
+        </m:sSub>
+        <m:r>
+          <m:rPr>
+            <m:sty m:val="p"/>
+          </m:rPr>
+          <m:t>,</m:t>
+        </m:r>
+        <m:sSub>
+          <m:e>
+            <m:r>
+              <m:t>f</m:t>
+            </m:r>
+          </m:e>
+          <m:sub>
+            <m:r>
+              <m:t>3</m:t>
+            </m:r>
+          </m:sub>
+        </m:sSub>
+        <m:r>
+          <m:rPr>
+            <m:sty m:val="p"/>
+          </m:rPr>
+          <m:t>)</m:t>
+        </m:r>
+      </m:oMath>
+      <w:r>
+        <w:t xml:space="preserve"> </w:t>
+      </w:r>
+      <w:r>
+        <w:t xml:space="preserve">pair is opened by</w:t>
+      </w:r>
+      <w:r>
+        <w:t xml:space="preserve"> </w:t>
+      </w:r>
+      <m:oMath>
+        <m:sSup>
+          <m:e>
+            <m:r>
+              <m:t>20.7</m:t>
+            </m:r>
+          </m:e>
+          <m:sup>
+            <m:r>
+              <m:rPr>
+                <m:sty m:val="p"/>
+              </m:rPr>
+              <m:t>∘</m:t>
+            </m:r>
+          </m:sup>
+        </m:sSup>
+      </m:oMath>
+      <w:r>
+        <w:t xml:space="preserve"> </w:t>
+      </w:r>
+      <w:r>
+        <w:t xml:space="preserve">with a length ratio</w:t>
+      </w:r>
+      <w:r>
+        <w:t xml:space="preserve"> </w:t>
+      </w:r>
+      <m:oMath>
+        <m:r>
+          <m:rPr>
+            <m:sty m:val="p"/>
+          </m:rPr>
+          <m:t>|</m:t>
+        </m:r>
+        <m:sSub>
+          <m:e>
+            <m:r>
+              <m:t>f</m:t>
+            </m:r>
+          </m:e>
+          <m:sub>
+            <m:r>
+              <m:t>3</m:t>
+            </m:r>
+          </m:sub>
+        </m:sSub>
+        <m:r>
+          <m:rPr>
+            <m:sty m:val="p"/>
+          </m:rPr>
+          <m:t>|</m:t>
+        </m:r>
+        <m:r>
+          <m:rPr>
+            <m:sty m:val="p"/>
+          </m:rPr>
+          <m:t>/</m:t>
+        </m:r>
+        <m:r>
+          <m:rPr>
+            <m:sty m:val="p"/>
+          </m:rPr>
+          <m:t>|</m:t>
+        </m:r>
+        <m:sSub>
+          <m:e>
+            <m:r>
+              <m:t>f</m:t>
+            </m:r>
+          </m:e>
+          <m:sub>
+            <m:r>
+              <m:t>1</m:t>
+            </m:r>
+          </m:sub>
+        </m:sSub>
+        <m:r>
+          <m:rPr>
+            <m:sty m:val="p"/>
+          </m:rPr>
+          <m:t>|</m:t>
+        </m:r>
+        <m:r>
+          <m:rPr>
+            <m:sty m:val="p"/>
+          </m:rPr>
+          <m:t>=</m:t>
+        </m:r>
+        <m:r>
+          <m:t>13.5</m:t>
+        </m:r>
+      </m:oMath>
+      <w:r>
+        <w:t xml:space="preserve">, and the</w:t>
+      </w:r>
+      <w:r>
+        <w:t xml:space="preserve"> </w:t>
+      </w:r>
+      <m:oMath>
+        <m:r>
+          <m:rPr>
+            <m:sty m:val="p"/>
+          </m:rPr>
+          <m:t>(</m:t>
+        </m:r>
+        <m:sSub>
+          <m:e>
+            <m:r>
+              <m:t>f</m:t>
+            </m:r>
+          </m:e>
+          <m:sub>
+            <m:r>
+              <m:t>2</m:t>
+            </m:r>
+          </m:sub>
+        </m:sSub>
+        <m:r>
+          <m:rPr>
+            <m:sty m:val="p"/>
+          </m:rPr>
+          <m:t>,</m:t>
+        </m:r>
+        <m:sSub>
+          <m:e>
+            <m:r>
+              <m:t>f</m:t>
+            </m:r>
+          </m:e>
+          <m:sub>
+            <m:r>
+              <m:t>4</m:t>
+            </m:r>
+          </m:sub>
+        </m:sSub>
+        <m:r>
+          <m:rPr>
+            <m:sty m:val="p"/>
+          </m:rPr>
+          <m:t>)</m:t>
+        </m:r>
+      </m:oMath>
+      <w:r>
+        <w:t xml:space="preserve"> </w:t>
+      </w:r>
+      <w:r>
+        <w:t xml:space="preserve">pair by</w:t>
+      </w:r>
+      <w:r>
+        <w:t xml:space="preserve"> </w:t>
+      </w:r>
+      <m:oMath>
+        <m:sSup>
+          <m:e>
+            <m:r>
+              <m:t>20.4</m:t>
+            </m:r>
+          </m:e>
+          <m:sup>
+            <m:r>
+              <m:rPr>
+                <m:sty m:val="p"/>
+              </m:rPr>
+              <m:t>∘</m:t>
+            </m:r>
+          </m:sup>
+        </m:sSup>
+      </m:oMath>
+      <w:r>
+        <w:t xml:space="preserve"> </w:t>
+      </w:r>
+      <w:r>
+        <w:t xml:space="preserve">with</w:t>
+      </w:r>
+      <w:r>
+        <w:t xml:space="preserve"> </w:t>
+      </w:r>
+      <m:oMath>
+        <m:r>
+          <m:rPr>
+            <m:sty m:val="p"/>
+          </m:rPr>
+          <m:t>|</m:t>
+        </m:r>
+        <m:sSub>
+          <m:e>
+            <m:r>
+              <m:t>f</m:t>
+            </m:r>
+          </m:e>
+          <m:sub>
+            <m:r>
+              <m:t>4</m:t>
+            </m:r>
+          </m:sub>
+        </m:sSub>
+        <m:r>
+          <m:rPr>
+            <m:sty m:val="p"/>
+          </m:rPr>
+          <m:t>|</m:t>
+        </m:r>
+        <m:r>
+          <m:rPr>
+            <m:sty m:val="p"/>
+          </m:rPr>
+          <m:t>/</m:t>
+        </m:r>
+        <m:r>
+          <m:rPr>
+            <m:sty m:val="p"/>
+          </m:rPr>
+          <m:t>|</m:t>
+        </m:r>
+        <m:sSub>
+          <m:e>
+            <m:r>
+              <m:t>f</m:t>
+            </m:r>
+          </m:e>
+          <m:sub>
+            <m:r>
+              <m:t>2</m:t>
+            </m:r>
+          </m:sub>
+        </m:sSub>
+        <m:r>
+          <m:rPr>
+            <m:sty m:val="p"/>
+          </m:rPr>
+          <m:t>|</m:t>
+        </m:r>
+        <m:r>
+          <m:rPr>
+            <m:sty m:val="p"/>
+          </m:rPr>
+          <m:t>=</m:t>
+        </m:r>
+        <m:r>
+          <m:t>13.0</m:t>
+        </m:r>
+      </m:oMath>
+      <w:r>
+        <w:t xml:space="preserve">, reaching an MSE floor of</w:t>
+      </w:r>
+      <w:r>
+        <w:t xml:space="preserve"> </w:t>
+      </w:r>
+      <m:oMath>
+        <m:r>
+          <m:t>0.00221</m:t>
+        </m:r>
+      </m:oMath>
+      <w:r>
+        <w:t xml:space="preserve"> </w:t>
+      </w:r>
+      <w:r>
+        <w:t xml:space="preserve">per feature, against</w:t>
+      </w:r>
+      <w:r>
+        <w:t xml:space="preserve"> </w:t>
+      </w:r>
+      <m:oMath>
+        <m:r>
+          <m:t>0.0056</m:t>
+        </m:r>
+      </m:oMath>
+      <w:r>
+        <w:t xml:space="preserve"> </w:t>
+      </w:r>
+      <w:r>
+        <w:t xml:space="preserve">for the closed symmetric pairs decoded at the same resolution (</w:t>
+      </w:r>
+      <m:oMath>
+        <m:r>
+          <m:t>96</m:t>
+        </m:r>
+        <m:r>
+          <m:rPr>
+            <m:sty m:val="p"/>
+          </m:rPr>
+          <m:t>×</m:t>
+        </m:r>
+        <m:r>
+          <m:t>96</m:t>
+        </m:r>
+      </m:oMath>
+      <w:r>
+        <w:t xml:space="preserve"> </w:t>
+      </w:r>
+      <w:r>
+        <w:t xml:space="preserve">bins).</w:t>
+      </w:r>
+    </w:p>
+    <w:p>
+      <w:pPr>
+        <w:pStyle w:val="BodyText"/>
+      </w:pPr>
+      <w:r>
+        <w:t xml:space="preserve">Surprisingly, the length ratio found by the search is far larger than the</w:t>
+      </w:r>
+      <w:r>
+        <w:t xml:space="preserve"> </w:t>
+      </w:r>
+      <m:oMath>
+        <m:r>
+          <m:t>3</m:t>
+        </m:r>
+      </m:oMath>
+      <w:r>
+        <w:t xml:space="preserve">–</w:t>
+      </w:r>
+      <m:oMath>
+        <m:r>
+          <m:t>4</m:t>
+        </m:r>
+      </m:oMath>
+      <w:r>
+        <w:t xml:space="preserve"> </w:t>
+      </w:r>
+      <w:r>
+        <w:t xml:space="preserve">that was optimal for a closed pair, for the binned decoders just as for the closed form. However, this is not a contradiction. The limiting factor in the closed pair case was that the two readings still occupied the same 1D line segment, so whenever two features were co-active, their contributions were mixed together. The moment one of the features is tilted, the co-active case moves into the interior of the parallelogram and can be distinguished by the decoder. But, as mentioned before, this comes at the price of interfering with the features of the second pair, and the best solution of finite resolution accommodates for that by shrinking the feature even more.</w:t>
+      </w:r>
+    </w:p>
+    <w:p>
+      <w:pPr>
+        <w:pStyle w:val="BodyText"/>
+      </w:pPr>
+      <w:r>
+        <w:t xml:space="preserve">To check that this is indeed what sets the ratio, we repeat the asymmetry sweep on the opened geometry: both pairs opened by the angles found by the search (</w:t>
+      </w:r>
+      <m:oMath>
+        <m:sSup>
+          <m:e>
+            <m:r>
+              <m:t>20.7</m:t>
+            </m:r>
+          </m:e>
+          <m:sup>
+            <m:r>
+              <m:rPr>
+                <m:sty m:val="p"/>
+              </m:rPr>
+              <m:t>∘</m:t>
+            </m:r>
+          </m:sup>
+        </m:sSup>
+      </m:oMath>
+      <w:r>
+        <w:t xml:space="preserve"> </w:t>
+      </w:r>
+      <w:r>
+        <w:t xml:space="preserve">and</w:t>
+      </w:r>
+      <w:r>
+        <w:t xml:space="preserve"> </w:t>
+      </w:r>
+      <m:oMath>
+        <m:sSup>
+          <m:e>
+            <m:r>
+              <m:t>20.4</m:t>
+            </m:r>
+          </m:e>
+          <m:sup>
+            <m:r>
+              <m:rPr>
+                <m:sty m:val="p"/>
+              </m:rPr>
+              <m:t>∘</m:t>
+            </m:r>
+          </m:sup>
+        </m:sSup>
+      </m:oMath>
+      <w:r>
+        <w:t xml:space="preserve">), the length ratio of both swept from</w:t>
+      </w:r>
+      <w:r>
+        <w:t xml:space="preserve"> </w:t>
+      </w:r>
+      <m:oMath>
+        <m:r>
+          <m:t>1</m:t>
+        </m:r>
+      </m:oMath>
+      <w:r>
+        <w:t xml:space="preserve"> </w:t>
+      </w:r>
+      <w:r>
+        <w:t xml:space="preserve">to</w:t>
+      </w:r>
+      <w:r>
+        <w:t xml:space="preserve"> </w:t>
+      </w:r>
+      <m:oMath>
+        <m:r>
+          <m:t>100</m:t>
+        </m:r>
+      </m:oMath>
+      <w:r>
+        <w:t xml:space="preserve">, and every value scored by the same binned decoders as in the previous section. If shrinking the short embeddings really pays for the interference, the minimum should now lie well beyond the</w:t>
+      </w:r>
+      <w:r>
+        <w:t xml:space="preserve"> </w:t>
+      </w:r>
+      <m:oMath>
+        <m:r>
+          <m:t>3</m:t>
+        </m:r>
+      </m:oMath>
+      <w:r>
+        <w:t xml:space="preserve">–</w:t>
+      </w:r>
+      <m:oMath>
+        <m:r>
+          <m:t>4</m:t>
+        </m:r>
+      </m:oMath>
+      <w:r>
+        <w:t xml:space="preserve"> </w:t>
+      </w:r>
+      <w:r>
+        <w:t xml:space="preserve">of the closed pair, and should move further out as the bins get finer, since it is the resolution that stops the shrinking. This is what we find: the minimum sits at a ratio of about</w:t>
+      </w:r>
+      <w:r>
+        <w:t xml:space="preserve"> </w:t>
+      </w:r>
+      <m:oMath>
+        <m:r>
+          <m:t>4.5</m:t>
+        </m:r>
+      </m:oMath>
+      <w:r>
+        <w:t xml:space="preserve"> </w:t>
+      </w:r>
+      <w:r>
+        <w:t xml:space="preserve">with</w:t>
+      </w:r>
+      <w:r>
+        <w:t xml:space="preserve"> </w:t>
+      </w:r>
+      <m:oMath>
+        <m:r>
+          <m:t>24</m:t>
+        </m:r>
+      </m:oMath>
+      <w:r>
+        <w:t xml:space="preserve"> </w:t>
+      </w:r>
+      <w:r>
+        <w:t xml:space="preserve">bins per axis,</w:t>
+      </w:r>
+      <w:r>
+        <w:t xml:space="preserve"> </w:t>
+      </w:r>
+      <m:oMath>
+        <m:r>
+          <m:t>5.6</m:t>
+        </m:r>
+      </m:oMath>
+      <w:r>
+        <w:t xml:space="preserve"> </w:t>
+      </w:r>
+      <w:r>
+        <w:t xml:space="preserve">with</w:t>
+      </w:r>
+      <w:r>
+        <w:t xml:space="preserve"> </w:t>
+      </w:r>
+      <m:oMath>
+        <m:r>
+          <m:t>48</m:t>
+        </m:r>
+      </m:oMath>
+      <w:r>
+        <w:t xml:space="preserve"> </w:t>
+      </w:r>
+      <w:r>
+        <w:t xml:space="preserve">and</w:t>
+      </w:r>
+      <w:r>
+        <w:t xml:space="preserve"> </w:t>
+      </w:r>
+      <m:oMath>
+        <m:r>
+          <m:t>6.3</m:t>
+        </m:r>
+      </m:oMath>
+      <w:r>
+        <w:t xml:space="preserve"> </w:t>
+      </w:r>
+      <w:r>
+        <w:t xml:space="preserve">with</w:t>
+      </w:r>
+      <w:r>
+        <w:t xml:space="preserve"> </w:t>
+      </w:r>
+      <m:oMath>
+        <m:r>
+          <m:t>96</m:t>
+        </m:r>
+      </m:oMath>
+      <w:r>
+        <w:t xml:space="preserve">. For the finest binning, the MSE stays within</w:t>
+      </w:r>
+      <w:r>
+        <w:t xml:space="preserve"> </w:t>
+      </w:r>
+      <m:oMath>
+        <m:r>
+          <m:t>5</m:t>
+        </m:r>
+        <m:r>
+          <m:rPr>
+            <m:sty m:val="p"/>
+          </m:rPr>
+          <m:t>%</m:t>
+        </m:r>
+      </m:oMath>
+      <w:r>
+        <w:t xml:space="preserve"> </w:t>
+      </w:r>
+      <w:r>
+        <w:t xml:space="preserve">of its minimum up to a ratio of</w:t>
+      </w:r>
+      <w:r>
+        <w:t xml:space="preserve"> </w:t>
+      </w:r>
+      <m:oMath>
+        <m:r>
+          <m:t>13</m:t>
+        </m:r>
+      </m:oMath>
+      <w:r>
+        <w:t xml:space="preserve">, which explains the result obtained by the search.</w:t>
       </w:r>
     </w:p>
     <w:p>
@@ -4258,20 +5190,154 @@
       <w:r>
         <w:drawing>
           <wp:inline>
-            <wp:extent cx="5334000" cy="2607733"/>
+            <wp:extent cx="5334000" cy="3118338"/>
             <wp:effectExtent b="0" l="0" r="0" t="0"/>
-            <wp:docPr descr="Representative encoder geometries of trained models with one bilinear layer (left) and four bilinear layers (right). Embeddings of the same antipodal pair share a colour." title="" id="53" name="Picture"/>
+            <wp:docPr descr="The MSE of the binned decoders with both pairs opened by the angles found by the search (20.7^\circ and 20.4^\circ), as a function of the length ratio, for three resolutions (triangles mark the minima). The dashed line marks the ratio 13 found by the search." title="" id="57" name="Picture"/>
             <a:graphic>
               <a:graphicData uri="http://schemas.openxmlformats.org/drawingml/2006/picture">
                 <pic:pic>
                   <pic:nvPicPr>
-                    <pic:cNvPr descr="figures/gallery.png" id="54" name="Picture"/>
+                    <pic:cNvPr descr="figures/ratio_sweep.png" id="58" name="Picture"/>
                     <pic:cNvPicPr>
                       <a:picLocks noChangeArrowheads="1" noChangeAspect="1"/>
                     </pic:cNvPicPr>
                   </pic:nvPicPr>
                   <pic:blipFill>
-                    <a:blip r:embed="rId52"/>
+                    <a:blip r:embed="rId56"/>
+                    <a:stretch>
+                      <a:fillRect/>
+                    </a:stretch>
+                  </pic:blipFill>
+                  <pic:spPr bwMode="auto">
+                    <a:xfrm>
+                      <a:off x="0" y="0"/>
+                      <a:ext cx="5334000" cy="3118338"/>
+                    </a:xfrm>
+                    <a:prstGeom prst="rect">
+                      <a:avLst/>
+                    </a:prstGeom>
+                    <a:noFill/>
+                    <a:ln w="9525">
+                      <a:noFill/>
+                      <a:headEnd/>
+                      <a:tailEnd/>
+                    </a:ln>
+                  </pic:spPr>
+                </pic:pic>
+              </a:graphicData>
+            </a:graphic>
+          </wp:inline>
+        </w:drawing>
+      </w:r>
+    </w:p>
+    <w:p>
+      <w:pPr>
+        <w:pStyle w:val="ImageCaption"/>
+      </w:pPr>
+      <w:r>
+        <w:t xml:space="preserve">The MSE of the binned decoders with both pairs opened by the angles found by the search (</w:t>
+      </w:r>
+      <m:oMath>
+        <m:sSup>
+          <m:e>
+            <m:r>
+              <m:t>20.7</m:t>
+            </m:r>
+          </m:e>
+          <m:sup>
+            <m:r>
+              <m:rPr>
+                <m:sty m:val="p"/>
+              </m:rPr>
+              <m:t>∘</m:t>
+            </m:r>
+          </m:sup>
+        </m:sSup>
+      </m:oMath>
+      <w:r>
+        <w:t xml:space="preserve"> </w:t>
+      </w:r>
+      <w:r>
+        <w:t xml:space="preserve">and</w:t>
+      </w:r>
+      <w:r>
+        <w:t xml:space="preserve"> </w:t>
+      </w:r>
+      <m:oMath>
+        <m:sSup>
+          <m:e>
+            <m:r>
+              <m:t>20.4</m:t>
+            </m:r>
+          </m:e>
+          <m:sup>
+            <m:r>
+              <m:rPr>
+                <m:sty m:val="p"/>
+              </m:rPr>
+              <m:t>∘</m:t>
+            </m:r>
+          </m:sup>
+        </m:sSup>
+      </m:oMath>
+      <w:r>
+        <w:t xml:space="preserve">), as a function of the length ratio, for three resolutions (triangles mark the minima). The dashed line marks the ratio</w:t>
+      </w:r>
+      <w:r>
+        <w:t xml:space="preserve"> </w:t>
+      </w:r>
+      <m:oMath>
+        <m:r>
+          <m:t>13</m:t>
+        </m:r>
+      </m:oMath>
+      <w:r>
+        <w:t xml:space="preserve"> </w:t>
+      </w:r>
+      <w:r>
+        <w:t xml:space="preserve">found by the search.</w:t>
+      </w:r>
+    </w:p>
+    <w:bookmarkEnd w:id="59"/>
+    <w:bookmarkEnd w:id="60"/>
+    <w:bookmarkStart w:id="81" w:name="a-models-strategy-depends-on-its-depth"/>
+    <w:p>
+      <w:pPr>
+        <w:pStyle w:val="Heading1"/>
+      </w:pPr>
+      <w:r>
+        <w:t xml:space="preserve">A model’s strategy depends on its depth</w:t>
+      </w:r>
+    </w:p>
+    <w:p>
+      <w:pPr>
+        <w:pStyle w:val="FirstParagraph"/>
+      </w:pPr>
+      <w:r>
+        <w:t xml:space="preserve">Knowing what a good strategy is under the general constraints, let us now turn to what the trained models actually do. Below we present representative geometries of models with one and with four bilinear layers.</w:t>
+      </w:r>
+    </w:p>
+    <w:p>
+      <w:pPr>
+        <w:pStyle w:val="CaptionedFigure"/>
+      </w:pPr>
+      <w:r>
+        <w:drawing>
+          <wp:inline>
+            <wp:extent cx="5334000" cy="2607733"/>
+            <wp:effectExtent b="0" l="0" r="0" t="0"/>
+            <wp:docPr descr="Representative encoder geometries of trained models with one bilinear layer (left) and four bilinear layers (right). Embeddings of the same antipodal pair share a colour." title="" id="62" name="Picture"/>
+            <a:graphic>
+              <a:graphicData uri="http://schemas.openxmlformats.org/drawingml/2006/picture">
+                <pic:pic>
+                  <pic:nvPicPr>
+                    <pic:cNvPr descr="figures/gallery.png" id="63" name="Picture"/>
+                    <pic:cNvPicPr>
+                      <a:picLocks noChangeArrowheads="1" noChangeAspect="1"/>
+                    </pic:cNvPicPr>
+                  </pic:nvPicPr>
+                  <pic:blipFill>
+                    <a:blip r:embed="rId61"/>
                     <a:stretch>
                       <a:fillRect/>
                     </a:stretch>
@@ -4710,7 +5776,7 @@
         <w:t xml:space="preserve">We can understand this using the benchmark from the previous section.</w:t>
       </w:r>
     </w:p>
-    <w:bookmarkStart w:id="64" w:name="the-symmetric-vs.-asymmetric-trade-off"/>
+    <w:bookmarkStart w:id="73" w:name="the-symmetric-vs.-asymmetric-trade-off"/>
     <w:p>
       <w:pPr>
         <w:pStyle w:val="Heading2"/>
@@ -4846,18 +5912,18 @@
           <wp:inline>
             <wp:extent cx="5334000" cy="1395046"/>
             <wp:effectExtent b="0" l="0" r="0" t="0"/>
-            <wp:docPr descr="A model with a single bilinear MLP, whose decoder is a quadratic in the reading: the best quadratic fit \hat{x}_i'(s) to the unconstrained decoders \hat{x}_i(s) of the symmetric and the asymmetric pair, and its MSE per feature against the unconstrained floor (dashed)." title="" id="56" name="Picture"/>
+            <wp:docPr descr="A model with a single bilinear MLP, whose decoder is a quadratic in the reading: the best quadratic fit \hat{x}_i'(s) to the unconstrained decoders \hat{x}_i(s) of the symmetric and the asymmetric pair, and its MSE per feature against the unconstrained floor (dashed)." title="" id="65" name="Picture"/>
             <a:graphic>
               <a:graphicData uri="http://schemas.openxmlformats.org/drawingml/2006/picture">
                 <pic:pic>
                   <pic:nvPicPr>
-                    <pic:cNvPr descr="figures/class_quadratic.png" id="57" name="Picture"/>
+                    <pic:cNvPr descr="figures/class_quadratic.png" id="66" name="Picture"/>
                     <pic:cNvPicPr>
                       <a:picLocks noChangeArrowheads="1" noChangeAspect="1"/>
                     </pic:cNvPicPr>
                   </pic:nvPicPr>
                   <pic:blipFill>
-                    <a:blip r:embed="rId55"/>
+                    <a:blip r:embed="rId64"/>
                     <a:stretch>
                       <a:fillRect/>
                     </a:stretch>
@@ -5011,18 +6077,18 @@
           <wp:inline>
             <wp:extent cx="5334000" cy="1395046"/>
             <wp:effectExtent b="0" l="0" r="0" t="0"/>
-            <wp:docPr descr="A model with four bilinear MLPs, whose decoder is a polynomial of degree 16 in the reading: the same comparison." title="" id="59" name="Picture"/>
+            <wp:docPr descr="A model with four bilinear MLPs, whose decoder is a polynomial of degree 16 in the reading: the same comparison." title="" id="68" name="Picture"/>
             <a:graphic>
               <a:graphicData uri="http://schemas.openxmlformats.org/drawingml/2006/picture">
                 <pic:pic>
                   <pic:nvPicPr>
-                    <pic:cNvPr descr="figures/class_deg16.png" id="60" name="Picture"/>
+                    <pic:cNvPr descr="figures/class_deg16.png" id="69" name="Picture"/>
                     <pic:cNvPicPr>
                       <a:picLocks noChangeArrowheads="1" noChangeAspect="1"/>
                     </pic:cNvPicPr>
                   </pic:nvPicPr>
                   <pic:blipFill>
-                    <a:blip r:embed="rId58"/>
+                    <a:blip r:embed="rId67"/>
                     <a:stretch>
                       <a:fillRect/>
                     </a:stretch>
@@ -5074,18 +6140,18 @@
           <wp:inline>
             <wp:extent cx="5334000" cy="1395046"/>
             <wp:effectExtent b="0" l="0" r="0" t="0"/>
-            <wp:docPr descr="Tied ReLU model: the same comparison." title="" id="62" name="Picture"/>
+            <wp:docPr descr="Tied ReLU model: the same comparison." title="" id="71" name="Picture"/>
             <a:graphic>
               <a:graphicData uri="http://schemas.openxmlformats.org/drawingml/2006/picture">
                 <pic:pic>
                   <pic:nvPicPr>
-                    <pic:cNvPr descr="figures/class_relu_tied.png" id="63" name="Picture"/>
+                    <pic:cNvPr descr="figures/class_relu_tied.png" id="72" name="Picture"/>
                     <pic:cNvPicPr>
                       <a:picLocks noChangeArrowheads="1" noChangeAspect="1"/>
                     </pic:cNvPicPr>
                   </pic:nvPicPr>
                   <pic:blipFill>
-                    <a:blip r:embed="rId61"/>
+                    <a:blip r:embed="rId70"/>
                     <a:stretch>
                       <a:fillRect/>
                     </a:stretch>
@@ -5120,8 +6186,8 @@
         <w:t xml:space="preserve">Tied ReLU model: the same comparison.</w:t>
       </w:r>
     </w:p>
-    <w:bookmarkEnd w:id="64"/>
-    <w:bookmarkStart w:id="71" w:name="detecting-the-opening-of-a-pair"/>
+    <w:bookmarkEnd w:id="73"/>
+    <w:bookmarkStart w:id="80" w:name="detecting-the-opening-of-a-pair"/>
     <w:p>
       <w:pPr>
         <w:pStyle w:val="Heading2"/>
@@ -5267,18 +6333,18 @@
           <wp:inline>
             <wp:extent cx="4962572" cy="4227376"/>
             <wp:effectExtent b="0" l="0" r="0" t="0"/>
-            <wp:docPr descr="One pair opened: f_3 is tilted by 25^\circ off the antipode of f_1. The orange parallelogram collects the readings of co-active features 1 and 3. The dashed line is the cut along which we examine the decoder, and the highlighted segment where it crosses the orange region is the strip." title="" id="66" name="Picture"/>
+            <wp:docPr descr="One pair opened: f_3 is tilted by 25^\circ off the antipode of f_1. The orange parallelogram collects the readings of co-active features 1 and 3. The dashed line is the cut along which we examine the decoder, and the highlighted segment where it crosses the orange region is the strip." title="" id="75" name="Picture"/>
             <a:graphic>
               <a:graphicData uri="http://schemas.openxmlformats.org/drawingml/2006/picture">
                 <pic:pic>
                   <pic:nvPicPr>
-                    <pic:cNvPr descr="figures/opened_geometry.png" id="67" name="Picture"/>
+                    <pic:cNvPr descr="figures/opened_geometry.png" id="76" name="Picture"/>
                     <pic:cNvPicPr>
                       <a:picLocks noChangeArrowheads="1" noChangeAspect="1"/>
                     </pic:cNvPicPr>
                   </pic:nvPicPr>
                   <pic:blipFill>
-                    <a:blip r:embed="rId65"/>
+                    <a:blip r:embed="rId74"/>
                     <a:stretch>
                       <a:fillRect/>
                     </a:stretch>
@@ -5407,18 +6473,18 @@
           <wp:inline>
             <wp:extent cx="5334000" cy="3378199"/>
             <wp:effectExtent b="0" l="0" r="0" t="0"/>
-            <wp:docPr descr="The reconstruction of feature 3 along the cut: the unconstrained decoder (grey) spikes over the strip. The tied ReLU stays at zero, the quadratic and quartic classes barely react, the degree-8 class responds with a broad bump, and only the degree-16 class approximates the spike." title="" id="69" name="Picture"/>
+            <wp:docPr descr="The reconstruction of feature 3 along the cut: the unconstrained decoder (grey) spikes over the strip. The tied ReLU stays at zero, the quadratic and quartic classes barely react, the degree-8 class responds with a broad bump, and only the degree-16 class approximates the spike." title="" id="78" name="Picture"/>
             <a:graphic>
               <a:graphicData uri="http://schemas.openxmlformats.org/drawingml/2006/picture">
                 <pic:pic>
                   <pic:nvPicPr>
-                    <pic:cNvPr descr="figures/opened_decoded.png" id="70" name="Picture"/>
+                    <pic:cNvPr descr="figures/opened_decoded.png" id="79" name="Picture"/>
                     <pic:cNvPicPr>
                       <a:picLocks noChangeArrowheads="1" noChangeAspect="1"/>
                     </pic:cNvPicPr>
                   </pic:nvPicPr>
                   <pic:blipFill>
-                    <a:blip r:embed="rId68"/>
+                    <a:blip r:embed="rId77"/>
                     <a:stretch>
                       <a:fillRect/>
                     </a:stretch>
@@ -5453,9 +6519,9 @@
         <w:t xml:space="preserve">The reconstruction of feature 3 along the cut: the unconstrained decoder (grey) spikes over the strip. The tied ReLU stays at zero, the quadratic and quartic classes barely react, the degree-8 class responds with a broad bump, and only the degree-16 class approximates the spike.</w:t>
       </w:r>
     </w:p>
-    <w:bookmarkEnd w:id="71"/>
-    <w:bookmarkEnd w:id="72"/>
-    <w:bookmarkStart w:id="94" w:name="X2a729a0ad0991f26835d55adb170d96a03ea918"/>
+    <w:bookmarkEnd w:id="80"/>
+    <w:bookmarkEnd w:id="81"/>
+    <w:bookmarkStart w:id="103" w:name="X2a729a0ad0991f26835d55adb170d96a03ea918"/>
     <w:p>
       <w:pPr>
         <w:pStyle w:val="Heading1"/>
@@ -5489,244 +6555,12 @@
           <wp:inline>
             <wp:extent cx="5334000" cy="1400175"/>
             <wp:effectExtent b="0" l="0" r="0" t="0"/>
-            <wp:docPr descr="Binned decoder (2^{20} samples, 40 \times 40 bins over the reading plane), single bilinear MLP, seed 10." title="" id="74" name="Picture"/>
+            <wp:docPr descr="Binned decoder (2^{20} samples, 40 \times 40 bins over the reading plane), single bilinear MLP, seed 10." title="" id="83" name="Picture"/>
             <a:graphic>
               <a:graphicData uri="http://schemas.openxmlformats.org/drawingml/2006/picture">
                 <pic:pic>
                   <pic:nvPicPr>
-                    <pic:cNvPr descr="figures/binned3d_bilinear1.png" id="75" name="Picture"/>
-                    <pic:cNvPicPr>
-                      <a:picLocks noChangeArrowheads="1" noChangeAspect="1"/>
-                    </pic:cNvPicPr>
-                  </pic:nvPicPr>
-                  <pic:blipFill>
-                    <a:blip r:embed="rId73"/>
-                    <a:stretch>
-                      <a:fillRect/>
-                    </a:stretch>
-                  </pic:blipFill>
-                  <pic:spPr bwMode="auto">
-                    <a:xfrm>
-                      <a:off x="0" y="0"/>
-                      <a:ext cx="5334000" cy="1400175"/>
-                    </a:xfrm>
-                    <a:prstGeom prst="rect">
-                      <a:avLst/>
-                    </a:prstGeom>
-                    <a:noFill/>
-                    <a:ln w="9525">
-                      <a:noFill/>
-                      <a:headEnd/>
-                      <a:tailEnd/>
-                    </a:ln>
-                  </pic:spPr>
-                </pic:pic>
-              </a:graphicData>
-            </a:graphic>
-          </wp:inline>
-        </w:drawing>
-      </w:r>
-    </w:p>
-    <w:p>
-      <w:pPr>
-        <w:pStyle w:val="ImageCaption"/>
-      </w:pPr>
-      <w:r>
-        <w:t xml:space="preserve">Binned decoder (</w:t>
-      </w:r>
-      <m:oMath>
-        <m:sSup>
-          <m:e>
-            <m:r>
-              <m:t>2</m:t>
-            </m:r>
-          </m:e>
-          <m:sup>
-            <m:r>
-              <m:t>20</m:t>
-            </m:r>
-          </m:sup>
-        </m:sSup>
-      </m:oMath>
-      <w:r>
-        <w:t xml:space="preserve"> </w:t>
-      </w:r>
-      <w:r>
-        <w:t xml:space="preserve">samples,</w:t>
-      </w:r>
-      <w:r>
-        <w:t xml:space="preserve"> </w:t>
-      </w:r>
-      <m:oMath>
-        <m:r>
-          <m:t>40</m:t>
-        </m:r>
-        <m:r>
-          <m:rPr>
-            <m:sty m:val="p"/>
-          </m:rPr>
-          <m:t>×</m:t>
-        </m:r>
-        <m:r>
-          <m:t>40</m:t>
-        </m:r>
-      </m:oMath>
-      <w:r>
-        <w:t xml:space="preserve"> </w:t>
-      </w:r>
-      <w:r>
-        <w:t xml:space="preserve">bins over the reading plane), single bilinear MLP, seed 10.</w:t>
-      </w:r>
-    </w:p>
-    <w:p>
-      <w:pPr>
-        <w:pStyle w:val="BodyText"/>
-      </w:pPr>
-      <w:r>
-        <w:t xml:space="preserve">Next, we show the best quadratic approximation of these binned decoders.</w:t>
-      </w:r>
-    </w:p>
-    <w:p>
-      <w:pPr>
-        <w:pStyle w:val="CaptionedFigure"/>
-      </w:pPr>
-      <w:r>
-        <w:drawing>
-          <wp:inline>
-            <wp:extent cx="5334000" cy="1400175"/>
-            <wp:effectExtent b="0" l="0" r="0" t="0"/>
-            <wp:docPr descr="Best decoder of the class (least-squares quadratic), single bilinear MLP, seed 10." title="" id="77" name="Picture"/>
-            <a:graphic>
-              <a:graphicData uri="http://schemas.openxmlformats.org/drawingml/2006/picture">
-                <pic:pic>
-                  <pic:nvPicPr>
-                    <pic:cNvPr descr="figures/class3d_bilinear1.png" id="78" name="Picture"/>
-                    <pic:cNvPicPr>
-                      <a:picLocks noChangeArrowheads="1" noChangeAspect="1"/>
-                    </pic:cNvPicPr>
-                  </pic:nvPicPr>
-                  <pic:blipFill>
-                    <a:blip r:embed="rId76"/>
-                    <a:stretch>
-                      <a:fillRect/>
-                    </a:stretch>
-                  </pic:blipFill>
-                  <pic:spPr bwMode="auto">
-                    <a:xfrm>
-                      <a:off x="0" y="0"/>
-                      <a:ext cx="5334000" cy="1400175"/>
-                    </a:xfrm>
-                    <a:prstGeom prst="rect">
-                      <a:avLst/>
-                    </a:prstGeom>
-                    <a:noFill/>
-                    <a:ln w="9525">
-                      <a:noFill/>
-                      <a:headEnd/>
-                      <a:tailEnd/>
-                    </a:ln>
-                  </pic:spPr>
-                </pic:pic>
-              </a:graphicData>
-            </a:graphic>
-          </wp:inline>
-        </w:drawing>
-      </w:r>
-    </w:p>
-    <w:p>
-      <w:pPr>
-        <w:pStyle w:val="ImageCaption"/>
-      </w:pPr>
-      <w:r>
-        <w:t xml:space="preserve">Best decoder of the class (least-squares quadratic), single bilinear MLP, seed 10.</w:t>
-      </w:r>
-    </w:p>
-    <w:p>
-      <w:pPr>
-        <w:pStyle w:val="BodyText"/>
-      </w:pPr>
-      <w:r>
-        <w:t xml:space="preserve">Finally, we show the difference between what the model has actually learned and this best decoder of its class. For the model with a single bilinear MLP the difference is surprisingly small!</w:t>
-      </w:r>
-    </w:p>
-    <w:p>
-      <w:pPr>
-        <w:pStyle w:val="CaptionedFigure"/>
-      </w:pPr>
-      <w:r>
-        <w:drawing>
-          <wp:inline>
-            <wp:extent cx="5334000" cy="1400175"/>
-            <wp:effectExtent b="0" l="0" r="0" t="0"/>
-            <wp:docPr descr="Trained model minus the best decoder of its class, single bilinear MLP, seed 10." title="" id="80" name="Picture"/>
-            <a:graphic>
-              <a:graphicData uri="http://schemas.openxmlformats.org/drawingml/2006/picture">
-                <pic:pic>
-                  <pic:nvPicPr>
-                    <pic:cNvPr descr="figures/class_diff_bilinear1.png" id="81" name="Picture"/>
-                    <pic:cNvPicPr>
-                      <a:picLocks noChangeArrowheads="1" noChangeAspect="1"/>
-                    </pic:cNvPicPr>
-                  </pic:nvPicPr>
-                  <pic:blipFill>
-                    <a:blip r:embed="rId79"/>
-                    <a:stretch>
-                      <a:fillRect/>
-                    </a:stretch>
-                  </pic:blipFill>
-                  <pic:spPr bwMode="auto">
-                    <a:xfrm>
-                      <a:off x="0" y="0"/>
-                      <a:ext cx="5334000" cy="1400175"/>
-                    </a:xfrm>
-                    <a:prstGeom prst="rect">
-                      <a:avLst/>
-                    </a:prstGeom>
-                    <a:noFill/>
-                    <a:ln w="9525">
-                      <a:noFill/>
-                      <a:headEnd/>
-                      <a:tailEnd/>
-                    </a:ln>
-                  </pic:spPr>
-                </pic:pic>
-              </a:graphicData>
-            </a:graphic>
-          </wp:inline>
-        </w:drawing>
-      </w:r>
-    </w:p>
-    <w:p>
-      <w:pPr>
-        <w:pStyle w:val="ImageCaption"/>
-      </w:pPr>
-      <w:r>
-        <w:t xml:space="preserve">Trained model minus the best decoder of its class, single bilinear MLP, seed 10.</w:t>
-      </w:r>
-    </w:p>
-    <w:p>
-      <w:pPr>
-        <w:pStyle w:val="BodyText"/>
-      </w:pPr>
-      <w:r>
-        <w:t xml:space="preserve">The analogous results for the model with four bilinear MLPs are presented below. In this case the difference between the trained model and the best fit in its class is much larger than for the single-MLP model. We attribute it to a training run that is too short for the deeper model (both models were trained for 20,000 steps).</w:t>
-      </w:r>
-    </w:p>
-    <w:p>
-      <w:pPr>
-        <w:pStyle w:val="CaptionedFigure"/>
-      </w:pPr>
-      <w:r>
-        <w:drawing>
-          <wp:inline>
-            <wp:extent cx="5334000" cy="1400175"/>
-            <wp:effectExtent b="0" l="0" r="0" t="0"/>
-            <wp:docPr descr="Binned decoder, four bilinear MLPs, seed 9." title="" id="83" name="Picture"/>
-            <a:graphic>
-              <a:graphicData uri="http://schemas.openxmlformats.org/drawingml/2006/picture">
-                <pic:pic>
-                  <pic:nvPicPr>
-                    <pic:cNvPr descr="figures/binned3d_bilinear4.png" id="84" name="Picture"/>
+                    <pic:cNvPr descr="figures/binned3d_bilinear1.png" id="84" name="Picture"/>
                     <pic:cNvPicPr>
                       <a:picLocks noChangeArrowheads="1" noChangeAspect="1"/>
                     </pic:cNvPicPr>
@@ -5764,7 +6598,58 @@
         <w:pStyle w:val="ImageCaption"/>
       </w:pPr>
       <w:r>
-        <w:t xml:space="preserve">Binned decoder, four bilinear MLPs, seed 9.</w:t>
+        <w:t xml:space="preserve">Binned decoder (</w:t>
+      </w:r>
+      <m:oMath>
+        <m:sSup>
+          <m:e>
+            <m:r>
+              <m:t>2</m:t>
+            </m:r>
+          </m:e>
+          <m:sup>
+            <m:r>
+              <m:t>20</m:t>
+            </m:r>
+          </m:sup>
+        </m:sSup>
+      </m:oMath>
+      <w:r>
+        <w:t xml:space="preserve"> </w:t>
+      </w:r>
+      <w:r>
+        <w:t xml:space="preserve">samples,</w:t>
+      </w:r>
+      <w:r>
+        <w:t xml:space="preserve"> </w:t>
+      </w:r>
+      <m:oMath>
+        <m:r>
+          <m:t>40</m:t>
+        </m:r>
+        <m:r>
+          <m:rPr>
+            <m:sty m:val="p"/>
+          </m:rPr>
+          <m:t>×</m:t>
+        </m:r>
+        <m:r>
+          <m:t>40</m:t>
+        </m:r>
+      </m:oMath>
+      <w:r>
+        <w:t xml:space="preserve"> </w:t>
+      </w:r>
+      <w:r>
+        <w:t xml:space="preserve">bins over the reading plane), single bilinear MLP, seed 10.</w:t>
+      </w:r>
+    </w:p>
+    <w:p>
+      <w:pPr>
+        <w:pStyle w:val="BodyText"/>
+      </w:pPr>
+      <w:r>
+        <w:t xml:space="preserve">Next, we show the best quadratic approximation of these binned decoders.</w:t>
       </w:r>
     </w:p>
     <w:p>
@@ -5776,12 +6661,12 @@
           <wp:inline>
             <wp:extent cx="5334000" cy="1400175"/>
             <wp:effectExtent b="0" l="0" r="0" t="0"/>
-            <wp:docPr descr="Best decoder of the class (least-squares polynomial of degree 16), four bilinear MLPs, seed 9." title="" id="86" name="Picture"/>
+            <wp:docPr descr="Best decoder of the class (least-squares quadratic), single bilinear MLP, seed 10." title="" id="86" name="Picture"/>
             <a:graphic>
               <a:graphicData uri="http://schemas.openxmlformats.org/drawingml/2006/picture">
                 <pic:pic>
                   <pic:nvPicPr>
-                    <pic:cNvPr descr="figures/class3d_bilinear4.png" id="87" name="Picture"/>
+                    <pic:cNvPr descr="figures/class3d_bilinear1.png" id="87" name="Picture"/>
                     <pic:cNvPicPr>
                       <a:picLocks noChangeArrowheads="1" noChangeAspect="1"/>
                     </pic:cNvPicPr>
@@ -5819,7 +6704,15 @@
         <w:pStyle w:val="ImageCaption"/>
       </w:pPr>
       <w:r>
-        <w:t xml:space="preserve">Best decoder of the class (least-squares polynomial of degree 16), four bilinear MLPs, seed 9.</w:t>
+        <w:t xml:space="preserve">Best decoder of the class (least-squares quadratic), single bilinear MLP, seed 10.</w:t>
+      </w:r>
+    </w:p>
+    <w:p>
+      <w:pPr>
+        <w:pStyle w:val="BodyText"/>
+      </w:pPr>
+      <w:r>
+        <w:t xml:space="preserve">Finally, we show the difference between what the model has actually learned and this best decoder of its class. For the model with a single bilinear MLP the difference is surprisingly small!</w:t>
       </w:r>
     </w:p>
     <w:p>
@@ -5831,12 +6724,12 @@
           <wp:inline>
             <wp:extent cx="5334000" cy="1400175"/>
             <wp:effectExtent b="0" l="0" r="0" t="0"/>
-            <wp:docPr descr="Trained model minus the best decoder of its class, four bilinear MLPs, seed 9." title="" id="89" name="Picture"/>
+            <wp:docPr descr="Trained model minus the best decoder of its class, single bilinear MLP, seed 10." title="" id="89" name="Picture"/>
             <a:graphic>
               <a:graphicData uri="http://schemas.openxmlformats.org/drawingml/2006/picture">
                 <pic:pic>
                   <pic:nvPicPr>
-                    <pic:cNvPr descr="figures/class_diff_bilinear4.png" id="90" name="Picture"/>
+                    <pic:cNvPr descr="figures/class_diff_bilinear1.png" id="90" name="Picture"/>
                     <pic:cNvPicPr>
                       <a:picLocks noChangeArrowheads="1" noChangeAspect="1"/>
                     </pic:cNvPicPr>
@@ -5874,7 +6767,7 @@
         <w:pStyle w:val="ImageCaption"/>
       </w:pPr>
       <w:r>
-        <w:t xml:space="preserve">Trained model minus the best decoder of its class, four bilinear MLPs, seed 9.</w:t>
+        <w:t xml:space="preserve">Trained model minus the best decoder of its class, single bilinear MLP, seed 10.</w:t>
       </w:r>
     </w:p>
     <w:p>
@@ -5882,7 +6775,7 @@
         <w:pStyle w:val="BodyText"/>
       </w:pPr>
       <w:r>
-        <w:t xml:space="preserve">To take a closer look, we cut the reading plane of each model along the line of its longest embedding and follow the reconstruction of that feature along the cut. The shallow model traces the best quadratic exactly, while the deeper model visibly departs from the best polynomial of degree 16. Here, too, the difference between the deeper model and the best solution in its class is larger than for the shallow one.</w:t>
+        <w:t xml:space="preserve">The analogous results for the model with four bilinear MLPs are presented below. In this case the difference between the trained model and the best fit in its class is much larger than for the single-MLP model. We attribute it to a training run that is too short for the deeper model (both models were trained for 20,000 steps).</w:t>
       </w:r>
     </w:p>
     <w:p>
@@ -5892,20 +6785,193 @@
       <w:r>
         <w:drawing>
           <wp:inline>
-            <wp:extent cx="5334000" cy="1842654"/>
+            <wp:extent cx="5334000" cy="1400175"/>
             <wp:effectExtent b="0" l="0" r="0" t="0"/>
-            <wp:docPr descr="Cut along the line of the longest embedding: the binned decoder, the best decoder of the class and the trained model." title="" id="92" name="Picture"/>
+            <wp:docPr descr="Binned decoder, four bilinear MLPs, seed 9." title="" id="92" name="Picture"/>
             <a:graphic>
               <a:graphicData uri="http://schemas.openxmlformats.org/drawingml/2006/picture">
                 <pic:pic>
                   <pic:nvPicPr>
-                    <pic:cNvPr descr="figures/cut_long.png" id="93" name="Picture"/>
+                    <pic:cNvPr descr="figures/binned3d_bilinear4.png" id="93" name="Picture"/>
                     <pic:cNvPicPr>
                       <a:picLocks noChangeArrowheads="1" noChangeAspect="1"/>
                     </pic:cNvPicPr>
                   </pic:nvPicPr>
                   <pic:blipFill>
                     <a:blip r:embed="rId91"/>
+                    <a:stretch>
+                      <a:fillRect/>
+                    </a:stretch>
+                  </pic:blipFill>
+                  <pic:spPr bwMode="auto">
+                    <a:xfrm>
+                      <a:off x="0" y="0"/>
+                      <a:ext cx="5334000" cy="1400175"/>
+                    </a:xfrm>
+                    <a:prstGeom prst="rect">
+                      <a:avLst/>
+                    </a:prstGeom>
+                    <a:noFill/>
+                    <a:ln w="9525">
+                      <a:noFill/>
+                      <a:headEnd/>
+                      <a:tailEnd/>
+                    </a:ln>
+                  </pic:spPr>
+                </pic:pic>
+              </a:graphicData>
+            </a:graphic>
+          </wp:inline>
+        </w:drawing>
+      </w:r>
+    </w:p>
+    <w:p>
+      <w:pPr>
+        <w:pStyle w:val="ImageCaption"/>
+      </w:pPr>
+      <w:r>
+        <w:t xml:space="preserve">Binned decoder, four bilinear MLPs, seed 9.</w:t>
+      </w:r>
+    </w:p>
+    <w:p>
+      <w:pPr>
+        <w:pStyle w:val="CaptionedFigure"/>
+      </w:pPr>
+      <w:r>
+        <w:drawing>
+          <wp:inline>
+            <wp:extent cx="5334000" cy="1400175"/>
+            <wp:effectExtent b="0" l="0" r="0" t="0"/>
+            <wp:docPr descr="Best decoder of the class (least-squares polynomial of degree 16), four bilinear MLPs, seed 9." title="" id="95" name="Picture"/>
+            <a:graphic>
+              <a:graphicData uri="http://schemas.openxmlformats.org/drawingml/2006/picture">
+                <pic:pic>
+                  <pic:nvPicPr>
+                    <pic:cNvPr descr="figures/class3d_bilinear4.png" id="96" name="Picture"/>
+                    <pic:cNvPicPr>
+                      <a:picLocks noChangeArrowheads="1" noChangeAspect="1"/>
+                    </pic:cNvPicPr>
+                  </pic:nvPicPr>
+                  <pic:blipFill>
+                    <a:blip r:embed="rId94"/>
+                    <a:stretch>
+                      <a:fillRect/>
+                    </a:stretch>
+                  </pic:blipFill>
+                  <pic:spPr bwMode="auto">
+                    <a:xfrm>
+                      <a:off x="0" y="0"/>
+                      <a:ext cx="5334000" cy="1400175"/>
+                    </a:xfrm>
+                    <a:prstGeom prst="rect">
+                      <a:avLst/>
+                    </a:prstGeom>
+                    <a:noFill/>
+                    <a:ln w="9525">
+                      <a:noFill/>
+                      <a:headEnd/>
+                      <a:tailEnd/>
+                    </a:ln>
+                  </pic:spPr>
+                </pic:pic>
+              </a:graphicData>
+            </a:graphic>
+          </wp:inline>
+        </w:drawing>
+      </w:r>
+    </w:p>
+    <w:p>
+      <w:pPr>
+        <w:pStyle w:val="ImageCaption"/>
+      </w:pPr>
+      <w:r>
+        <w:t xml:space="preserve">Best decoder of the class (least-squares polynomial of degree 16), four bilinear MLPs, seed 9.</w:t>
+      </w:r>
+    </w:p>
+    <w:p>
+      <w:pPr>
+        <w:pStyle w:val="CaptionedFigure"/>
+      </w:pPr>
+      <w:r>
+        <w:drawing>
+          <wp:inline>
+            <wp:extent cx="5334000" cy="1400175"/>
+            <wp:effectExtent b="0" l="0" r="0" t="0"/>
+            <wp:docPr descr="Trained model minus the best decoder of its class, four bilinear MLPs, seed 9." title="" id="98" name="Picture"/>
+            <a:graphic>
+              <a:graphicData uri="http://schemas.openxmlformats.org/drawingml/2006/picture">
+                <pic:pic>
+                  <pic:nvPicPr>
+                    <pic:cNvPr descr="figures/class_diff_bilinear4.png" id="99" name="Picture"/>
+                    <pic:cNvPicPr>
+                      <a:picLocks noChangeArrowheads="1" noChangeAspect="1"/>
+                    </pic:cNvPicPr>
+                  </pic:nvPicPr>
+                  <pic:blipFill>
+                    <a:blip r:embed="rId97"/>
+                    <a:stretch>
+                      <a:fillRect/>
+                    </a:stretch>
+                  </pic:blipFill>
+                  <pic:spPr bwMode="auto">
+                    <a:xfrm>
+                      <a:off x="0" y="0"/>
+                      <a:ext cx="5334000" cy="1400175"/>
+                    </a:xfrm>
+                    <a:prstGeom prst="rect">
+                      <a:avLst/>
+                    </a:prstGeom>
+                    <a:noFill/>
+                    <a:ln w="9525">
+                      <a:noFill/>
+                      <a:headEnd/>
+                      <a:tailEnd/>
+                    </a:ln>
+                  </pic:spPr>
+                </pic:pic>
+              </a:graphicData>
+            </a:graphic>
+          </wp:inline>
+        </w:drawing>
+      </w:r>
+    </w:p>
+    <w:p>
+      <w:pPr>
+        <w:pStyle w:val="ImageCaption"/>
+      </w:pPr>
+      <w:r>
+        <w:t xml:space="preserve">Trained model minus the best decoder of its class, four bilinear MLPs, seed 9.</w:t>
+      </w:r>
+    </w:p>
+    <w:p>
+      <w:pPr>
+        <w:pStyle w:val="BodyText"/>
+      </w:pPr>
+      <w:r>
+        <w:t xml:space="preserve">To take a closer look, we cut the reading plane of each model along the line of its longest embedding and follow the reconstruction of that feature along the cut. The shallow model traces the best quadratic exactly, while the deeper model visibly departs from the best polynomial of degree 16. Here, too, the difference between the deeper model and the best solution in its class is larger than for the shallow one.</w:t>
+      </w:r>
+    </w:p>
+    <w:p>
+      <w:pPr>
+        <w:pStyle w:val="CaptionedFigure"/>
+      </w:pPr>
+      <w:r>
+        <w:drawing>
+          <wp:inline>
+            <wp:extent cx="5334000" cy="1842654"/>
+            <wp:effectExtent b="0" l="0" r="0" t="0"/>
+            <wp:docPr descr="Cut along the line of the longest embedding: the binned decoder, the best decoder of the class and the trained model." title="" id="101" name="Picture"/>
+            <a:graphic>
+              <a:graphicData uri="http://schemas.openxmlformats.org/drawingml/2006/picture">
+                <pic:pic>
+                  <pic:nvPicPr>
+                    <pic:cNvPr descr="figures/cut_long.png" id="102" name="Picture"/>
+                    <pic:cNvPicPr>
+                      <a:picLocks noChangeArrowheads="1" noChangeAspect="1"/>
+                    </pic:cNvPicPr>
+                  </pic:nvPicPr>
+                  <pic:blipFill>
+                    <a:blip r:embed="rId100"/>
                     <a:stretch>
                       <a:fillRect/>
                     </a:stretch>
@@ -6483,8 +7549,8 @@
         <w:t xml:space="preserve">These results underline once more that the shallow model is essentially the best approximation of the binned decoder that its class allows, while the deeper model comes close to it, but not as close as the shallow one.</w:t>
       </w:r>
     </w:p>
-    <w:bookmarkEnd w:id="94"/>
-    <w:bookmarkStart w:id="95" w:name="summary"/>
+    <w:bookmarkEnd w:id="103"/>
+    <w:bookmarkStart w:id="104" w:name="summary"/>
     <w:p>
       <w:pPr>
         <w:pStyle w:val="Heading1"/>
@@ -6517,8 +7583,8 @@
         <w:t xml:space="preserve">Finally, we have shown that shallow models are essentially the best possible approximations of the theoretical binned decoders within their class, while deeper models diverge slightly from the best approximation in theirs. We suspect that this is the result of a training run that is too short, which a longer one would resolve.</w:t>
       </w:r>
     </w:p>
-    <w:bookmarkEnd w:id="95"/>
-    <w:bookmarkStart w:id="96" w:name="future-work"/>
+    <w:bookmarkEnd w:id="104"/>
+    <w:bookmarkStart w:id="105" w:name="future-work"/>
     <w:p>
       <w:pPr>
         <w:pStyle w:val="Heading1"/>
@@ -6560,8 +7626,8 @@
         <w:t xml:space="preserve">. This was a deliberate choice: with no additional constraint imposed on the model, I did not expect any part of it other than its input and output to be easily interpretable in terms of neurons, so I focused on the geometry rather than on its correspondence to the neuron basis. I want to follow the same path when analyzing the individual MLPs: geometry rather than a connection to individual neurons.</w:t>
       </w:r>
     </w:p>
-    <w:bookmarkEnd w:id="96"/>
-    <w:bookmarkStart w:id="97" w:name="Xc3d0042406566368190aef58e8114cef9635fc1"/>
+    <w:bookmarkEnd w:id="105"/>
+    <w:bookmarkStart w:id="106" w:name="Xc3d0042406566368190aef58e8114cef9635fc1"/>
     <w:p>
       <w:pPr>
         <w:pStyle w:val="Heading1"/>
@@ -9172,7 +10238,7 @@
         <w:t xml:space="preserve">this is the formula of the main text.</w:t>
       </w:r>
     </w:p>
-    <w:bookmarkEnd w:id="97"/>
+    <w:bookmarkEnd w:id="106"/>
     <w:sectPr>
       <w:footnotePr>
         <w:numRestart w:val="eachSect"/>

--- a/lw_post.docx
+++ b/lw_post.docx
@@ -5298,6 +5298,71 @@
         <w:t xml:space="preserve">found by the search.</w:t>
       </w:r>
     </w:p>
+    <w:p>
+      <w:pPr>
+        <w:pStyle w:val="BodyText"/>
+      </w:pPr>
+      <w:r>
+        <w:t xml:space="preserve">To summarize, the best strategy needs to balance the following three mechanisms:</w:t>
+      </w:r>
+      <w:r>
+        <w:t xml:space="preserve"> </w:t>
+      </w:r>
+      <w:r>
+        <w:t xml:space="preserve">1.</w:t>
+      </w:r>
+      <w:r>
+        <w:t xml:space="preserve"> </w:t>
+      </w:r>
+      <w:r>
+        <w:rPr>
+          <w:b/>
+          <w:bCs/>
+        </w:rPr>
+        <w:t xml:space="preserve">Making the embeddings of a pair asymmetrical</w:t>
+      </w:r>
+      <w:r>
+        <w:t xml:space="preserve">, which pours most of the error into the prediction of one of them, which simultaneously reduces the overall MSE.</w:t>
+      </w:r>
+      <w:r>
+        <w:t xml:space="preserve"> </w:t>
+      </w:r>
+      <w:r>
+        <w:t xml:space="preserve">2.</w:t>
+      </w:r>
+      <w:r>
+        <w:t xml:space="preserve"> </w:t>
+      </w:r>
+      <w:r>
+        <w:rPr>
+          <w:b/>
+          <w:bCs/>
+        </w:rPr>
+        <w:t xml:space="preserve">Opening the pairs</w:t>
+      </w:r>
+      <w:r>
+        <w:t xml:space="preserve">, which makes it possible to distinguish the co-activation of two features from only one of them, or none, being active.</w:t>
+      </w:r>
+      <w:r>
+        <w:t xml:space="preserve"> </w:t>
+      </w:r>
+      <w:r>
+        <w:t xml:space="preserve">3.</w:t>
+      </w:r>
+      <w:r>
+        <w:t xml:space="preserve"> </w:t>
+      </w:r>
+      <w:r>
+        <w:rPr>
+          <w:b/>
+          <w:bCs/>
+        </w:rPr>
+        <w:t xml:space="preserve">Shortening the tilted embeddings</w:t>
+      </w:r>
+      <w:r>
+        <w:t xml:space="preserve">, which minimizes the interference with the features of the second pair.</w:t>
+      </w:r>
+    </w:p>
     <w:bookmarkEnd w:id="59"/>
     <w:bookmarkEnd w:id="60"/>
     <w:bookmarkStart w:id="81" w:name="a-models-strategy-depends-on-its-depth"/>
@@ -5377,7 +5442,7 @@
         <w:pStyle w:val="BodyText"/>
       </w:pPr>
       <w:r>
-        <w:t xml:space="preserve">To make sure the above results are not an accident, we conducted 20 training runs for each depth, from 1 to 4 bilinear MLP layers, as well as for the tied ReLU model, and checked which strategy each trained model uses:</w:t>
+        <w:t xml:space="preserve">To make sure the above results are not an accident, we conducted 20 training runs for each depth, from 1 to 4 bilinear MLP layers, as well as for the tied ReLU model, and checked which strategy each trained model uses. We used sample of size 4,096 and 20,000 training steps in each training.</w:t>
       </w:r>
     </w:p>
     <w:tbl>
@@ -6543,6 +6608,37 @@
         <w:pStyle w:val="BodyText"/>
       </w:pPr>
       <w:r>
+        <w:t xml:space="preserve">For this comparison we retrain the two representative models of the previous section (the same seeds, hence the same initializations) on a much larger sample of</w:t>
+      </w:r>
+      <w:r>
+        <w:t xml:space="preserve"> </w:t>
+      </w:r>
+      <m:oMath>
+        <m:sSup>
+          <m:e>
+            <m:r>
+              <m:t>2</m:t>
+            </m:r>
+          </m:e>
+          <m:sup>
+            <m:r>
+              <m:t>20</m:t>
+            </m:r>
+          </m:sup>
+        </m:sSup>
+      </m:oMath>
+      <w:r>
+        <w:t xml:space="preserve"> </w:t>
+      </w:r>
+      <w:r>
+        <w:t xml:space="preserve">inputs instead of the 4,096 used there, keeping the 20,000 training steps.</w:t>
+      </w:r>
+    </w:p>
+    <w:p>
+      <w:pPr>
+        <w:pStyle w:val="BodyText"/>
+      </w:pPr>
+      <w:r>
         <w:t xml:space="preserve">Below we present the binned decoders for all four features, which the model with a single bilinear MLP is supposed to reconstruct.</w:t>
       </w:r>
     </w:p>
@@ -6775,7 +6871,7 @@
         <w:pStyle w:val="BodyText"/>
       </w:pPr>
       <w:r>
-        <w:t xml:space="preserve">The analogous results for the model with four bilinear MLPs are presented below. In this case the difference between the trained model and the best fit in its class is much larger than for the single-MLP model. We attribute it to a training run that is too short for the deeper model (both models were trained for 20,000 steps).</w:t>
+        <w:t xml:space="preserve">The analogous results for the model with four bilinear MLPs are presented below. In this case the difference between the trained model and the best fit in its class is much larger than for the single-MLP model.</w:t>
       </w:r>
     </w:p>
     <w:p>
@@ -7011,7 +7107,7 @@
         <w:pStyle w:val="BodyText"/>
       </w:pPr>
       <w:r>
-        <w:t xml:space="preserve">Finally, we define two measures to put numbers on these observations:</w:t>
+        <w:t xml:space="preserve">Finally, we define two measures to quantify the above observations:</w:t>
       </w:r>
       <w:r>
         <w:t xml:space="preserve"> </w:t>
@@ -7177,7 +7273,7 @@
           <w:i/>
           <w:iCs/>
         </w:rPr>
-        <w:t xml:space="preserve">score</w:t>
+        <w:t xml:space="preserve">VAR score</w:t>
       </w:r>
       <w:r>
         <w:t xml:space="preserve"> </w:t>
@@ -7399,7 +7495,7 @@
               <w:pStyle w:val="Compact"/>
             </w:pPr>
             <w:r>
-              <w:t xml:space="preserve">score</w:t>
+              <w:t xml:space="preserve">VAR score</w:t>
             </w:r>
           </w:p>
         </w:tc>
@@ -7412,7 +7508,7 @@
               <w:pStyle w:val="Compact"/>
             </w:pPr>
             <w:r>
-              <w:t xml:space="preserve">single bilinear MLP</w:t>
+              <w:t xml:space="preserve">single bilinear MLP, 20,000 steps</w:t>
             </w:r>
           </w:p>
         </w:tc>
@@ -7423,7 +7519,7 @@
               <w:pStyle w:val="Compact"/>
             </w:pPr>
             <w:r>
-              <w:t xml:space="preserve">0.0059</w:t>
+              <w:t xml:space="preserve">0.0061</w:t>
             </w:r>
           </w:p>
         </w:tc>
@@ -7456,7 +7552,7 @@
               <w:pStyle w:val="Compact"/>
             </w:pPr>
             <w:r>
-              <w:t xml:space="preserve">0.1%</w:t>
+              <w:t xml:space="preserve">0.0%</w:t>
             </w:r>
           </w:p>
         </w:tc>
@@ -7467,7 +7563,7 @@
               <w:pStyle w:val="Compact"/>
             </w:pPr>
             <w:r>
-              <w:t xml:space="preserve">0.9998</w:t>
+              <w:t xml:space="preserve">1.000</w:t>
             </w:r>
           </w:p>
         </w:tc>
@@ -7480,7 +7576,7 @@
               <w:pStyle w:val="Compact"/>
             </w:pPr>
             <w:r>
-              <w:t xml:space="preserve">four bilinear MLPs</w:t>
+              <w:t xml:space="preserve">four bilinear MLPs, 20,000 steps</w:t>
             </w:r>
           </w:p>
         </w:tc>
@@ -7491,7 +7587,7 @@
               <w:pStyle w:val="Compact"/>
             </w:pPr>
             <w:r>
-              <w:t xml:space="preserve">0.0043</w:t>
+              <w:t xml:space="preserve">0.0036</w:t>
             </w:r>
           </w:p>
         </w:tc>
@@ -7502,7 +7598,7 @@
               <w:pStyle w:val="Compact"/>
             </w:pPr>
             <w:r>
-              <w:t xml:space="preserve">0.0045</w:t>
+              <w:t xml:space="preserve">0.0041</w:t>
             </w:r>
           </w:p>
         </w:tc>
@@ -7513,7 +7609,7 @@
               <w:pStyle w:val="Compact"/>
             </w:pPr>
             <w:r>
-              <w:t xml:space="preserve">0.0058</w:t>
+              <w:t xml:space="preserve">0.0060</w:t>
             </w:r>
           </w:p>
         </w:tc>
@@ -7524,7 +7620,7 @@
               <w:pStyle w:val="Compact"/>
             </w:pPr>
             <w:r>
-              <w:t xml:space="preserve">21.9%</w:t>
+              <w:t xml:space="preserve">31.9%</w:t>
             </w:r>
           </w:p>
         </w:tc>
@@ -7535,7 +7631,75 @@
               <w:pStyle w:val="Compact"/>
             </w:pPr>
             <w:r>
-              <w:t xml:space="preserve">0.975</w:t>
+              <w:t xml:space="preserve">0.962</w:t>
+            </w:r>
+          </w:p>
+        </w:tc>
+      </w:tr>
+      <w:tr>
+        <w:tc>
+          <w:tcPr/>
+          <w:p>
+            <w:pPr>
+              <w:pStyle w:val="Compact"/>
+            </w:pPr>
+            <w:r>
+              <w:t xml:space="preserve">four bilinear MLPs, 150,000 steps</w:t>
+            </w:r>
+          </w:p>
+        </w:tc>
+        <w:tc>
+          <w:tcPr/>
+          <w:p>
+            <w:pPr>
+              <w:pStyle w:val="Compact"/>
+            </w:pPr>
+            <w:r>
+              <w:t xml:space="preserve">0.0039</w:t>
+            </w:r>
+          </w:p>
+        </w:tc>
+        <w:tc>
+          <w:tcPr/>
+          <w:p>
+            <w:pPr>
+              <w:pStyle w:val="Compact"/>
+            </w:pPr>
+            <w:r>
+              <w:t xml:space="preserve">0.0040</w:t>
+            </w:r>
+          </w:p>
+        </w:tc>
+        <w:tc>
+          <w:tcPr/>
+          <w:p>
+            <w:pPr>
+              <w:pStyle w:val="Compact"/>
+            </w:pPr>
+            <w:r>
+              <w:t xml:space="preserve">0.0049</w:t>
+            </w:r>
+          </w:p>
+        </w:tc>
+        <w:tc>
+          <w:tcPr/>
+          <w:p>
+            <w:pPr>
+              <w:pStyle w:val="Compact"/>
+            </w:pPr>
+            <w:r>
+              <w:t xml:space="preserve">18.0%</w:t>
+            </w:r>
+          </w:p>
+        </w:tc>
+        <w:tc>
+          <w:tcPr/>
+          <w:p>
+            <w:pPr>
+              <w:pStyle w:val="Compact"/>
+            </w:pPr>
+            <w:r>
+              <w:t xml:space="preserve">0.983</w:t>
             </w:r>
           </w:p>
         </w:tc>
@@ -7546,7 +7710,35 @@
         <w:pStyle w:val="BodyText"/>
       </w:pPr>
       <w:r>
-        <w:t xml:space="preserve">These results underline once more that the shallow model is essentially the best approximation of the binned decoder that its class allows, while the deeper model comes close to it, but not as close as the shallow one.</w:t>
+        <w:t xml:space="preserve">These results underline once more that the shallow model is essentially the best approximation of the binned decoder that its class allows, while the deeper model comes close to it, but not as close as the shallow one. We attribute the remaining gap to the training itself: retraining the same model from the same initialization for 150,000 steps instead of 20,000 (last row of the table) lowers its MSE from</w:t>
+      </w:r>
+      <w:r>
+        <w:t xml:space="preserve"> </w:t>
+      </w:r>
+      <m:oMath>
+        <m:r>
+          <m:t>0.0060</m:t>
+        </m:r>
+      </m:oMath>
+      <w:r>
+        <w:t xml:space="preserve"> </w:t>
+      </w:r>
+      <w:r>
+        <w:t xml:space="preserve">to</w:t>
+      </w:r>
+      <w:r>
+        <w:t xml:space="preserve"> </w:t>
+      </w:r>
+      <m:oMath>
+        <m:r>
+          <m:t>0.0049</m:t>
+        </m:r>
+      </m:oMath>
+      <w:r>
+        <w:t xml:space="preserve"> </w:t>
+      </w:r>
+      <w:r>
+        <w:t xml:space="preserve">and halves the gap, but does not close it.</w:t>
       </w:r>
     </w:p>
     <w:bookmarkEnd w:id="103"/>
@@ -7584,50 +7776,7 @@
       </w:r>
     </w:p>
     <w:bookmarkEnd w:id="104"/>
-    <w:bookmarkStart w:id="105" w:name="future-work"/>
-    <w:p>
-      <w:pPr>
-        <w:pStyle w:val="Heading1"/>
-      </w:pPr>
-      <w:r>
-        <w:t xml:space="preserve">Future work</w:t>
-      </w:r>
-    </w:p>
-    <w:p>
-      <w:pPr>
-        <w:pStyle w:val="FirstParagraph"/>
-      </w:pPr>
-      <w:r>
-        <w:t xml:space="preserve">Below I describe my (Bartosz Rzepkowski) plans on how to extend the results presented in this work.</w:t>
-      </w:r>
-    </w:p>
-    <w:p>
-      <w:pPr>
-        <w:pStyle w:val="BodyText"/>
-      </w:pPr>
-      <w:r>
-        <w:t xml:space="preserve">In this work I analyzed the models as two parts: an encoder consisting of a single linear layer, and the remaining MLPs forming the decoder. What the individual MLPs do on their own in the whole process, however, remains unknown (although I have some candidate ideas), and this is the first avenue I want to explore in the near future.</w:t>
-      </w:r>
-    </w:p>
-    <w:p>
-      <w:pPr>
-        <w:pStyle w:val="BodyText"/>
-      </w:pPr>
-      <w:r>
-        <w:t xml:space="preserve">The reader may have noticed that throughout the analysis of the embedding space I made no reference to any</w:t>
-      </w:r>
-      <w:r>
-        <w:t xml:space="preserve"> </w:t>
-      </w:r>
-      <w:r>
-        <w:t xml:space="preserve">“neuron”</w:t>
-      </w:r>
-      <w:r>
-        <w:t xml:space="preserve">. This was a deliberate choice: with no additional constraint imposed on the model, I did not expect any part of it other than its input and output to be easily interpretable in terms of neurons, so I focused on the geometry rather than on its correspondence to the neuron basis. I want to follow the same path when analyzing the individual MLPs: geometry rather than a connection to individual neurons.</w:t>
-      </w:r>
-    </w:p>
-    <w:bookmarkEnd w:id="105"/>
-    <w:bookmarkStart w:id="106" w:name="Xc3d0042406566368190aef58e8114cef9635fc1"/>
+    <w:bookmarkStart w:id="105" w:name="Xc3d0042406566368190aef58e8114cef9635fc1"/>
     <w:p>
       <w:pPr>
         <w:pStyle w:val="Heading1"/>
@@ -10238,7 +10387,7 @@
         <w:t xml:space="preserve">this is the formula of the main text.</w:t>
       </w:r>
     </w:p>
-    <w:bookmarkEnd w:id="106"/>
+    <w:bookmarkEnd w:id="105"/>
     <w:sectPr>
       <w:footnotePr>
         <w:numRestart w:val="eachSect"/>

--- a/lw_post.docx
+++ b/lw_post.docx
@@ -1697,7 +1697,7 @@
         <w:pStyle w:val="BodyText"/>
       </w:pPr>
       <w:r>
-        <w:t xml:space="preserve">Because of this information loss the decoder needs to average between different plausible scenarios to give the best possible response (measured with MSE).</w:t>
+        <w:t xml:space="preserve">Because of this information loss the decoder needs to average between different plausible scenarios to give the best possible response (measured with MSE): the best guess at a reading is the average of the guesses each scenario would make, weighted by how likely each scenario is to have produced that reading. The Appendix makes this precise.</w:t>
       </w:r>
     </w:p>
     <w:p>
@@ -7107,13 +7107,7 @@
         <w:pStyle w:val="BodyText"/>
       </w:pPr>
       <w:r>
-        <w:t xml:space="preserve">Finally, we define two measures to quantify the above observations:</w:t>
-      </w:r>
-      <w:r>
-        <w:t xml:space="preserve"> </w:t>
-      </w:r>
-      <w:r>
-        <w:t xml:space="preserve">- The</w:t>
+        <w:t xml:space="preserve">Finally, to quantify the above observations, we define the</w:t>
       </w:r>
       <w:r>
         <w:t xml:space="preserve"> </w:t>
@@ -7254,164 +7248,7 @@
         </m:sSub>
       </m:oMath>
       <w:r>
-        <w:t xml:space="preserve"> </w:t>
-      </w:r>
-      <w:r>
-        <w:t xml:space="preserve">is the fraction of the model’s error that it could still remove by becoming the best decoder of its class. It is equal to zero when the model already is that decoder.</w:t>
-      </w:r>
-      <w:r>
-        <w:t xml:space="preserve"> </w:t>
-      </w:r>
-      <w:r>
-        <w:t xml:space="preserve">- The</w:t>
-      </w:r>
-      <w:r>
-        <w:t xml:space="preserve"> </w:t>
-      </w:r>
-      <w:r>
-        <w:rPr>
-          <w:i/>
-          <w:iCs/>
-        </w:rPr>
-        <w:t xml:space="preserve">VAR score</w:t>
-      </w:r>
-      <w:r>
-        <w:t xml:space="preserve"> </w:t>
-      </w:r>
-      <m:oMath>
-        <m:r>
-          <m:rPr>
-            <m:sty m:val="p"/>
-          </m:rPr>
-          <m:t>=</m:t>
-        </m:r>
-        <m:r>
-          <m:t>1</m:t>
-        </m:r>
-        <m:r>
-          <m:rPr>
-            <m:sty m:val="p"/>
-          </m:rPr>
-          <m:t>−</m:t>
-        </m:r>
-        <m:r>
-          <m:rPr>
-            <m:scr m:val="double-struck"/>
-            <m:sty m:val="p"/>
-          </m:rPr>
-          <m:t>E</m:t>
-        </m:r>
-        <m:r>
-          <m:rPr>
-            <m:sty m:val="p"/>
-          </m:rPr>
-          <m:t>∥</m:t>
-        </m:r>
-        <m:acc>
-          <m:accPr>
-            <m:chr m:val="̂"/>
-          </m:accPr>
-          <m:e>
-            <m:r>
-              <m:t>x</m:t>
-            </m:r>
-          </m:e>
-        </m:acc>
-        <m:r>
-          <m:rPr>
-            <m:sty m:val="p"/>
-          </m:rPr>
-          <m:t>−</m:t>
-        </m:r>
-        <m:sSup>
-          <m:e>
-            <m:acc>
-              <m:accPr>
-                <m:chr m:val="̂"/>
-              </m:accPr>
-              <m:e>
-                <m:r>
-                  <m:t>x</m:t>
-                </m:r>
-              </m:e>
-            </m:acc>
-          </m:e>
-          <m:sup>
-            <m:r>
-              <m:rPr>
-                <m:sty m:val="p"/>
-              </m:rPr>
-              <m:t>′</m:t>
-            </m:r>
-          </m:sup>
-        </m:sSup>
-        <m:sSup>
-          <m:e>
-            <m:r>
-              <m:rPr>
-                <m:sty m:val="p"/>
-              </m:rPr>
-              <m:t>∥</m:t>
-            </m:r>
-          </m:e>
-          <m:sup>
-            <m:r>
-              <m:t>2</m:t>
-            </m:r>
-          </m:sup>
-        </m:sSup>
-        <m:r>
-          <m:rPr>
-            <m:sty m:val="p"/>
-          </m:rPr>
-          <m:t>/</m:t>
-        </m:r>
-        <m:r>
-          <m:rPr>
-            <m:sty m:val="p"/>
-          </m:rPr>
-          <m:t>V</m:t>
-        </m:r>
-        <m:r>
-          <m:rPr>
-            <m:sty m:val="p"/>
-          </m:rPr>
-          <m:t>a</m:t>
-        </m:r>
-        <m:r>
-          <m:rPr>
-            <m:sty m:val="p"/>
-          </m:rPr>
-          <m:t>r</m:t>
-        </m:r>
-        <m:r>
-          <m:rPr>
-            <m:sty m:val="p"/>
-          </m:rPr>
-          <m:t>(</m:t>
-        </m:r>
-        <m:acc>
-          <m:accPr>
-            <m:chr m:val="̂"/>
-          </m:accPr>
-          <m:e>
-            <m:r>
-              <m:t>x</m:t>
-            </m:r>
-          </m:e>
-        </m:acc>
-        <m:r>
-          <m:rPr>
-            <m:sty m:val="p"/>
-          </m:rPr>
-          <m:t>)</m:t>
-        </m:r>
-      </m:oMath>
-      <w:r>
-        <w:t xml:space="preserve"> </w:t>
-      </w:r>
-      <w:r>
-        <w:t xml:space="preserve">is the fraction of the variance of the model’s outputs that the best decoder of its class explains. It is one when the two functions coincide, and it would be zero if the best decoder of the class were no better at predicting the model’s outputs than a constant.</w:t>
+        <w:t xml:space="preserve">, i.e., the fraction of the model’s error that it could still remove by becoming the best decoder of its class. It is equal to zero when the model already is that decoder.</w:t>
       </w:r>
     </w:p>
     <w:tbl>
@@ -7422,12 +7259,11 @@
         <w:tblLook w:firstRow="1" w:lastRow="0" w:firstColumn="0" w:lastColumn="0" w:noHBand="0" w:noVBand="0" w:val="0020"/>
       </w:tblPr>
       <w:tblGrid>
-        <w:gridCol w:w="1320"/>
-        <w:gridCol w:w="1320"/>
-        <w:gridCol w:w="1320"/>
-        <w:gridCol w:w="1320"/>
-        <w:gridCol w:w="1320"/>
-        <w:gridCol w:w="1320"/>
+        <w:gridCol w:w="1584"/>
+        <w:gridCol w:w="1584"/>
+        <w:gridCol w:w="1584"/>
+        <w:gridCol w:w="1584"/>
+        <w:gridCol w:w="1584"/>
       </w:tblGrid>
       <w:tr>
         <w:trPr>
@@ -7488,17 +7324,6 @@
             </w:r>
           </w:p>
         </w:tc>
-        <w:tc>
-          <w:tcPr/>
-          <w:p>
-            <w:pPr>
-              <w:pStyle w:val="Compact"/>
-            </w:pPr>
-            <w:r>
-              <w:t xml:space="preserve">VAR score</w:t>
-            </w:r>
-          </w:p>
-        </w:tc>
       </w:tr>
       <w:tr>
         <w:tc>
@@ -7553,17 +7378,6 @@
             </w:pPr>
             <w:r>
               <w:t xml:space="preserve">0.0%</w:t>
-            </w:r>
-          </w:p>
-        </w:tc>
-        <w:tc>
-          <w:tcPr/>
-          <w:p>
-            <w:pPr>
-              <w:pStyle w:val="Compact"/>
-            </w:pPr>
-            <w:r>
-              <w:t xml:space="preserve">1.000</w:t>
             </w:r>
           </w:p>
         </w:tc>
@@ -7624,17 +7438,6 @@
             </w:r>
           </w:p>
         </w:tc>
-        <w:tc>
-          <w:tcPr/>
-          <w:p>
-            <w:pPr>
-              <w:pStyle w:val="Compact"/>
-            </w:pPr>
-            <w:r>
-              <w:t xml:space="preserve">0.962</w:t>
-            </w:r>
-          </w:p>
-        </w:tc>
       </w:tr>
       <w:tr>
         <w:tc>
@@ -7692,17 +7495,6 @@
             </w:r>
           </w:p>
         </w:tc>
-        <w:tc>
-          <w:tcPr/>
-          <w:p>
-            <w:pPr>
-              <w:pStyle w:val="Compact"/>
-            </w:pPr>
-            <w:r>
-              <w:t xml:space="preserve">0.983</w:t>
-            </w:r>
-          </w:p>
-        </w:tc>
       </w:tr>
     </w:tbl>
     <w:p>
@@ -7776,7 +7568,7 @@
       </w:r>
     </w:p>
     <w:bookmarkEnd w:id="104"/>
-    <w:bookmarkStart w:id="105" w:name="Xc3d0042406566368190aef58e8114cef9635fc1"/>
+    <w:bookmarkStart w:id="111" w:name="Xc3d0042406566368190aef58e8114cef9635fc1"/>
     <w:p>
       <w:pPr>
         <w:pStyle w:val="Heading1"/>
@@ -8039,12 +7831,73 @@
         <w:t xml:space="preserve"> </w:t>
       </w:r>
       <w:r>
-        <w:t xml:space="preserve">over all the ways of producing that reading, each way weighted by how likely it is. The case of neither feature active produces exactly</w:t>
-      </w:r>
-      <w:r>
-        <w:t xml:space="preserve"> </w:t>
-      </w:r>
-      <m:oMath>
+        <w:t xml:space="preserve">over all the ways of producing that reading, each way weighted by how likely it is. This is the averaging between scenarios of the main text, and it can be written down exactly. Let</w:t>
+      </w:r>
+      <w:r>
+        <w:t xml:space="preserve"> </w:t>
+      </w:r>
+      <m:oMath>
+        <m:r>
+          <m:t>c</m:t>
+        </m:r>
+      </m:oMath>
+      <w:r>
+        <w:t xml:space="preserve"> </w:t>
+      </w:r>
+      <w:r>
+        <w:t xml:space="preserve">stand for the case (neither feature active, feature 1 alone, feature 3 alone, both),</w:t>
+      </w:r>
+      <w:r>
+        <w:t xml:space="preserve"> </w:t>
+      </w:r>
+      <m:oMath>
+        <m:r>
+          <m:t>P</m:t>
+        </m:r>
+        <m:r>
+          <m:rPr>
+            <m:sty m:val="p"/>
+          </m:rPr>
+          <m:t>(</m:t>
+        </m:r>
+        <m:r>
+          <m:t>c</m:t>
+        </m:r>
+        <m:r>
+          <m:rPr>
+            <m:sty m:val="p"/>
+          </m:rPr>
+          <m:t>)</m:t>
+        </m:r>
+      </m:oMath>
+      <w:r>
+        <w:t xml:space="preserve"> </w:t>
+      </w:r>
+      <w:r>
+        <w:t xml:space="preserve">for its prior probability and</w:t>
+      </w:r>
+      <w:r>
+        <w:t xml:space="preserve"> </w:t>
+      </w:r>
+      <m:oMath>
+        <m:sSub>
+          <m:e>
+            <m:r>
+              <m:t>ρ</m:t>
+            </m:r>
+          </m:e>
+          <m:sub>
+            <m:r>
+              <m:t>c</m:t>
+            </m:r>
+          </m:sub>
+        </m:sSub>
+        <m:r>
+          <m:rPr>
+            <m:sty m:val="p"/>
+          </m:rPr>
+          <m:t>(</m:t>
+        </m:r>
         <m:r>
           <m:t>s</m:t>
         </m:r>
@@ -8052,6 +7905,557 @@
           <m:rPr>
             <m:sty m:val="p"/>
           </m:rPr>
+          <m:t>)</m:t>
+        </m:r>
+      </m:oMath>
+      <w:r>
+        <w:t xml:space="preserve"> </w:t>
+      </w:r>
+      <w:r>
+        <w:t xml:space="preserve">for the density of the readings it produces at</w:t>
+      </w:r>
+      <w:r>
+        <w:t xml:space="preserve"> </w:t>
+      </w:r>
+      <m:oMath>
+        <m:r>
+          <m:t>s</m:t>
+        </m:r>
+      </m:oMath>
+      <w:r>
+        <w:t xml:space="preserve">. By Bayes’ rule, the posterior probability of a case given the reading is</w:t>
+      </w:r>
+    </w:p>
+    <w:p>
+      <w:pPr>
+        <w:pStyle w:val="BodyText"/>
+      </w:pPr>
+      <m:oMathPara>
+        <m:oMathParaPr>
+          <m:jc m:val="center"/>
+        </m:oMathParaPr>
+        <m:oMath>
+          <m:r>
+            <m:t>P</m:t>
+          </m:r>
+          <m:r>
+            <m:rPr>
+              <m:sty m:val="p"/>
+            </m:rPr>
+            <m:t>(</m:t>
+          </m:r>
+          <m:r>
+            <m:t>c</m:t>
+          </m:r>
+          <m:r>
+            <m:rPr>
+              <m:sty m:val="p"/>
+            </m:rPr>
+            <m:t>∣</m:t>
+          </m:r>
+          <m:r>
+            <m:t>s</m:t>
+          </m:r>
+          <m:r>
+            <m:rPr>
+              <m:sty m:val="p"/>
+            </m:rPr>
+            <m:t>)</m:t>
+          </m:r>
+          <m:r>
+            <m:rPr>
+              <m:sty m:val="p"/>
+            </m:rPr>
+            <m:t>=</m:t>
+          </m:r>
+          <m:f>
+            <m:fPr>
+              <m:type m:val="bar"/>
+            </m:fPr>
+            <m:num>
+              <m:r>
+                <m:t>P</m:t>
+              </m:r>
+              <m:r>
+                <m:rPr>
+                  <m:sty m:val="p"/>
+                </m:rPr>
+                <m:t>(</m:t>
+              </m:r>
+              <m:r>
+                <m:t>c</m:t>
+              </m:r>
+              <m:r>
+                <m:rPr>
+                  <m:sty m:val="p"/>
+                </m:rPr>
+                <m:t>)</m:t>
+              </m:r>
+              <m:r>
+                <m:t> </m:t>
+              </m:r>
+              <m:sSub>
+                <m:e>
+                  <m:r>
+                    <m:t>ρ</m:t>
+                  </m:r>
+                </m:e>
+                <m:sub>
+                  <m:r>
+                    <m:t>c</m:t>
+                  </m:r>
+                </m:sub>
+              </m:sSub>
+              <m:r>
+                <m:rPr>
+                  <m:sty m:val="p"/>
+                </m:rPr>
+                <m:t>(</m:t>
+              </m:r>
+              <m:r>
+                <m:t>s</m:t>
+              </m:r>
+              <m:r>
+                <m:rPr>
+                  <m:sty m:val="p"/>
+                </m:rPr>
+                <m:t>)</m:t>
+              </m:r>
+            </m:num>
+            <m:den>
+              <m:nary>
+                <m:naryPr>
+                  <m:chr m:val="∑"/>
+                  <m:limLoc m:val="undOvr"/>
+                  <m:subHide m:val="off"/>
+                  <m:supHide m:val="on"/>
+                </m:naryPr>
+                <m:sub>
+                  <m:sSup>
+                    <m:e>
+                      <m:r>
+                        <m:t>c</m:t>
+                      </m:r>
+                    </m:e>
+                    <m:sup>
+                      <m:r>
+                        <m:rPr>
+                          <m:sty m:val="p"/>
+                        </m:rPr>
+                        <m:t>′</m:t>
+                      </m:r>
+                    </m:sup>
+                  </m:sSup>
+                </m:sub>
+                <m:sup>
+                  <m:r>
+                    <m:t>​</m:t>
+                  </m:r>
+                </m:sup>
+                <m:e>
+                  <m:r>
+                    <m:t>P</m:t>
+                  </m:r>
+                </m:e>
+              </m:nary>
+              <m:r>
+                <m:rPr>
+                  <m:sty m:val="p"/>
+                </m:rPr>
+                <m:t>(</m:t>
+              </m:r>
+              <m:sSup>
+                <m:e>
+                  <m:r>
+                    <m:t>c</m:t>
+                  </m:r>
+                </m:e>
+                <m:sup>
+                  <m:r>
+                    <m:rPr>
+                      <m:sty m:val="p"/>
+                    </m:rPr>
+                    <m:t>′</m:t>
+                  </m:r>
+                </m:sup>
+              </m:sSup>
+              <m:r>
+                <m:rPr>
+                  <m:sty m:val="p"/>
+                </m:rPr>
+                <m:t>)</m:t>
+              </m:r>
+              <m:r>
+                <m:t> </m:t>
+              </m:r>
+              <m:sSub>
+                <m:e>
+                  <m:r>
+                    <m:t>ρ</m:t>
+                  </m:r>
+                </m:e>
+                <m:sub>
+                  <m:sSup>
+                    <m:e>
+                      <m:r>
+                        <m:t>c</m:t>
+                      </m:r>
+                    </m:e>
+                    <m:sup>
+                      <m:r>
+                        <m:rPr>
+                          <m:sty m:val="p"/>
+                        </m:rPr>
+                        <m:t>′</m:t>
+                      </m:r>
+                    </m:sup>
+                  </m:sSup>
+                </m:sub>
+              </m:sSub>
+              <m:r>
+                <m:rPr>
+                  <m:sty m:val="p"/>
+                </m:rPr>
+                <m:t>(</m:t>
+              </m:r>
+              <m:r>
+                <m:t>s</m:t>
+              </m:r>
+              <m:r>
+                <m:rPr>
+                  <m:sty m:val="p"/>
+                </m:rPr>
+                <m:t>)</m:t>
+              </m:r>
+            </m:den>
+          </m:f>
+          <m:r>
+            <m:rPr>
+              <m:sty m:val="p"/>
+            </m:rPr>
+            <m:t>.</m:t>
+          </m:r>
+        </m:oMath>
+      </m:oMathPara>
+    </w:p>
+    <w:p>
+      <w:pPr>
+        <w:pStyle w:val="FirstParagraph"/>
+      </w:pPr>
+      <w:r>
+        <w:t xml:space="preserve">The weight of a case is how often it produces the reading</w:t>
+      </w:r>
+      <w:r>
+        <w:t xml:space="preserve"> </w:t>
+      </w:r>
+      <m:oMath>
+        <m:r>
+          <m:t>s</m:t>
+        </m:r>
+      </m:oMath>
+      <w:r>
+        <w:t xml:space="preserve">: its prior probability</w:t>
+      </w:r>
+      <w:r>
+        <w:t xml:space="preserve"> </w:t>
+      </w:r>
+      <m:oMath>
+        <m:r>
+          <m:t>P</m:t>
+        </m:r>
+        <m:r>
+          <m:rPr>
+            <m:sty m:val="p"/>
+          </m:rPr>
+          <m:t>(</m:t>
+        </m:r>
+        <m:r>
+          <m:t>c</m:t>
+        </m:r>
+        <m:r>
+          <m:rPr>
+            <m:sty m:val="p"/>
+          </m:rPr>
+          <m:t>)</m:t>
+        </m:r>
+      </m:oMath>
+      <w:r>
+        <w:t xml:space="preserve"> </w:t>
+      </w:r>
+      <w:r>
+        <w:t xml:space="preserve">times the density</w:t>
+      </w:r>
+      <w:r>
+        <w:t xml:space="preserve"> </w:t>
+      </w:r>
+      <m:oMath>
+        <m:sSub>
+          <m:e>
+            <m:r>
+              <m:t>ρ</m:t>
+            </m:r>
+          </m:e>
+          <m:sub>
+            <m:r>
+              <m:t>c</m:t>
+            </m:r>
+          </m:sub>
+        </m:sSub>
+        <m:r>
+          <m:rPr>
+            <m:sty m:val="p"/>
+          </m:rPr>
+          <m:t>(</m:t>
+        </m:r>
+        <m:r>
+          <m:t>s</m:t>
+        </m:r>
+        <m:r>
+          <m:rPr>
+            <m:sty m:val="p"/>
+          </m:rPr>
+          <m:t>)</m:t>
+        </m:r>
+      </m:oMath>
+      <w:r>
+        <w:t xml:space="preserve"> </w:t>
+      </w:r>
+      <w:r>
+        <w:t xml:space="preserve">of its readings at</w:t>
+      </w:r>
+      <w:r>
+        <w:t xml:space="preserve"> </w:t>
+      </w:r>
+      <m:oMath>
+        <m:r>
+          <m:t>s</m:t>
+        </m:r>
+      </m:oMath>
+      <w:r>
+        <w:t xml:space="preserve">. Dividing by the sum of the weights turns them into probabilities. The best guess is then the average of the best guesses of the individual cases, weighted by these posterior probabilities:</w:t>
+      </w:r>
+    </w:p>
+    <w:p>
+      <w:pPr>
+        <w:pStyle w:val="BodyText"/>
+      </w:pPr>
+      <m:oMathPara>
+        <m:oMathParaPr>
+          <m:jc m:val="center"/>
+        </m:oMathParaPr>
+        <m:oMath>
+          <m:sSub>
+            <m:e>
+              <m:acc>
+                <m:accPr>
+                  <m:chr m:val="̂"/>
+                </m:accPr>
+                <m:e>
+                  <m:r>
+                    <m:t>x</m:t>
+                  </m:r>
+                </m:e>
+              </m:acc>
+            </m:e>
+            <m:sub>
+              <m:r>
+                <m:t>1</m:t>
+              </m:r>
+            </m:sub>
+          </m:sSub>
+          <m:r>
+            <m:rPr>
+              <m:sty m:val="p"/>
+            </m:rPr>
+            <m:t>(</m:t>
+          </m:r>
+          <m:r>
+            <m:t>s</m:t>
+          </m:r>
+          <m:r>
+            <m:rPr>
+              <m:sty m:val="p"/>
+            </m:rPr>
+            <m:t>)</m:t>
+          </m:r>
+          <m:r>
+            <m:rPr>
+              <m:sty m:val="p"/>
+            </m:rPr>
+            <m:t>=</m:t>
+          </m:r>
+          <m:r>
+            <m:rPr>
+              <m:scr m:val="double-struck"/>
+              <m:sty m:val="p"/>
+            </m:rPr>
+            <m:t>E</m:t>
+          </m:r>
+          <m:r>
+            <m:rPr>
+              <m:sty m:val="p"/>
+            </m:rPr>
+            <m:t>[</m:t>
+          </m:r>
+          <m:sSub>
+            <m:e>
+              <m:r>
+                <m:t>x</m:t>
+              </m:r>
+            </m:e>
+            <m:sub>
+              <m:r>
+                <m:t>1</m:t>
+              </m:r>
+            </m:sub>
+          </m:sSub>
+          <m:r>
+            <m:rPr>
+              <m:sty m:val="p"/>
+            </m:rPr>
+            <m:t>∣</m:t>
+          </m:r>
+          <m:r>
+            <m:t>s</m:t>
+          </m:r>
+          <m:r>
+            <m:rPr>
+              <m:sty m:val="p"/>
+            </m:rPr>
+            <m:t>]</m:t>
+          </m:r>
+          <m:r>
+            <m:rPr>
+              <m:sty m:val="p"/>
+            </m:rPr>
+            <m:t>=</m:t>
+          </m:r>
+          <m:nary>
+            <m:naryPr>
+              <m:chr m:val="∑"/>
+              <m:limLoc m:val="undOvr"/>
+              <m:subHide m:val="off"/>
+              <m:supHide m:val="on"/>
+            </m:naryPr>
+            <m:sub>
+              <m:r>
+                <m:t>c</m:t>
+              </m:r>
+            </m:sub>
+            <m:sup>
+              <m:r>
+                <m:t>​</m:t>
+              </m:r>
+            </m:sup>
+            <m:e>
+              <m:r>
+                <m:t>P</m:t>
+              </m:r>
+            </m:e>
+          </m:nary>
+          <m:r>
+            <m:rPr>
+              <m:sty m:val="p"/>
+            </m:rPr>
+            <m:t>(</m:t>
+          </m:r>
+          <m:r>
+            <m:t>c</m:t>
+          </m:r>
+          <m:r>
+            <m:rPr>
+              <m:sty m:val="p"/>
+            </m:rPr>
+            <m:t>∣</m:t>
+          </m:r>
+          <m:r>
+            <m:t>s</m:t>
+          </m:r>
+          <m:r>
+            <m:rPr>
+              <m:sty m:val="p"/>
+            </m:rPr>
+            <m:t>)</m:t>
+          </m:r>
+          <m:r>
+            <m:t> </m:t>
+          </m:r>
+          <m:r>
+            <m:rPr>
+              <m:scr m:val="double-struck"/>
+              <m:sty m:val="p"/>
+            </m:rPr>
+            <m:t>E</m:t>
+          </m:r>
+          <m:r>
+            <m:rPr>
+              <m:sty m:val="p"/>
+            </m:rPr>
+            <m:t>[</m:t>
+          </m:r>
+          <m:sSub>
+            <m:e>
+              <m:r>
+                <m:t>x</m:t>
+              </m:r>
+            </m:e>
+            <m:sub>
+              <m:r>
+                <m:t>1</m:t>
+              </m:r>
+            </m:sub>
+          </m:sSub>
+          <m:r>
+            <m:rPr>
+              <m:sty m:val="p"/>
+            </m:rPr>
+            <m:t>∣</m:t>
+          </m:r>
+          <m:r>
+            <m:t>s</m:t>
+          </m:r>
+          <m:r>
+            <m:rPr>
+              <m:sty m:val="p"/>
+            </m:rPr>
+            <m:t>,</m:t>
+          </m:r>
+          <m:r>
+            <m:t>c</m:t>
+          </m:r>
+          <m:r>
+            <m:rPr>
+              <m:sty m:val="p"/>
+            </m:rPr>
+            <m:t>]</m:t>
+          </m:r>
+          <m:r>
+            <m:rPr>
+              <m:sty m:val="p"/>
+            </m:rPr>
+            <m:t>.</m:t>
+          </m:r>
+        </m:oMath>
+      </m:oMathPara>
+    </w:p>
+    <w:p>
+      <w:pPr>
+        <w:pStyle w:val="FirstParagraph"/>
+      </w:pPr>
+      <w:r>
+        <w:t xml:space="preserve">The figure below shows these weights and the per-case guesses. One case needs a remark: with neither feature active the reading is exactly</w:t>
+      </w:r>
+      <w:r>
+        <w:t xml:space="preserve"> </w:t>
+      </w:r>
+      <m:oMath>
+        <m:r>
+          <m:t>s</m:t>
+        </m:r>
+        <m:r>
+          <m:rPr>
+            <m:sty m:val="p"/>
+          </m:rPr>
           <m:t>=</m:t>
         </m:r>
         <m:r>
@@ -8059,10 +8463,528 @@
         </m:r>
       </m:oMath>
       <w:r>
-        <w:t xml:space="preserve"> </w:t>
-      </w:r>
-      <w:r>
-        <w:t xml:space="preserve">and nothing else, so</w:t>
+        <w:t xml:space="preserve">, so this case has no density along</w:t>
+      </w:r>
+      <w:r>
+        <w:t xml:space="preserve"> </w:t>
+      </w:r>
+      <m:oMath>
+        <m:r>
+          <m:t>s</m:t>
+        </m:r>
+      </m:oMath>
+      <w:r>
+        <w:t xml:space="preserve"> </w:t>
+      </w:r>
+      <w:r>
+        <w:t xml:space="preserve">but a point mass,</w:t>
+      </w:r>
+      <w:r>
+        <w:t xml:space="preserve"> </w:t>
+      </w:r>
+      <m:oMath>
+        <m:r>
+          <m:t>P</m:t>
+        </m:r>
+        <m:r>
+          <m:rPr>
+            <m:sty m:val="p"/>
+          </m:rPr>
+          <m:t>(</m:t>
+        </m:r>
+        <m:r>
+          <m:t>c</m:t>
+        </m:r>
+        <m:r>
+          <m:rPr>
+            <m:sty m:val="p"/>
+          </m:rPr>
+          <m:t>)</m:t>
+        </m:r>
+        <m:r>
+          <m:t> </m:t>
+        </m:r>
+        <m:sSub>
+          <m:e>
+            <m:r>
+              <m:t>ρ</m:t>
+            </m:r>
+          </m:e>
+          <m:sub>
+            <m:r>
+              <m:t>c</m:t>
+            </m:r>
+          </m:sub>
+        </m:sSub>
+        <m:r>
+          <m:rPr>
+            <m:sty m:val="p"/>
+          </m:rPr>
+          <m:t>(</m:t>
+        </m:r>
+        <m:r>
+          <m:t>s</m:t>
+        </m:r>
+        <m:r>
+          <m:rPr>
+            <m:sty m:val="p"/>
+          </m:rPr>
+          <m:t>)</m:t>
+        </m:r>
+        <m:r>
+          <m:rPr>
+            <m:sty m:val="p"/>
+          </m:rPr>
+          <m:t>=</m:t>
+        </m:r>
+        <m:r>
+          <m:rPr>
+            <m:sty m:val="p"/>
+          </m:rPr>
+          <m:t>(</m:t>
+        </m:r>
+        <m:r>
+          <m:t>1</m:t>
+        </m:r>
+        <m:r>
+          <m:rPr>
+            <m:sty m:val="p"/>
+          </m:rPr>
+          <m:t>−</m:t>
+        </m:r>
+        <m:r>
+          <m:t>p</m:t>
+        </m:r>
+        <m:sSup>
+          <m:e>
+            <m:r>
+              <m:rPr>
+                <m:sty m:val="p"/>
+              </m:rPr>
+              <m:t>)</m:t>
+            </m:r>
+          </m:e>
+          <m:sup>
+            <m:r>
+              <m:t>2</m:t>
+            </m:r>
+          </m:sup>
+        </m:sSup>
+        <m:r>
+          <m:t> </m:t>
+        </m:r>
+        <m:r>
+          <m:t>δ</m:t>
+        </m:r>
+        <m:r>
+          <m:rPr>
+            <m:sty m:val="p"/>
+          </m:rPr>
+          <m:t>(</m:t>
+        </m:r>
+        <m:r>
+          <m:t>s</m:t>
+        </m:r>
+        <m:r>
+          <m:rPr>
+            <m:sty m:val="p"/>
+          </m:rPr>
+          <m:t>)</m:t>
+        </m:r>
+      </m:oMath>
+      <w:r>
+        <w:t xml:space="preserve"> </w:t>
+      </w:r>
+      <w:r>
+        <w:t xml:space="preserve">with</w:t>
+      </w:r>
+      <w:r>
+        <w:t xml:space="preserve"> </w:t>
+      </w:r>
+      <m:oMath>
+        <m:r>
+          <m:t>δ</m:t>
+        </m:r>
+      </m:oMath>
+      <w:r>
+        <w:t xml:space="preserve"> </w:t>
+      </w:r>
+      <w:r>
+        <w:t xml:space="preserve">the Dirac delta. At</w:t>
+      </w:r>
+      <w:r>
+        <w:t xml:space="preserve"> </w:t>
+      </w:r>
+      <m:oMath>
+        <m:r>
+          <m:t>s</m:t>
+        </m:r>
+        <m:r>
+          <m:rPr>
+            <m:sty m:val="p"/>
+          </m:rPr>
+          <m:t>=</m:t>
+        </m:r>
+        <m:r>
+          <m:t>0</m:t>
+        </m:r>
+      </m:oMath>
+      <w:r>
+        <w:t xml:space="preserve"> </w:t>
+      </w:r>
+      <w:r>
+        <w:t xml:space="preserve">it therefore outweighs every other case, and at any</w:t>
+      </w:r>
+      <w:r>
+        <w:t xml:space="preserve"> </w:t>
+      </w:r>
+      <m:oMath>
+        <m:r>
+          <m:t>s</m:t>
+        </m:r>
+        <m:r>
+          <m:rPr>
+            <m:sty m:val="p"/>
+          </m:rPr>
+          <m:t>≠</m:t>
+        </m:r>
+        <m:r>
+          <m:t>0</m:t>
+        </m:r>
+      </m:oMath>
+      <w:r>
+        <w:t xml:space="preserve"> </w:t>
+      </w:r>
+      <w:r>
+        <w:t xml:space="preserve">it has no weight at all. The rest of this appendix computes the weights and takes the weighted average.</w:t>
+      </w:r>
+    </w:p>
+    <w:p>
+      <w:pPr>
+        <w:pStyle w:val="CaptionedFigure"/>
+      </w:pPr>
+      <w:r>
+        <w:drawing>
+          <wp:inline>
+            <wp:extent cx="5334000" cy="1842654"/>
+            <wp:effectExtent b="0" l="0" r="0" t="0"/>
+            <wp:docPr descr="Left: the weight of each case, P(c)\, \rho_c(s), i.e. how often it produces the reading s; the case of neither feature active produces only s = 0, so its weight is a Dirac delta, (1-p)^2\, \delta(s), drawn as an arrow in the usual way (its height is not to scale; the number next to it is the probability it carries). Right: the best guess of each case, \mathbb{E}[x_1 \mid s, c] (for the co-active case, the average over the pairs (x_1, x_3) producing s), and their weighted average, which is the closed-form decoder \hat{x}_1(s)." title="" id="106" name="Picture"/>
+            <a:graphic>
+              <a:graphicData uri="http://schemas.openxmlformats.org/drawingml/2006/picture">
+                <pic:pic>
+                  <pic:nvPicPr>
+                    <pic:cNvPr descr="figures/appendix_cases.png" id="107" name="Picture"/>
+                    <pic:cNvPicPr>
+                      <a:picLocks noChangeArrowheads="1" noChangeAspect="1"/>
+                    </pic:cNvPicPr>
+                  </pic:nvPicPr>
+                  <pic:blipFill>
+                    <a:blip r:embed="rId105"/>
+                    <a:stretch>
+                      <a:fillRect/>
+                    </a:stretch>
+                  </pic:blipFill>
+                  <pic:spPr bwMode="auto">
+                    <a:xfrm>
+                      <a:off x="0" y="0"/>
+                      <a:ext cx="5334000" cy="1842654"/>
+                    </a:xfrm>
+                    <a:prstGeom prst="rect">
+                      <a:avLst/>
+                    </a:prstGeom>
+                    <a:noFill/>
+                    <a:ln w="9525">
+                      <a:noFill/>
+                      <a:headEnd/>
+                      <a:tailEnd/>
+                    </a:ln>
+                  </pic:spPr>
+                </pic:pic>
+              </a:graphicData>
+            </a:graphic>
+          </wp:inline>
+        </w:drawing>
+      </w:r>
+    </w:p>
+    <w:p>
+      <w:pPr>
+        <w:pStyle w:val="ImageCaption"/>
+      </w:pPr>
+      <w:r>
+        <w:t xml:space="preserve">Left: the weight of each case,</w:t>
+      </w:r>
+      <w:r>
+        <w:t xml:space="preserve"> </w:t>
+      </w:r>
+      <m:oMath>
+        <m:r>
+          <m:t>P</m:t>
+        </m:r>
+        <m:r>
+          <m:rPr>
+            <m:sty m:val="p"/>
+          </m:rPr>
+          <m:t>(</m:t>
+        </m:r>
+        <m:r>
+          <m:t>c</m:t>
+        </m:r>
+        <m:r>
+          <m:rPr>
+            <m:sty m:val="p"/>
+          </m:rPr>
+          <m:t>)</m:t>
+        </m:r>
+        <m:r>
+          <m:t> </m:t>
+        </m:r>
+        <m:sSub>
+          <m:e>
+            <m:r>
+              <m:t>ρ</m:t>
+            </m:r>
+          </m:e>
+          <m:sub>
+            <m:r>
+              <m:t>c</m:t>
+            </m:r>
+          </m:sub>
+        </m:sSub>
+        <m:r>
+          <m:rPr>
+            <m:sty m:val="p"/>
+          </m:rPr>
+          <m:t>(</m:t>
+        </m:r>
+        <m:r>
+          <m:t>s</m:t>
+        </m:r>
+        <m:r>
+          <m:rPr>
+            <m:sty m:val="p"/>
+          </m:rPr>
+          <m:t>)</m:t>
+        </m:r>
+      </m:oMath>
+      <w:r>
+        <w:t xml:space="preserve">, i.e. how often it produces the reading</w:t>
+      </w:r>
+      <w:r>
+        <w:t xml:space="preserve"> </w:t>
+      </w:r>
+      <m:oMath>
+        <m:r>
+          <m:t>s</m:t>
+        </m:r>
+      </m:oMath>
+      <w:r>
+        <w:t xml:space="preserve">; the case of neither feature active produces only</w:t>
+      </w:r>
+      <w:r>
+        <w:t xml:space="preserve"> </w:t>
+      </w:r>
+      <m:oMath>
+        <m:r>
+          <m:t>s</m:t>
+        </m:r>
+        <m:r>
+          <m:rPr>
+            <m:sty m:val="p"/>
+          </m:rPr>
+          <m:t>=</m:t>
+        </m:r>
+        <m:r>
+          <m:t>0</m:t>
+        </m:r>
+      </m:oMath>
+      <w:r>
+        <w:t xml:space="preserve">, so its weight is a Dirac delta,</w:t>
+      </w:r>
+      <w:r>
+        <w:t xml:space="preserve"> </w:t>
+      </w:r>
+      <m:oMath>
+        <m:r>
+          <m:rPr>
+            <m:sty m:val="p"/>
+          </m:rPr>
+          <m:t>(</m:t>
+        </m:r>
+        <m:r>
+          <m:t>1</m:t>
+        </m:r>
+        <m:r>
+          <m:rPr>
+            <m:sty m:val="p"/>
+          </m:rPr>
+          <m:t>−</m:t>
+        </m:r>
+        <m:r>
+          <m:t>p</m:t>
+        </m:r>
+        <m:sSup>
+          <m:e>
+            <m:r>
+              <m:rPr>
+                <m:sty m:val="p"/>
+              </m:rPr>
+              <m:t>)</m:t>
+            </m:r>
+          </m:e>
+          <m:sup>
+            <m:r>
+              <m:t>2</m:t>
+            </m:r>
+          </m:sup>
+        </m:sSup>
+        <m:r>
+          <m:t> </m:t>
+        </m:r>
+        <m:r>
+          <m:t>δ</m:t>
+        </m:r>
+        <m:r>
+          <m:rPr>
+            <m:sty m:val="p"/>
+          </m:rPr>
+          <m:t>(</m:t>
+        </m:r>
+        <m:r>
+          <m:t>s</m:t>
+        </m:r>
+        <m:r>
+          <m:rPr>
+            <m:sty m:val="p"/>
+          </m:rPr>
+          <m:t>)</m:t>
+        </m:r>
+      </m:oMath>
+      <w:r>
+        <w:t xml:space="preserve">, drawn as an arrow in the usual way (its height is not to scale; the number next to it is the probability it carries). Right: the best guess of each case,</w:t>
+      </w:r>
+      <w:r>
+        <w:t xml:space="preserve"> </w:t>
+      </w:r>
+      <m:oMath>
+        <m:r>
+          <m:rPr>
+            <m:scr m:val="double-struck"/>
+            <m:sty m:val="p"/>
+          </m:rPr>
+          <m:t>E</m:t>
+        </m:r>
+        <m:r>
+          <m:rPr>
+            <m:sty m:val="p"/>
+          </m:rPr>
+          <m:t>[</m:t>
+        </m:r>
+        <m:sSub>
+          <m:e>
+            <m:r>
+              <m:t>x</m:t>
+            </m:r>
+          </m:e>
+          <m:sub>
+            <m:r>
+              <m:t>1</m:t>
+            </m:r>
+          </m:sub>
+        </m:sSub>
+        <m:r>
+          <m:rPr>
+            <m:sty m:val="p"/>
+          </m:rPr>
+          <m:t>∣</m:t>
+        </m:r>
+        <m:r>
+          <m:t>s</m:t>
+        </m:r>
+        <m:r>
+          <m:rPr>
+            <m:sty m:val="p"/>
+          </m:rPr>
+          <m:t>,</m:t>
+        </m:r>
+        <m:r>
+          <m:t>c</m:t>
+        </m:r>
+        <m:r>
+          <m:rPr>
+            <m:sty m:val="p"/>
+          </m:rPr>
+          <m:t>]</m:t>
+        </m:r>
+      </m:oMath>
+      <w:r>
+        <w:t xml:space="preserve"> </w:t>
+      </w:r>
+      <w:r>
+        <w:t xml:space="preserve">(for the co-active case, the average over the pairs</w:t>
+      </w:r>
+      <w:r>
+        <w:t xml:space="preserve"> </w:t>
+      </w:r>
+      <m:oMath>
+        <m:r>
+          <m:rPr>
+            <m:sty m:val="p"/>
+          </m:rPr>
+          <m:t>(</m:t>
+        </m:r>
+        <m:sSub>
+          <m:e>
+            <m:r>
+              <m:t>x</m:t>
+            </m:r>
+          </m:e>
+          <m:sub>
+            <m:r>
+              <m:t>1</m:t>
+            </m:r>
+          </m:sub>
+        </m:sSub>
+        <m:r>
+          <m:rPr>
+            <m:sty m:val="p"/>
+          </m:rPr>
+          <m:t>,</m:t>
+        </m:r>
+        <m:sSub>
+          <m:e>
+            <m:r>
+              <m:t>x</m:t>
+            </m:r>
+          </m:e>
+          <m:sub>
+            <m:r>
+              <m:t>3</m:t>
+            </m:r>
+          </m:sub>
+        </m:sSub>
+        <m:r>
+          <m:rPr>
+            <m:sty m:val="p"/>
+          </m:rPr>
+          <m:t>)</m:t>
+        </m:r>
+      </m:oMath>
+      <w:r>
+        <w:t xml:space="preserve"> </w:t>
+      </w:r>
+      <w:r>
+        <w:t xml:space="preserve">producing</w:t>
+      </w:r>
+      <w:r>
+        <w:t xml:space="preserve"> </w:t>
+      </w:r>
+      <m:oMath>
+        <m:r>
+          <m:t>s</m:t>
+        </m:r>
+      </m:oMath>
+      <w:r>
+        <w:t xml:space="preserve">), and their weighted average, which is the closed-form decoder</w:t>
       </w:r>
       <w:r>
         <w:t xml:space="preserve"> </w:t>
@@ -8094,7 +9016,7 @@
           <m:t>(</m:t>
         </m:r>
         <m:r>
-          <m:t>0</m:t>
+          <m:t>s</m:t>
         </m:r>
         <m:r>
           <m:rPr>
@@ -8102,23 +9024,66 @@
           </m:rPr>
           <m:t>)</m:t>
         </m:r>
-        <m:r>
-          <m:rPr>
-            <m:sty m:val="p"/>
-          </m:rPr>
-          <m:t>=</m:t>
-        </m:r>
-        <m:r>
-          <m:t>0</m:t>
-        </m:r>
-      </m:oMath>
-      <w:r>
-        <w:t xml:space="preserve">. The remaining three cases produce readings</w:t>
-      </w:r>
-      <w:r>
-        <w:t xml:space="preserve"> </w:t>
-      </w:r>
-      <m:oMath>
+      </m:oMath>
+      <w:r>
+        <w:t xml:space="preserve">.</w:t>
+      </w:r>
+    </w:p>
+    <w:p>
+      <w:pPr>
+        <w:pStyle w:val="BodyText"/>
+      </w:pPr>
+      <w:r>
+        <w:t xml:space="preserve">For each case we need</w:t>
+      </w:r>
+      <w:r>
+        <w:t xml:space="preserve"> </w:t>
+      </w:r>
+      <m:oMath>
+        <m:r>
+          <m:t>P</m:t>
+        </m:r>
+        <m:r>
+          <m:rPr>
+            <m:sty m:val="p"/>
+          </m:rPr>
+          <m:t>(</m:t>
+        </m:r>
+        <m:r>
+          <m:t>c</m:t>
+        </m:r>
+        <m:r>
+          <m:rPr>
+            <m:sty m:val="p"/>
+          </m:rPr>
+          <m:t>)</m:t>
+        </m:r>
+      </m:oMath>
+      <w:r>
+        <w:t xml:space="preserve">,</w:t>
+      </w:r>
+      <w:r>
+        <w:t xml:space="preserve"> </w:t>
+      </w:r>
+      <m:oMath>
+        <m:sSub>
+          <m:e>
+            <m:r>
+              <m:t>ρ</m:t>
+            </m:r>
+          </m:e>
+          <m:sub>
+            <m:r>
+              <m:t>c</m:t>
+            </m:r>
+          </m:sub>
+        </m:sSub>
+        <m:r>
+          <m:rPr>
+            <m:sty m:val="p"/>
+          </m:rPr>
+          <m:t>(</m:t>
+        </m:r>
         <m:r>
           <m:t>s</m:t>
         </m:r>
@@ -8126,10 +9091,67 @@
           <m:rPr>
             <m:sty m:val="p"/>
           </m:rPr>
-          <m:t>≠</m:t>
-        </m:r>
-        <m:r>
-          <m:t>0</m:t>
+          <m:t>)</m:t>
+        </m:r>
+      </m:oMath>
+      <w:r>
+        <w:t xml:space="preserve"> </w:t>
+      </w:r>
+      <w:r>
+        <w:t xml:space="preserve">and</w:t>
+      </w:r>
+      <w:r>
+        <w:t xml:space="preserve"> </w:t>
+      </w:r>
+      <m:oMath>
+        <m:r>
+          <m:rPr>
+            <m:scr m:val="double-struck"/>
+            <m:sty m:val="p"/>
+          </m:rPr>
+          <m:t>E</m:t>
+        </m:r>
+        <m:r>
+          <m:rPr>
+            <m:sty m:val="p"/>
+          </m:rPr>
+          <m:t>[</m:t>
+        </m:r>
+        <m:sSub>
+          <m:e>
+            <m:r>
+              <m:t>x</m:t>
+            </m:r>
+          </m:e>
+          <m:sub>
+            <m:r>
+              <m:t>1</m:t>
+            </m:r>
+          </m:sub>
+        </m:sSub>
+        <m:r>
+          <m:rPr>
+            <m:sty m:val="p"/>
+          </m:rPr>
+          <m:t>∣</m:t>
+        </m:r>
+        <m:r>
+          <m:t>s</m:t>
+        </m:r>
+        <m:r>
+          <m:rPr>
+            <m:sty m:val="p"/>
+          </m:rPr>
+          <m:t>,</m:t>
+        </m:r>
+        <m:r>
+          <m:t>c</m:t>
+        </m:r>
+        <m:r>
+          <m:rPr>
+            <m:sty m:val="p"/>
+          </m:rPr>
+          <m:t>]</m:t>
         </m:r>
       </m:oMath>
       <w:r>
@@ -8149,48 +9171,75 @@
           <w:b/>
           <w:bCs/>
         </w:rPr>
-        <w:t xml:space="preserve">Feature 1 alone</w:t>
-      </w:r>
-      <w:r>
-        <w:t xml:space="preserve"> </w:t>
-      </w:r>
-      <w:r>
-        <w:t xml:space="preserve">(probability</w:t>
-      </w:r>
-      <w:r>
-        <w:t xml:space="preserve"> </w:t>
-      </w:r>
-      <m:oMath>
+        <w:t xml:space="preserve">Neither active</w:t>
+      </w:r>
+      <w:r>
+        <w:t xml:space="preserve">:</w:t>
+      </w:r>
+      <w:r>
+        <w:t xml:space="preserve"> </w:t>
+      </w:r>
+      <m:oMath>
+        <m:r>
+          <m:t>P</m:t>
+        </m:r>
+        <m:r>
+          <m:rPr>
+            <m:sty m:val="p"/>
+          </m:rPr>
+          <m:t>(</m:t>
+        </m:r>
+        <m:r>
+          <m:t>c</m:t>
+        </m:r>
+        <m:r>
+          <m:rPr>
+            <m:sty m:val="p"/>
+          </m:rPr>
+          <m:t>)</m:t>
+        </m:r>
+        <m:r>
+          <m:rPr>
+            <m:sty m:val="p"/>
+          </m:rPr>
+          <m:t>=</m:t>
+        </m:r>
+        <m:r>
+          <m:rPr>
+            <m:sty m:val="p"/>
+          </m:rPr>
+          <m:t>(</m:t>
+        </m:r>
+        <m:r>
+          <m:t>1</m:t>
+        </m:r>
+        <m:r>
+          <m:rPr>
+            <m:sty m:val="p"/>
+          </m:rPr>
+          <m:t>−</m:t>
+        </m:r>
         <m:r>
           <m:t>p</m:t>
         </m:r>
-        <m:r>
-          <m:rPr>
-            <m:sty m:val="p"/>
-          </m:rPr>
-          <m:t>(</m:t>
-        </m:r>
-        <m:r>
-          <m:t>1</m:t>
-        </m:r>
-        <m:r>
-          <m:rPr>
-            <m:sty m:val="p"/>
-          </m:rPr>
-          <m:t>−</m:t>
-        </m:r>
-        <m:r>
-          <m:t>p</m:t>
-        </m:r>
-        <m:r>
-          <m:rPr>
-            <m:sty m:val="p"/>
-          </m:rPr>
-          <m:t>)</m:t>
-        </m:r>
-      </m:oMath>
-      <w:r>
-        <w:t xml:space="preserve">). The reading is</w:t>
+        <m:sSup>
+          <m:e>
+            <m:r>
+              <m:rPr>
+                <m:sty m:val="p"/>
+              </m:rPr>
+              <m:t>)</m:t>
+            </m:r>
+          </m:e>
+          <m:sup>
+            <m:r>
+              <m:t>2</m:t>
+            </m:r>
+          </m:sup>
+        </m:sSup>
+      </m:oMath>
+      <w:r>
+        <w:t xml:space="preserve">. The reading is exactly</w:t>
       </w:r>
       <w:r>
         <w:t xml:space="preserve"> </w:t>
@@ -8205,26 +9254,89 @@
           </m:rPr>
           <m:t>=</m:t>
         </m:r>
+        <m:r>
+          <m:t>0</m:t>
+        </m:r>
+      </m:oMath>
+      <w:r>
+        <w:t xml:space="preserve">, so</w:t>
+      </w:r>
+      <w:r>
+        <w:t xml:space="preserve"> </w:t>
+      </w:r>
+      <m:oMath>
         <m:sSub>
           <m:e>
             <m:r>
-              <m:t>x</m:t>
+              <m:t>ρ</m:t>
             </m:r>
           </m:e>
           <m:sub>
             <m:r>
-              <m:t>1</m:t>
+              <m:t>c</m:t>
             </m:r>
           </m:sub>
         </m:sSub>
-      </m:oMath>
-      <w:r>
-        <w:t xml:space="preserve">, so</w:t>
-      </w:r>
-      <w:r>
-        <w:t xml:space="preserve"> </w:t>
-      </w:r>
-      <m:oMath>
+        <m:r>
+          <m:rPr>
+            <m:sty m:val="p"/>
+          </m:rPr>
+          <m:t>(</m:t>
+        </m:r>
+        <m:r>
+          <m:t>s</m:t>
+        </m:r>
+        <m:r>
+          <m:rPr>
+            <m:sty m:val="p"/>
+          </m:rPr>
+          <m:t>)</m:t>
+        </m:r>
+        <m:r>
+          <m:rPr>
+            <m:sty m:val="p"/>
+          </m:rPr>
+          <m:t>=</m:t>
+        </m:r>
+        <m:r>
+          <m:t>δ</m:t>
+        </m:r>
+        <m:r>
+          <m:rPr>
+            <m:sty m:val="p"/>
+          </m:rPr>
+          <m:t>(</m:t>
+        </m:r>
+        <m:r>
+          <m:t>s</m:t>
+        </m:r>
+        <m:r>
+          <m:rPr>
+            <m:sty m:val="p"/>
+          </m:rPr>
+          <m:t>)</m:t>
+        </m:r>
+      </m:oMath>
+      <w:r>
+        <w:t xml:space="preserve">, and</w:t>
+      </w:r>
+      <w:r>
+        <w:t xml:space="preserve"> </w:t>
+      </w:r>
+      <m:oMath>
+        <m:r>
+          <m:rPr>
+            <m:scr m:val="double-struck"/>
+            <m:sty m:val="p"/>
+          </m:rPr>
+          <m:t>E</m:t>
+        </m:r>
+        <m:r>
+          <m:rPr>
+            <m:sty m:val="p"/>
+          </m:rPr>
+          <m:t>[</m:t>
+        </m:r>
         <m:sSub>
           <m:e>
             <m:r>
@@ -8241,14 +9353,58 @@
           <m:rPr>
             <m:sty m:val="p"/>
           </m:rPr>
+          <m:t>∣</m:t>
+        </m:r>
+        <m:r>
+          <m:t>s</m:t>
+        </m:r>
+        <m:r>
+          <m:rPr>
+            <m:sty m:val="p"/>
+          </m:rPr>
+          <m:t>,</m:t>
+        </m:r>
+        <m:r>
+          <m:t>c</m:t>
+        </m:r>
+        <m:r>
+          <m:rPr>
+            <m:sty m:val="p"/>
+          </m:rPr>
+          <m:t>]</m:t>
+        </m:r>
+        <m:r>
+          <m:rPr>
+            <m:sty m:val="p"/>
+          </m:rPr>
           <m:t>=</m:t>
         </m:r>
         <m:r>
+          <m:t>0</m:t>
+        </m:r>
+      </m:oMath>
+      <w:r>
+        <w:t xml:space="preserve">. This case alone produces</w:t>
+      </w:r>
+      <w:r>
+        <w:t xml:space="preserve"> </w:t>
+      </w:r>
+      <m:oMath>
+        <m:r>
           <m:t>s</m:t>
         </m:r>
-      </m:oMath>
-      <w:r>
-        <w:t xml:space="preserve">. Since</w:t>
+        <m:r>
+          <m:rPr>
+            <m:sty m:val="p"/>
+          </m:rPr>
+          <m:t>=</m:t>
+        </m:r>
+        <m:r>
+          <m:t>0</m:t>
+        </m:r>
+      </m:oMath>
+      <w:r>
+        <w:t xml:space="preserve">, hence</w:t>
       </w:r>
       <w:r>
         <w:t xml:space="preserve"> </w:t>
@@ -8256,9 +9412,16 @@
       <m:oMath>
         <m:sSub>
           <m:e>
-            <m:r>
-              <m:t>x</m:t>
-            </m:r>
+            <m:acc>
+              <m:accPr>
+                <m:chr m:val="̂"/>
+              </m:accPr>
+              <m:e>
+                <m:r>
+                  <m:t>x</m:t>
+                </m:r>
+              </m:e>
+            </m:acc>
           </m:e>
           <m:sub>
             <m:r>
@@ -8266,22 +9429,11 @@
             </m:r>
           </m:sub>
         </m:sSub>
-      </m:oMath>
-      <w:r>
-        <w:t xml:space="preserve"> </w:t>
-      </w:r>
-      <w:r>
-        <w:t xml:space="preserve">is uniform on</w:t>
-      </w:r>
-      <w:r>
-        <w:t xml:space="preserve"> </w:t>
-      </w:r>
-      <m:oMath>
-        <m:r>
-          <m:rPr>
-            <m:sty m:val="p"/>
-          </m:rPr>
-          <m:t>[</m:t>
+        <m:r>
+          <m:rPr>
+            <m:sty m:val="p"/>
+          </m:rPr>
+          <m:t>(</m:t>
         </m:r>
         <m:r>
           <m:t>0</m:t>
@@ -8290,20 +9442,20 @@
           <m:rPr>
             <m:sty m:val="p"/>
           </m:rPr>
-          <m:t>,</m:t>
-        </m:r>
-        <m:r>
-          <m:t>1</m:t>
-        </m:r>
-        <m:r>
-          <m:rPr>
-            <m:sty m:val="p"/>
-          </m:rPr>
-          <m:t>]</m:t>
-        </m:r>
-      </m:oMath>
-      <w:r>
-        <w:t xml:space="preserve">, this case is equally likely to produce any</w:t>
+          <m:t>)</m:t>
+        </m:r>
+        <m:r>
+          <m:rPr>
+            <m:sty m:val="p"/>
+          </m:rPr>
+          <m:t>=</m:t>
+        </m:r>
+        <m:r>
+          <m:t>0</m:t>
+        </m:r>
+      </m:oMath>
+      <w:r>
+        <w:t xml:space="preserve">; the other three produce readings</w:t>
       </w:r>
       <w:r>
         <w:t xml:space="preserve"> </w:t>
@@ -8316,66 +9468,10 @@
           <m:rPr>
             <m:sty m:val="p"/>
           </m:rPr>
-          <m:t>∈</m:t>
-        </m:r>
-        <m:r>
-          <m:rPr>
-            <m:sty m:val="p"/>
-          </m:rPr>
-          <m:t>(</m:t>
+          <m:t>≠</m:t>
         </m:r>
         <m:r>
           <m:t>0</m:t>
-        </m:r>
-        <m:r>
-          <m:rPr>
-            <m:sty m:val="p"/>
-          </m:rPr>
-          <m:t>,</m:t>
-        </m:r>
-        <m:r>
-          <m:t>1</m:t>
-        </m:r>
-        <m:r>
-          <m:rPr>
-            <m:sty m:val="p"/>
-          </m:rPr>
-          <m:t>]</m:t>
-        </m:r>
-      </m:oMath>
-      <w:r>
-        <w:t xml:space="preserve">: its weight is</w:t>
-      </w:r>
-      <w:r>
-        <w:t xml:space="preserve"> </w:t>
-      </w:r>
-      <m:oMath>
-        <m:r>
-          <m:t>p</m:t>
-        </m:r>
-        <m:r>
-          <m:rPr>
-            <m:sty m:val="p"/>
-          </m:rPr>
-          <m:t>(</m:t>
-        </m:r>
-        <m:r>
-          <m:t>1</m:t>
-        </m:r>
-        <m:r>
-          <m:rPr>
-            <m:sty m:val="p"/>
-          </m:rPr>
-          <m:t>−</m:t>
-        </m:r>
-        <m:r>
-          <m:t>p</m:t>
-        </m:r>
-        <m:r>
-          <m:rPr>
-            <m:sty m:val="p"/>
-          </m:rPr>
-          <m:t>)</m:t>
         </m:r>
       </m:oMath>
       <w:r>
@@ -8395,18 +9491,39 @@
           <w:b/>
           <w:bCs/>
         </w:rPr>
-        <w:t xml:space="preserve">Feature 3 alone</w:t>
-      </w:r>
-      <w:r>
-        <w:t xml:space="preserve"> </w:t>
-      </w:r>
-      <w:r>
-        <w:t xml:space="preserve">(probability</w:t>
-      </w:r>
-      <w:r>
-        <w:t xml:space="preserve"> </w:t>
-      </w:r>
-      <m:oMath>
+        <w:t xml:space="preserve">Feature 1 alone</w:t>
+      </w:r>
+      <w:r>
+        <w:t xml:space="preserve">:</w:t>
+      </w:r>
+      <w:r>
+        <w:t xml:space="preserve"> </w:t>
+      </w:r>
+      <m:oMath>
+        <m:r>
+          <m:t>P</m:t>
+        </m:r>
+        <m:r>
+          <m:rPr>
+            <m:sty m:val="p"/>
+          </m:rPr>
+          <m:t>(</m:t>
+        </m:r>
+        <m:r>
+          <m:t>c</m:t>
+        </m:r>
+        <m:r>
+          <m:rPr>
+            <m:sty m:val="p"/>
+          </m:rPr>
+          <m:t>)</m:t>
+        </m:r>
+        <m:r>
+          <m:rPr>
+            <m:sty m:val="p"/>
+          </m:rPr>
+          <m:t>=</m:t>
+        </m:r>
         <m:r>
           <m:t>p</m:t>
         </m:r>
@@ -8436,7 +9553,7 @@
         </m:r>
       </m:oMath>
       <w:r>
-        <w:t xml:space="preserve">). The reading is</w:t>
+        <w:t xml:space="preserve">. The reading</w:t>
       </w:r>
       <w:r>
         <w:t xml:space="preserve"> </w:t>
@@ -8451,12 +9568,6 @@
           </m:rPr>
           <m:t>=</m:t>
         </m:r>
-        <m:r>
-          <m:rPr>
-            <m:sty m:val="p"/>
-          </m:rPr>
-          <m:t>−</m:t>
-        </m:r>
         <m:sSub>
           <m:e>
             <m:r>
@@ -8465,7 +9576,7 @@
           </m:e>
           <m:sub>
             <m:r>
-              <m:t>3</m:t>
+              <m:t>1</m:t>
             </m:r>
           </m:sub>
         </m:sSub>
@@ -8474,7 +9585,39 @@
         <w:t xml:space="preserve"> </w:t>
       </w:r>
       <w:r>
-        <w:t xml:space="preserve">and</w:t>
+        <w:t xml:space="preserve">is uniform on</w:t>
+      </w:r>
+      <w:r>
+        <w:t xml:space="preserve"> </w:t>
+      </w:r>
+      <m:oMath>
+        <m:r>
+          <m:rPr>
+            <m:sty m:val="p"/>
+          </m:rPr>
+          <m:t>(</m:t>
+        </m:r>
+        <m:r>
+          <m:t>0</m:t>
+        </m:r>
+        <m:r>
+          <m:rPr>
+            <m:sty m:val="p"/>
+          </m:rPr>
+          <m:t>,</m:t>
+        </m:r>
+        <m:r>
+          <m:t>1</m:t>
+        </m:r>
+        <m:r>
+          <m:rPr>
+            <m:sty m:val="p"/>
+          </m:rPr>
+          <m:t>]</m:t>
+        </m:r>
+      </m:oMath>
+      <w:r>
+        <w:t xml:space="preserve">, so</w:t>
       </w:r>
       <w:r>
         <w:t xml:space="preserve"> </w:t>
@@ -8483,12 +9626,12 @@
         <m:sSub>
           <m:e>
             <m:r>
-              <m:t>x</m:t>
+              <m:t>ρ</m:t>
             </m:r>
           </m:e>
           <m:sub>
             <m:r>
-              <m:t>1</m:t>
+              <m:t>c</m:t>
             </m:r>
           </m:sub>
         </m:sSub>
@@ -8496,19 +9639,68 @@
           <m:rPr>
             <m:sty m:val="p"/>
           </m:rPr>
+          <m:t>(</m:t>
+        </m:r>
+        <m:r>
+          <m:t>s</m:t>
+        </m:r>
+        <m:r>
+          <m:rPr>
+            <m:sty m:val="p"/>
+          </m:rPr>
+          <m:t>)</m:t>
+        </m:r>
+        <m:r>
+          <m:rPr>
+            <m:sty m:val="p"/>
+          </m:rPr>
           <m:t>=</m:t>
         </m:r>
         <m:r>
-          <m:t>0</m:t>
-        </m:r>
-      </m:oMath>
-      <w:r>
-        <w:t xml:space="preserve">. Equally likely for any</w:t>
-      </w:r>
-      <w:r>
-        <w:t xml:space="preserve"> </w:t>
-      </w:r>
-      <m:oMath>
+          <m:t>1</m:t>
+        </m:r>
+      </m:oMath>
+      <w:r>
+        <w:t xml:space="preserve"> </w:t>
+      </w:r>
+      <w:r>
+        <w:t xml:space="preserve">there, and</w:t>
+      </w:r>
+      <w:r>
+        <w:t xml:space="preserve"> </w:t>
+      </w:r>
+      <m:oMath>
+        <m:r>
+          <m:rPr>
+            <m:scr m:val="double-struck"/>
+            <m:sty m:val="p"/>
+          </m:rPr>
+          <m:t>E</m:t>
+        </m:r>
+        <m:r>
+          <m:rPr>
+            <m:sty m:val="p"/>
+          </m:rPr>
+          <m:t>[</m:t>
+        </m:r>
+        <m:sSub>
+          <m:e>
+            <m:r>
+              <m:t>x</m:t>
+            </m:r>
+          </m:e>
+          <m:sub>
+            <m:r>
+              <m:t>1</m:t>
+            </m:r>
+          </m:sub>
+        </m:sSub>
+        <m:r>
+          <m:rPr>
+            <m:sty m:val="p"/>
+          </m:rPr>
+          <m:t>∣</m:t>
+        </m:r>
         <m:r>
           <m:t>s</m:t>
         </m:r>
@@ -8516,72 +9708,25 @@
           <m:rPr>
             <m:sty m:val="p"/>
           </m:rPr>
-          <m:t>∈</m:t>
-        </m:r>
-        <m:r>
-          <m:rPr>
-            <m:sty m:val="p"/>
-          </m:rPr>
-          <m:t>[</m:t>
-        </m:r>
-        <m:r>
-          <m:rPr>
-            <m:sty m:val="p"/>
-          </m:rPr>
-          <m:t>−</m:t>
-        </m:r>
-        <m:r>
-          <m:t>1</m:t>
-        </m:r>
-        <m:r>
-          <m:rPr>
-            <m:sty m:val="p"/>
-          </m:rPr>
           <m:t>,</m:t>
         </m:r>
         <m:r>
-          <m:t>0</m:t>
-        </m:r>
-        <m:r>
-          <m:rPr>
-            <m:sty m:val="p"/>
-          </m:rPr>
-          <m:t>)</m:t>
-        </m:r>
-      </m:oMath>
-      <w:r>
-        <w:t xml:space="preserve">: weight</w:t>
-      </w:r>
-      <w:r>
-        <w:t xml:space="preserve"> </w:t>
-      </w:r>
-      <m:oMath>
-        <m:r>
-          <m:t>p</m:t>
-        </m:r>
-        <m:r>
-          <m:rPr>
-            <m:sty m:val="p"/>
-          </m:rPr>
-          <m:t>(</m:t>
-        </m:r>
-        <m:r>
-          <m:t>1</m:t>
-        </m:r>
-        <m:r>
-          <m:rPr>
-            <m:sty m:val="p"/>
-          </m:rPr>
-          <m:t>−</m:t>
-        </m:r>
-        <m:r>
-          <m:t>p</m:t>
-        </m:r>
-        <m:r>
-          <m:rPr>
-            <m:sty m:val="p"/>
-          </m:rPr>
-          <m:t>)</m:t>
+          <m:t>c</m:t>
+        </m:r>
+        <m:r>
+          <m:rPr>
+            <m:sty m:val="p"/>
+          </m:rPr>
+          <m:t>]</m:t>
+        </m:r>
+        <m:r>
+          <m:rPr>
+            <m:sty m:val="p"/>
+          </m:rPr>
+          <m:t>=</m:t>
+        </m:r>
+        <m:r>
+          <m:t>s</m:t>
         </m:r>
       </m:oMath>
       <w:r>
@@ -8601,18 +9746,306 @@
           <w:b/>
           <w:bCs/>
         </w:rPr>
+        <w:t xml:space="preserve">Feature 3 alone</w:t>
+      </w:r>
+      <w:r>
+        <w:t xml:space="preserve">:</w:t>
+      </w:r>
+      <w:r>
+        <w:t xml:space="preserve"> </w:t>
+      </w:r>
+      <m:oMath>
+        <m:r>
+          <m:t>P</m:t>
+        </m:r>
+        <m:r>
+          <m:rPr>
+            <m:sty m:val="p"/>
+          </m:rPr>
+          <m:t>(</m:t>
+        </m:r>
+        <m:r>
+          <m:t>c</m:t>
+        </m:r>
+        <m:r>
+          <m:rPr>
+            <m:sty m:val="p"/>
+          </m:rPr>
+          <m:t>)</m:t>
+        </m:r>
+        <m:r>
+          <m:rPr>
+            <m:sty m:val="p"/>
+          </m:rPr>
+          <m:t>=</m:t>
+        </m:r>
+        <m:r>
+          <m:t>p</m:t>
+        </m:r>
+        <m:r>
+          <m:rPr>
+            <m:sty m:val="p"/>
+          </m:rPr>
+          <m:t>(</m:t>
+        </m:r>
+        <m:r>
+          <m:t>1</m:t>
+        </m:r>
+        <m:r>
+          <m:rPr>
+            <m:sty m:val="p"/>
+          </m:rPr>
+          <m:t>−</m:t>
+        </m:r>
+        <m:r>
+          <m:t>p</m:t>
+        </m:r>
+        <m:r>
+          <m:rPr>
+            <m:sty m:val="p"/>
+          </m:rPr>
+          <m:t>)</m:t>
+        </m:r>
+      </m:oMath>
+      <w:r>
+        <w:t xml:space="preserve">. The reading</w:t>
+      </w:r>
+      <w:r>
+        <w:t xml:space="preserve"> </w:t>
+      </w:r>
+      <m:oMath>
+        <m:r>
+          <m:t>s</m:t>
+        </m:r>
+        <m:r>
+          <m:rPr>
+            <m:sty m:val="p"/>
+          </m:rPr>
+          <m:t>=</m:t>
+        </m:r>
+        <m:r>
+          <m:rPr>
+            <m:sty m:val="p"/>
+          </m:rPr>
+          <m:t>−</m:t>
+        </m:r>
+        <m:sSub>
+          <m:e>
+            <m:r>
+              <m:t>x</m:t>
+            </m:r>
+          </m:e>
+          <m:sub>
+            <m:r>
+              <m:t>3</m:t>
+            </m:r>
+          </m:sub>
+        </m:sSub>
+      </m:oMath>
+      <w:r>
+        <w:t xml:space="preserve"> </w:t>
+      </w:r>
+      <w:r>
+        <w:t xml:space="preserve">is uniform on</w:t>
+      </w:r>
+      <w:r>
+        <w:t xml:space="preserve"> </w:t>
+      </w:r>
+      <m:oMath>
+        <m:r>
+          <m:rPr>
+            <m:sty m:val="p"/>
+          </m:rPr>
+          <m:t>[</m:t>
+        </m:r>
+        <m:r>
+          <m:rPr>
+            <m:sty m:val="p"/>
+          </m:rPr>
+          <m:t>−</m:t>
+        </m:r>
+        <m:r>
+          <m:t>1</m:t>
+        </m:r>
+        <m:r>
+          <m:rPr>
+            <m:sty m:val="p"/>
+          </m:rPr>
+          <m:t>,</m:t>
+        </m:r>
+        <m:r>
+          <m:t>0</m:t>
+        </m:r>
+        <m:r>
+          <m:rPr>
+            <m:sty m:val="p"/>
+          </m:rPr>
+          <m:t>)</m:t>
+        </m:r>
+      </m:oMath>
+      <w:r>
+        <w:t xml:space="preserve">, so</w:t>
+      </w:r>
+      <w:r>
+        <w:t xml:space="preserve"> </w:t>
+      </w:r>
+      <m:oMath>
+        <m:sSub>
+          <m:e>
+            <m:r>
+              <m:t>ρ</m:t>
+            </m:r>
+          </m:e>
+          <m:sub>
+            <m:r>
+              <m:t>c</m:t>
+            </m:r>
+          </m:sub>
+        </m:sSub>
+        <m:r>
+          <m:rPr>
+            <m:sty m:val="p"/>
+          </m:rPr>
+          <m:t>(</m:t>
+        </m:r>
+        <m:r>
+          <m:t>s</m:t>
+        </m:r>
+        <m:r>
+          <m:rPr>
+            <m:sty m:val="p"/>
+          </m:rPr>
+          <m:t>)</m:t>
+        </m:r>
+        <m:r>
+          <m:rPr>
+            <m:sty m:val="p"/>
+          </m:rPr>
+          <m:t>=</m:t>
+        </m:r>
+        <m:r>
+          <m:t>1</m:t>
+        </m:r>
+      </m:oMath>
+      <w:r>
+        <w:t xml:space="preserve"> </w:t>
+      </w:r>
+      <w:r>
+        <w:t xml:space="preserve">there, and</w:t>
+      </w:r>
+      <w:r>
+        <w:t xml:space="preserve"> </w:t>
+      </w:r>
+      <m:oMath>
+        <m:r>
+          <m:rPr>
+            <m:scr m:val="double-struck"/>
+            <m:sty m:val="p"/>
+          </m:rPr>
+          <m:t>E</m:t>
+        </m:r>
+        <m:r>
+          <m:rPr>
+            <m:sty m:val="p"/>
+          </m:rPr>
+          <m:t>[</m:t>
+        </m:r>
+        <m:sSub>
+          <m:e>
+            <m:r>
+              <m:t>x</m:t>
+            </m:r>
+          </m:e>
+          <m:sub>
+            <m:r>
+              <m:t>1</m:t>
+            </m:r>
+          </m:sub>
+        </m:sSub>
+        <m:r>
+          <m:rPr>
+            <m:sty m:val="p"/>
+          </m:rPr>
+          <m:t>∣</m:t>
+        </m:r>
+        <m:r>
+          <m:t>s</m:t>
+        </m:r>
+        <m:r>
+          <m:rPr>
+            <m:sty m:val="p"/>
+          </m:rPr>
+          <m:t>,</m:t>
+        </m:r>
+        <m:r>
+          <m:t>c</m:t>
+        </m:r>
+        <m:r>
+          <m:rPr>
+            <m:sty m:val="p"/>
+          </m:rPr>
+          <m:t>]</m:t>
+        </m:r>
+        <m:r>
+          <m:rPr>
+            <m:sty m:val="p"/>
+          </m:rPr>
+          <m:t>=</m:t>
+        </m:r>
+        <m:r>
+          <m:t>0</m:t>
+        </m:r>
+      </m:oMath>
+      <w:r>
+        <w:t xml:space="preserve">.</w:t>
+      </w:r>
+    </w:p>
+    <w:p>
+      <w:pPr>
+        <w:pStyle w:val="Compact"/>
+        <w:numPr>
+          <w:ilvl w:val="0"/>
+          <w:numId w:val="1003"/>
+        </w:numPr>
+      </w:pPr>
+      <w:r>
+        <w:rPr>
+          <w:b/>
+          <w:bCs/>
+        </w:rPr>
         <w:t xml:space="preserve">Both active</w:t>
       </w:r>
       <w:r>
-        <w:t xml:space="preserve"> </w:t>
-      </w:r>
-      <w:r>
-        <w:t xml:space="preserve">(probability</w:t>
-      </w:r>
-      <w:r>
-        <w:t xml:space="preserve"> </w:t>
-      </w:r>
-      <m:oMath>
+        <w:t xml:space="preserve">:</w:t>
+      </w:r>
+      <w:r>
+        <w:t xml:space="preserve"> </w:t>
+      </w:r>
+      <m:oMath>
+        <m:r>
+          <m:t>P</m:t>
+        </m:r>
+        <m:r>
+          <m:rPr>
+            <m:sty m:val="p"/>
+          </m:rPr>
+          <m:t>(</m:t>
+        </m:r>
+        <m:r>
+          <m:t>c</m:t>
+        </m:r>
+        <m:r>
+          <m:rPr>
+            <m:sty m:val="p"/>
+          </m:rPr>
+          <m:t>)</m:t>
+        </m:r>
+        <m:r>
+          <m:rPr>
+            <m:sty m:val="p"/>
+          </m:rPr>
+          <m:t>=</m:t>
+        </m:r>
         <m:sSup>
           <m:e>
             <m:r>
@@ -8627,21 +10060,12 @@
         </m:sSup>
       </m:oMath>
       <w:r>
-        <w:t xml:space="preserve">). The reading is</w:t>
-      </w:r>
-      <w:r>
-        <w:t xml:space="preserve"> </w:t>
-      </w:r>
-      <m:oMath>
-        <m:r>
-          <m:t>s</m:t>
-        </m:r>
-        <m:r>
-          <m:rPr>
-            <m:sty m:val="p"/>
-          </m:rPr>
-          <m:t>=</m:t>
-        </m:r>
+        <w:t xml:space="preserve">. Since</w:t>
+      </w:r>
+      <w:r>
+        <w:t xml:space="preserve"> </w:t>
+      </w:r>
+      <m:oMath>
         <m:sSub>
           <m:e>
             <m:r>
@@ -8654,12 +10078,17 @@
             </m:r>
           </m:sub>
         </m:sSub>
-        <m:r>
-          <m:rPr>
-            <m:sty m:val="p"/>
-          </m:rPr>
-          <m:t>−</m:t>
-        </m:r>
+      </m:oMath>
+      <w:r>
+        <w:t xml:space="preserve"> </w:t>
+      </w:r>
+      <w:r>
+        <w:t xml:space="preserve">and</w:t>
+      </w:r>
+      <w:r>
+        <w:t xml:space="preserve"> </w:t>
+      </w:r>
+      <m:oMath>
         <m:sSub>
           <m:e>
             <m:r>
@@ -8674,7 +10103,10 @@
         </m:sSub>
       </m:oMath>
       <w:r>
-        <w:t xml:space="preserve">. The pairs</w:t>
+        <w:t xml:space="preserve"> </w:t>
+      </w:r>
+      <w:r>
+        <w:t xml:space="preserve">are independent and uniform, the pair</w:t>
       </w:r>
       <w:r>
         <w:t xml:space="preserve"> </w:t>
@@ -8727,7 +10159,51 @@
         <w:t xml:space="preserve"> </w:t>
       </w:r>
       <w:r>
-        <w:t xml:space="preserve">that produce a given</w:t>
+        <w:t xml:space="preserve">is spread evenly over the unit square</w:t>
+      </w:r>
+      <w:r>
+        <w:t xml:space="preserve"> </w:t>
+      </w:r>
+      <m:oMath>
+        <m:r>
+          <m:rPr>
+            <m:sty m:val="p"/>
+          </m:rPr>
+          <m:t>[</m:t>
+        </m:r>
+        <m:r>
+          <m:t>0</m:t>
+        </m:r>
+        <m:r>
+          <m:rPr>
+            <m:sty m:val="p"/>
+          </m:rPr>
+          <m:t>,</m:t>
+        </m:r>
+        <m:r>
+          <m:t>1</m:t>
+        </m:r>
+        <m:sSup>
+          <m:e>
+            <m:r>
+              <m:rPr>
+                <m:sty m:val="p"/>
+              </m:rPr>
+              <m:t>]</m:t>
+            </m:r>
+          </m:e>
+          <m:sup>
+            <m:r>
+              <m:t>2</m:t>
+            </m:r>
+          </m:sup>
+        </m:sSup>
+      </m:oMath>
+      <w:r>
+        <w:t xml:space="preserve"> </w:t>
+      </w:r>
+      <w:r>
+        <w:t xml:space="preserve">of its possible values (the figure below, left; this is a picture of the input values, not of the reading plane), and the reading</w:t>
       </w:r>
       <w:r>
         <w:t xml:space="preserve"> </w:t>
@@ -8736,63 +10212,12 @@
         <m:r>
           <m:t>s</m:t>
         </m:r>
-      </m:oMath>
-      <w:r>
-        <w:t xml:space="preserve"> </w:t>
-      </w:r>
-      <w:r>
-        <w:t xml:space="preserve">form a diagonal segment of the unit square, whose length is proportional to</w:t>
-      </w:r>
-      <w:r>
-        <w:t xml:space="preserve"> </w:t>
-      </w:r>
-      <m:oMath>
-        <m:r>
-          <m:t>1</m:t>
-        </m:r>
-        <m:r>
-          <m:rPr>
-            <m:sty m:val="p"/>
-          </m:rPr>
-          <m:t>−</m:t>
-        </m:r>
-        <m:r>
-          <m:rPr>
-            <m:sty m:val="p"/>
-          </m:rPr>
-          <m:t>|</m:t>
-        </m:r>
-        <m:r>
-          <m:t>s</m:t>
-        </m:r>
-        <m:r>
-          <m:rPr>
-            <m:sty m:val="p"/>
-          </m:rPr>
-          <m:t>|</m:t>
-        </m:r>
-      </m:oMath>
-      <w:r>
-        <w:t xml:space="preserve">: readings near</w:t>
-      </w:r>
-      <w:r>
-        <w:t xml:space="preserve"> </w:t>
-      </w:r>
-      <m:oMath>
-        <m:r>
-          <m:t>0</m:t>
-        </m:r>
-      </m:oMath>
-      <w:r>
-        <w:t xml:space="preserve"> </w:t>
-      </w:r>
-      <w:r>
-        <w:t xml:space="preserve">are easy to produce (any</w:t>
-      </w:r>
-      <w:r>
-        <w:t xml:space="preserve"> </w:t>
-      </w:r>
-      <m:oMath>
+        <m:r>
+          <m:rPr>
+            <m:sty m:val="p"/>
+          </m:rPr>
+          <m:t>=</m:t>
+        </m:r>
         <m:sSub>
           <m:e>
             <m:r>
@@ -8809,7 +10234,7 @@
           <m:rPr>
             <m:sty m:val="p"/>
           </m:rPr>
-          <m:t>≈</m:t>
+          <m:t>−</m:t>
         </m:r>
         <m:sSub>
           <m:e>
@@ -8828,12 +10253,111 @@
         <w:t xml:space="preserve"> </w:t>
       </w:r>
       <w:r>
-        <w:t xml:space="preserve">will do), readings near</w:t>
-      </w:r>
-      <w:r>
-        <w:t xml:space="preserve"> </w:t>
-      </w:r>
-      <m:oMath>
+        <w:t xml:space="preserve">is constant along each diagonal line of that square. How often a reading occurs is therefore proportional to the length of its diagonal: it is longest for</w:t>
+      </w:r>
+      <w:r>
+        <w:t xml:space="preserve"> </w:t>
+      </w:r>
+      <m:oMath>
+        <m:r>
+          <m:t>s</m:t>
+        </m:r>
+        <m:r>
+          <m:rPr>
+            <m:sty m:val="p"/>
+          </m:rPr>
+          <m:t>=</m:t>
+        </m:r>
+        <m:r>
+          <m:t>0</m:t>
+        </m:r>
+      </m:oMath>
+      <w:r>
+        <w:t xml:space="preserve"> </w:t>
+      </w:r>
+      <w:r>
+        <w:t xml:space="preserve">(the main diagonal from</w:t>
+      </w:r>
+      <w:r>
+        <w:t xml:space="preserve"> </w:t>
+      </w:r>
+      <m:oMath>
+        <m:r>
+          <m:rPr>
+            <m:sty m:val="p"/>
+          </m:rPr>
+          <m:t>(</m:t>
+        </m:r>
+        <m:r>
+          <m:t>0</m:t>
+        </m:r>
+        <m:r>
+          <m:rPr>
+            <m:sty m:val="p"/>
+          </m:rPr>
+          <m:t>,</m:t>
+        </m:r>
+        <m:r>
+          <m:t>0</m:t>
+        </m:r>
+        <m:r>
+          <m:rPr>
+            <m:sty m:val="p"/>
+          </m:rPr>
+          <m:t>)</m:t>
+        </m:r>
+      </m:oMath>
+      <w:r>
+        <w:t xml:space="preserve"> </w:t>
+      </w:r>
+      <w:r>
+        <w:t xml:space="preserve">to</w:t>
+      </w:r>
+      <w:r>
+        <w:t xml:space="preserve"> </w:t>
+      </w:r>
+      <m:oMath>
+        <m:r>
+          <m:rPr>
+            <m:sty m:val="p"/>
+          </m:rPr>
+          <m:t>(</m:t>
+        </m:r>
+        <m:r>
+          <m:t>1</m:t>
+        </m:r>
+        <m:r>
+          <m:rPr>
+            <m:sty m:val="p"/>
+          </m:rPr>
+          <m:t>,</m:t>
+        </m:r>
+        <m:r>
+          <m:t>1</m:t>
+        </m:r>
+        <m:r>
+          <m:rPr>
+            <m:sty m:val="p"/>
+          </m:rPr>
+          <m:t>)</m:t>
+        </m:r>
+      </m:oMath>
+      <w:r>
+        <w:t xml:space="preserve">) and shrinks linearly to a single corner at</w:t>
+      </w:r>
+      <w:r>
+        <w:t xml:space="preserve"> </w:t>
+      </w:r>
+      <m:oMath>
+        <m:r>
+          <m:t>s</m:t>
+        </m:r>
+        <m:r>
+          <m:rPr>
+            <m:sty m:val="p"/>
+          </m:rPr>
+          <m:t>=</m:t>
+        </m:r>
         <m:r>
           <m:rPr>
             <m:sty m:val="p"/>
@@ -8848,7 +10372,7 @@
         <w:t xml:space="preserve"> </w:t>
       </w:r>
       <w:r>
-        <w:t xml:space="preserve">need one feature near</w:t>
+        <w:t xml:space="preserve">(one feature at</w:t>
       </w:r>
       <w:r>
         <w:t xml:space="preserve"> </w:t>
@@ -8859,10 +10383,7 @@
         </m:r>
       </m:oMath>
       <w:r>
-        <w:t xml:space="preserve"> </w:t>
-      </w:r>
-      <w:r>
-        <w:t xml:space="preserve">and the other near</w:t>
+        <w:t xml:space="preserve">, the other at</w:t>
       </w:r>
       <w:r>
         <w:t xml:space="preserve"> </w:t>
@@ -8873,63 +10394,7 @@
         </m:r>
       </m:oMath>
       <w:r>
-        <w:t xml:space="preserve">. The weight is therefore</w:t>
-      </w:r>
-      <w:r>
-        <w:t xml:space="preserve"> </w:t>
-      </w:r>
-      <m:oMath>
-        <m:sSup>
-          <m:e>
-            <m:r>
-              <m:t>p</m:t>
-            </m:r>
-          </m:e>
-          <m:sup>
-            <m:r>
-              <m:t>2</m:t>
-            </m:r>
-          </m:sup>
-        </m:sSup>
-        <m:r>
-          <m:rPr>
-            <m:sty m:val="p"/>
-          </m:rPr>
-          <m:t>(</m:t>
-        </m:r>
-        <m:r>
-          <m:t>1</m:t>
-        </m:r>
-        <m:r>
-          <m:rPr>
-            <m:sty m:val="p"/>
-          </m:rPr>
-          <m:t>−</m:t>
-        </m:r>
-        <m:r>
-          <m:rPr>
-            <m:sty m:val="p"/>
-          </m:rPr>
-          <m:t>|</m:t>
-        </m:r>
-        <m:r>
-          <m:t>s</m:t>
-        </m:r>
-        <m:r>
-          <m:rPr>
-            <m:sty m:val="p"/>
-          </m:rPr>
-          <m:t>|</m:t>
-        </m:r>
-        <m:r>
-          <m:rPr>
-            <m:sty m:val="p"/>
-          </m:rPr>
-          <m:t>)</m:t>
-        </m:r>
-      </m:oMath>
-      <w:r>
-        <w:t xml:space="preserve">. All points of the segment are equally likely, so the average of</w:t>
+        <w:t xml:space="preserve">). This gives the triangle</w:t>
       </w:r>
       <w:r>
         <w:t xml:space="preserve"> </w:t>
@@ -8938,26 +10403,173 @@
         <m:sSub>
           <m:e>
             <m:r>
-              <m:t>x</m:t>
+              <m:t>ρ</m:t>
             </m:r>
           </m:e>
           <m:sub>
             <m:r>
-              <m:t>1</m:t>
+              <m:t>c</m:t>
             </m:r>
           </m:sub>
         </m:sSub>
-      </m:oMath>
-      <w:r>
-        <w:t xml:space="preserve"> </w:t>
-      </w:r>
-      <w:r>
-        <w:t xml:space="preserve">over it is the midpoint between its smallest and largest value. Since</w:t>
-      </w:r>
-      <w:r>
-        <w:t xml:space="preserve"> </w:t>
-      </w:r>
-      <m:oMath>
+        <m:r>
+          <m:rPr>
+            <m:sty m:val="p"/>
+          </m:rPr>
+          <m:t>(</m:t>
+        </m:r>
+        <m:r>
+          <m:t>s</m:t>
+        </m:r>
+        <m:r>
+          <m:rPr>
+            <m:sty m:val="p"/>
+          </m:rPr>
+          <m:t>)</m:t>
+        </m:r>
+        <m:r>
+          <m:rPr>
+            <m:sty m:val="p"/>
+          </m:rPr>
+          <m:t>=</m:t>
+        </m:r>
+        <m:r>
+          <m:t>1</m:t>
+        </m:r>
+        <m:r>
+          <m:rPr>
+            <m:sty m:val="p"/>
+          </m:rPr>
+          <m:t>−</m:t>
+        </m:r>
+        <m:r>
+          <m:rPr>
+            <m:sty m:val="p"/>
+          </m:rPr>
+          <m:t>|</m:t>
+        </m:r>
+        <m:r>
+          <m:t>s</m:t>
+        </m:r>
+        <m:r>
+          <m:rPr>
+            <m:sty m:val="p"/>
+          </m:rPr>
+          <m:t>|</m:t>
+        </m:r>
+      </m:oMath>
+      <w:r>
+        <w:t xml:space="preserve"> </w:t>
+      </w:r>
+      <w:r>
+        <w:t xml:space="preserve">on</w:t>
+      </w:r>
+      <w:r>
+        <w:t xml:space="preserve"> </w:t>
+      </w:r>
+      <m:oMath>
+        <m:r>
+          <m:rPr>
+            <m:sty m:val="p"/>
+          </m:rPr>
+          <m:t>[</m:t>
+        </m:r>
+        <m:r>
+          <m:rPr>
+            <m:sty m:val="p"/>
+          </m:rPr>
+          <m:t>−</m:t>
+        </m:r>
+        <m:r>
+          <m:t>1</m:t>
+        </m:r>
+        <m:r>
+          <m:rPr>
+            <m:sty m:val="p"/>
+          </m:rPr>
+          <m:t>,</m:t>
+        </m:r>
+        <m:r>
+          <m:t>1</m:t>
+        </m:r>
+        <m:r>
+          <m:rPr>
+            <m:sty m:val="p"/>
+          </m:rPr>
+          <m:t>]</m:t>
+        </m:r>
+      </m:oMath>
+      <w:r>
+        <w:t xml:space="preserve"> </w:t>
+      </w:r>
+      <w:r>
+        <w:t xml:space="preserve">(right).</w:t>
+      </w:r>
+    </w:p>
+    <w:p>
+      <w:pPr>
+        <w:pStyle w:val="CaptionedFigure"/>
+      </w:pPr>
+      <w:r>
+        <w:drawing>
+          <wp:inline>
+            <wp:extent cx="5334000" cy="2133600"/>
+            <wp:effectExtent b="0" l="0" r="0" t="0"/>
+            <wp:docPr descr="Left: with both features active, the pair (x_1, x_3) is uniform on the unit square of its possible values, and each reading s corresponds to one diagonal line x_1 - x_3 = s of it. Right: the length of that diagonal, as a function of s, is the density \rho_c(s) = 1 - |s| of the co-active case." title="" id="109" name="Picture"/>
+            <a:graphic>
+              <a:graphicData uri="http://schemas.openxmlformats.org/drawingml/2006/picture">
+                <pic:pic>
+                  <pic:nvPicPr>
+                    <pic:cNvPr descr="figures/appendix_square.png" id="110" name="Picture"/>
+                    <pic:cNvPicPr>
+                      <a:picLocks noChangeArrowheads="1" noChangeAspect="1"/>
+                    </pic:cNvPicPr>
+                  </pic:nvPicPr>
+                  <pic:blipFill>
+                    <a:blip r:embed="rId108"/>
+                    <a:stretch>
+                      <a:fillRect/>
+                    </a:stretch>
+                  </pic:blipFill>
+                  <pic:spPr bwMode="auto">
+                    <a:xfrm>
+                      <a:off x="0" y="0"/>
+                      <a:ext cx="5334000" cy="2133600"/>
+                    </a:xfrm>
+                    <a:prstGeom prst="rect">
+                      <a:avLst/>
+                    </a:prstGeom>
+                    <a:noFill/>
+                    <a:ln w="9525">
+                      <a:noFill/>
+                      <a:headEnd/>
+                      <a:tailEnd/>
+                    </a:ln>
+                  </pic:spPr>
+                </pic:pic>
+              </a:graphicData>
+            </a:graphic>
+          </wp:inline>
+        </w:drawing>
+      </w:r>
+    </w:p>
+    <w:p>
+      <w:pPr>
+        <w:pStyle w:val="ImageCaption"/>
+      </w:pPr>
+      <w:r>
+        <w:t xml:space="preserve">Left: with both features active, the pair</w:t>
+      </w:r>
+      <w:r>
+        <w:t xml:space="preserve"> </w:t>
+      </w:r>
+      <m:oMath>
+        <m:r>
+          <m:rPr>
+            <m:sty m:val="p"/>
+          </m:rPr>
+          <m:t>(</m:t>
+        </m:r>
         <m:sSub>
           <m:e>
             <m:r>
@@ -8974,7 +10586,7 @@
           <m:rPr>
             <m:sty m:val="p"/>
           </m:rPr>
-          <m:t>=</m:t>
+          <m:t>,</m:t>
         </m:r>
         <m:sSub>
           <m:e>
@@ -8992,8 +10604,19 @@
           <m:rPr>
             <m:sty m:val="p"/>
           </m:rPr>
-          <m:t>+</m:t>
-        </m:r>
+          <m:t>)</m:t>
+        </m:r>
+      </m:oMath>
+      <w:r>
+        <w:t xml:space="preserve"> </w:t>
+      </w:r>
+      <w:r>
+        <w:t xml:space="preserve">is uniform on the unit square of its possible values, and each reading</w:t>
+      </w:r>
+      <w:r>
+        <w:t xml:space="preserve"> </w:t>
+      </w:r>
+      <m:oMath>
         <m:r>
           <m:t>s</m:t>
         </m:r>
@@ -9002,7 +10625,7 @@
         <w:t xml:space="preserve"> </w:t>
       </w:r>
       <w:r>
-        <w:t xml:space="preserve">with</w:t>
+        <w:t xml:space="preserve">corresponds to one diagonal line</w:t>
       </w:r>
       <w:r>
         <w:t xml:space="preserve"> </w:t>
@@ -9016,69 +10639,16 @@
           </m:e>
           <m:sub>
             <m:r>
-              <m:t>3</m:t>
+              <m:t>1</m:t>
             </m:r>
           </m:sub>
         </m:sSub>
-      </m:oMath>
-      <w:r>
-        <w:t xml:space="preserve"> </w:t>
-      </w:r>
-      <w:r>
-        <w:t xml:space="preserve">between</w:t>
-      </w:r>
-      <w:r>
-        <w:t xml:space="preserve"> </w:t>
-      </w:r>
-      <m:oMath>
-        <m:r>
-          <m:t>0</m:t>
-        </m:r>
-      </m:oMath>
-      <w:r>
-        <w:t xml:space="preserve"> </w:t>
-      </w:r>
-      <w:r>
-        <w:t xml:space="preserve">and</w:t>
-      </w:r>
-      <w:r>
-        <w:t xml:space="preserve"> </w:t>
-      </w:r>
-      <m:oMath>
-        <m:r>
-          <m:t>1</m:t>
-        </m:r>
-      </m:oMath>
-      <w:r>
-        <w:t xml:space="preserve">: for</w:t>
-      </w:r>
-      <w:r>
-        <w:t xml:space="preserve"> </w:t>
-      </w:r>
-      <m:oMath>
-        <m:r>
-          <m:t>s</m:t>
-        </m:r>
-        <m:r>
-          <m:rPr>
-            <m:sty m:val="p"/>
-          </m:rPr>
-          <m:t>&gt;</m:t>
-        </m:r>
-        <m:r>
-          <m:t>0</m:t>
-        </m:r>
-      </m:oMath>
-      <w:r>
-        <w:t xml:space="preserve"> </w:t>
-      </w:r>
-      <w:r>
-        <w:t xml:space="preserve">the smallest</w:t>
-      </w:r>
-      <w:r>
-        <w:t xml:space="preserve"> </w:t>
-      </w:r>
-      <m:oMath>
+        <m:r>
+          <m:rPr>
+            <m:sty m:val="p"/>
+          </m:rPr>
+          <m:t>−</m:t>
+        </m:r>
         <m:sSub>
           <m:e>
             <m:r>
@@ -9087,21 +10657,16 @@
           </m:e>
           <m:sub>
             <m:r>
-              <m:t>1</m:t>
+              <m:t>3</m:t>
             </m:r>
           </m:sub>
         </m:sSub>
-      </m:oMath>
-      <w:r>
-        <w:t xml:space="preserve"> </w:t>
-      </w:r>
-      <w:r>
-        <w:t xml:space="preserve">is</w:t>
-      </w:r>
-      <w:r>
-        <w:t xml:space="preserve"> </w:t>
-      </w:r>
-      <m:oMath>
+        <m:r>
+          <m:rPr>
+            <m:sty m:val="p"/>
+          </m:rPr>
+          <m:t>=</m:t>
+        </m:r>
         <m:r>
           <m:t>s</m:t>
         </m:r>
@@ -9110,7 +10675,18 @@
         <w:t xml:space="preserve"> </w:t>
       </w:r>
       <w:r>
-        <w:t xml:space="preserve">(at</w:t>
+        <w:t xml:space="preserve">of it. Right: the length of that diagonal, as a function of</w:t>
+      </w:r>
+      <w:r>
+        <w:t xml:space="preserve"> </w:t>
+      </w:r>
+      <m:oMath>
+        <m:r>
+          <m:t>s</m:t>
+        </m:r>
+      </m:oMath>
+      <w:r>
+        <w:t xml:space="preserve">, is the density</w:t>
       </w:r>
       <w:r>
         <w:t xml:space="preserve"> </w:t>
@@ -9119,12 +10695,12 @@
         <m:sSub>
           <m:e>
             <m:r>
-              <m:t>x</m:t>
+              <m:t>ρ</m:t>
             </m:r>
           </m:e>
           <m:sub>
             <m:r>
-              <m:t>3</m:t>
+              <m:t>c</m:t>
             </m:r>
           </m:sub>
         </m:sSub>
@@ -9132,33 +10708,79 @@
           <m:rPr>
             <m:sty m:val="p"/>
           </m:rPr>
+          <m:t>(</m:t>
+        </m:r>
+        <m:r>
+          <m:t>s</m:t>
+        </m:r>
+        <m:r>
+          <m:rPr>
+            <m:sty m:val="p"/>
+          </m:rPr>
+          <m:t>)</m:t>
+        </m:r>
+        <m:r>
+          <m:rPr>
+            <m:sty m:val="p"/>
+          </m:rPr>
           <m:t>=</m:t>
         </m:r>
         <m:r>
-          <m:t>0</m:t>
-        </m:r>
-      </m:oMath>
-      <w:r>
-        <w:t xml:space="preserve">) and the largest is</w:t>
-      </w:r>
-      <w:r>
-        <w:t xml:space="preserve"> </w:t>
-      </w:r>
-      <m:oMath>
-        <m:r>
           <m:t>1</m:t>
         </m:r>
-      </m:oMath>
-      <w:r>
-        <w:t xml:space="preserve"> </w:t>
-      </w:r>
-      <w:r>
-        <w:t xml:space="preserve">(at</w:t>
-      </w:r>
-      <w:r>
-        <w:t xml:space="preserve"> </w:t>
-      </w:r>
-      <m:oMath>
+        <m:r>
+          <m:rPr>
+            <m:sty m:val="p"/>
+          </m:rPr>
+          <m:t>−</m:t>
+        </m:r>
+        <m:r>
+          <m:rPr>
+            <m:sty m:val="p"/>
+          </m:rPr>
+          <m:t>|</m:t>
+        </m:r>
+        <m:r>
+          <m:t>s</m:t>
+        </m:r>
+        <m:r>
+          <m:rPr>
+            <m:sty m:val="p"/>
+          </m:rPr>
+          <m:t>|</m:t>
+        </m:r>
+      </m:oMath>
+      <w:r>
+        <w:t xml:space="preserve"> </w:t>
+      </w:r>
+      <w:r>
+        <w:t xml:space="preserve">of the co-active case.</w:t>
+      </w:r>
+    </w:p>
+    <w:p>
+      <w:pPr>
+        <w:pStyle w:val="BodyText"/>
+      </w:pPr>
+      <w:r>
+        <w:t xml:space="preserve">It remains to find the best guess of the co-active case,</w:t>
+      </w:r>
+      <w:r>
+        <w:t xml:space="preserve"> </w:t>
+      </w:r>
+      <m:oMath>
+        <m:r>
+          <m:rPr>
+            <m:scr m:val="double-struck"/>
+            <m:sty m:val="p"/>
+          </m:rPr>
+          <m:t>E</m:t>
+        </m:r>
+        <m:r>
+          <m:rPr>
+            <m:sty m:val="p"/>
+          </m:rPr>
+          <m:t>[</m:t>
+        </m:r>
         <m:sSub>
           <m:e>
             <m:r>
@@ -9167,7 +10789,7 @@
           </m:e>
           <m:sub>
             <m:r>
-              <m:t>3</m:t>
+              <m:t>1</m:t>
             </m:r>
           </m:sub>
         </m:sSub>
@@ -9175,23 +10797,29 @@
           <m:rPr>
             <m:sty m:val="p"/>
           </m:rPr>
-          <m:t>=</m:t>
-        </m:r>
-        <m:r>
-          <m:t>1</m:t>
-        </m:r>
-        <m:r>
-          <m:rPr>
-            <m:sty m:val="p"/>
-          </m:rPr>
-          <m:t>−</m:t>
+          <m:t>∣</m:t>
         </m:r>
         <m:r>
           <m:t>s</m:t>
         </m:r>
-      </m:oMath>
-      <w:r>
-        <w:t xml:space="preserve">, beyond which</w:t>
+        <m:r>
+          <m:rPr>
+            <m:sty m:val="p"/>
+          </m:rPr>
+          <m:t>,</m:t>
+        </m:r>
+        <m:r>
+          <m:t>c</m:t>
+        </m:r>
+        <m:r>
+          <m:rPr>
+            <m:sty m:val="p"/>
+          </m:rPr>
+          <m:t>]</m:t>
+        </m:r>
+      </m:oMath>
+      <w:r>
+        <w:t xml:space="preserve">, the average of</w:t>
       </w:r>
       <w:r>
         <w:t xml:space="preserve"> </w:t>
@@ -9214,18 +10842,357 @@
         <w:t xml:space="preserve"> </w:t>
       </w:r>
       <w:r>
-        <w:t xml:space="preserve">would exceed</w:t>
-      </w:r>
-      <w:r>
-        <w:t xml:space="preserve"> </w:t>
-      </w:r>
-      <m:oMath>
+        <w:t xml:space="preserve">over all the pairs</w:t>
+      </w:r>
+      <w:r>
+        <w:t xml:space="preserve"> </w:t>
+      </w:r>
+      <m:oMath>
+        <m:r>
+          <m:rPr>
+            <m:sty m:val="p"/>
+          </m:rPr>
+          <m:t>(</m:t>
+        </m:r>
+        <m:sSub>
+          <m:e>
+            <m:r>
+              <m:t>x</m:t>
+            </m:r>
+          </m:e>
+          <m:sub>
+            <m:r>
+              <m:t>1</m:t>
+            </m:r>
+          </m:sub>
+        </m:sSub>
+        <m:r>
+          <m:rPr>
+            <m:sty m:val="p"/>
+          </m:rPr>
+          <m:t>,</m:t>
+        </m:r>
+        <m:sSub>
+          <m:e>
+            <m:r>
+              <m:t>x</m:t>
+            </m:r>
+          </m:e>
+          <m:sub>
+            <m:r>
+              <m:t>3</m:t>
+            </m:r>
+          </m:sub>
+        </m:sSub>
+        <m:r>
+          <m:rPr>
+            <m:sty m:val="p"/>
+          </m:rPr>
+          <m:t>)</m:t>
+        </m:r>
+      </m:oMath>
+      <w:r>
+        <w:t xml:space="preserve"> </w:t>
+      </w:r>
+      <w:r>
+        <w:t xml:space="preserve">that produce the reading</w:t>
+      </w:r>
+      <w:r>
+        <w:t xml:space="preserve"> </w:t>
+      </w:r>
+      <m:oMath>
+        <m:r>
+          <m:t>s</m:t>
+        </m:r>
+      </m:oMath>
+      <w:r>
+        <w:t xml:space="preserve">, i.e. over the diagonal</w:t>
+      </w:r>
+      <w:r>
+        <w:t xml:space="preserve"> </w:t>
+      </w:r>
+      <m:oMath>
+        <m:sSub>
+          <m:e>
+            <m:r>
+              <m:t>x</m:t>
+            </m:r>
+          </m:e>
+          <m:sub>
+            <m:r>
+              <m:t>1</m:t>
+            </m:r>
+          </m:sub>
+        </m:sSub>
+        <m:r>
+          <m:rPr>
+            <m:sty m:val="p"/>
+          </m:rPr>
+          <m:t>−</m:t>
+        </m:r>
+        <m:sSub>
+          <m:e>
+            <m:r>
+              <m:t>x</m:t>
+            </m:r>
+          </m:e>
+          <m:sub>
+            <m:r>
+              <m:t>3</m:t>
+            </m:r>
+          </m:sub>
+        </m:sSub>
+        <m:r>
+          <m:rPr>
+            <m:sty m:val="p"/>
+          </m:rPr>
+          <m:t>=</m:t>
+        </m:r>
+        <m:r>
+          <m:t>s</m:t>
+        </m:r>
+      </m:oMath>
+      <w:r>
+        <w:t xml:space="preserve">. Given</w:t>
+      </w:r>
+      <w:r>
+        <w:t xml:space="preserve"> </w:t>
+      </w:r>
+      <m:oMath>
+        <m:r>
+          <m:t>s</m:t>
+        </m:r>
+      </m:oMath>
+      <w:r>
+        <w:t xml:space="preserve">,</w:t>
+      </w:r>
+      <w:r>
+        <w:t xml:space="preserve"> </w:t>
+      </w:r>
+      <m:oMath>
+        <m:sSub>
+          <m:e>
+            <m:r>
+              <m:t>x</m:t>
+            </m:r>
+          </m:e>
+          <m:sub>
+            <m:r>
+              <m:t>1</m:t>
+            </m:r>
+          </m:sub>
+        </m:sSub>
+      </m:oMath>
+      <w:r>
+        <w:t xml:space="preserve"> </w:t>
+      </w:r>
+      <w:r>
+        <w:t xml:space="preserve">is uniformly distributed over its range on the diagonal, and the mean of a uniform variable is the midpoint of its range. For</w:t>
+      </w:r>
+      <w:r>
+        <w:t xml:space="preserve"> </w:t>
+      </w:r>
+      <m:oMath>
+        <m:r>
+          <m:t>s</m:t>
+        </m:r>
+        <m:r>
+          <m:rPr>
+            <m:sty m:val="p"/>
+          </m:rPr>
+          <m:t>&gt;</m:t>
+        </m:r>
+        <m:r>
+          <m:t>0</m:t>
+        </m:r>
+      </m:oMath>
+      <w:r>
+        <w:t xml:space="preserve"> </w:t>
+      </w:r>
+      <w:r>
+        <w:t xml:space="preserve">the diagonal runs from</w:t>
+      </w:r>
+      <w:r>
+        <w:t xml:space="preserve"> </w:t>
+      </w:r>
+      <m:oMath>
+        <m:r>
+          <m:rPr>
+            <m:sty m:val="p"/>
+          </m:rPr>
+          <m:t>(</m:t>
+        </m:r>
+        <m:sSub>
+          <m:e>
+            <m:r>
+              <m:t>x</m:t>
+            </m:r>
+          </m:e>
+          <m:sub>
+            <m:r>
+              <m:t>1</m:t>
+            </m:r>
+          </m:sub>
+        </m:sSub>
+        <m:r>
+          <m:rPr>
+            <m:sty m:val="p"/>
+          </m:rPr>
+          <m:t>,</m:t>
+        </m:r>
+        <m:sSub>
+          <m:e>
+            <m:r>
+              <m:t>x</m:t>
+            </m:r>
+          </m:e>
+          <m:sub>
+            <m:r>
+              <m:t>3</m:t>
+            </m:r>
+          </m:sub>
+        </m:sSub>
+        <m:r>
+          <m:rPr>
+            <m:sty m:val="p"/>
+          </m:rPr>
+          <m:t>)</m:t>
+        </m:r>
+        <m:r>
+          <m:rPr>
+            <m:sty m:val="p"/>
+          </m:rPr>
+          <m:t>=</m:t>
+        </m:r>
+        <m:r>
+          <m:rPr>
+            <m:sty m:val="p"/>
+          </m:rPr>
+          <m:t>(</m:t>
+        </m:r>
+        <m:r>
+          <m:t>s</m:t>
+        </m:r>
+        <m:r>
+          <m:rPr>
+            <m:sty m:val="p"/>
+          </m:rPr>
+          <m:t>,</m:t>
+        </m:r>
+        <m:r>
+          <m:t>0</m:t>
+        </m:r>
+        <m:r>
+          <m:rPr>
+            <m:sty m:val="p"/>
+          </m:rPr>
+          <m:t>)</m:t>
+        </m:r>
+      </m:oMath>
+      <w:r>
+        <w:t xml:space="preserve"> </w:t>
+      </w:r>
+      <w:r>
+        <w:t xml:space="preserve">to</w:t>
+      </w:r>
+      <w:r>
+        <w:t xml:space="preserve"> </w:t>
+      </w:r>
+      <m:oMath>
+        <m:r>
+          <m:rPr>
+            <m:sty m:val="p"/>
+          </m:rPr>
+          <m:t>(</m:t>
+        </m:r>
         <m:r>
           <m:t>1</m:t>
         </m:r>
-      </m:oMath>
-      <w:r>
-        <w:t xml:space="preserve">), so the average is</w:t>
+        <m:r>
+          <m:rPr>
+            <m:sty m:val="p"/>
+          </m:rPr>
+          <m:t>,</m:t>
+        </m:r>
+        <m:r>
+          <m:t>1</m:t>
+        </m:r>
+        <m:r>
+          <m:rPr>
+            <m:sty m:val="p"/>
+          </m:rPr>
+          <m:t>−</m:t>
+        </m:r>
+        <m:r>
+          <m:t>s</m:t>
+        </m:r>
+        <m:r>
+          <m:rPr>
+            <m:sty m:val="p"/>
+          </m:rPr>
+          <m:t>)</m:t>
+        </m:r>
+      </m:oMath>
+      <w:r>
+        <w:t xml:space="preserve">, so</w:t>
+      </w:r>
+      <w:r>
+        <w:t xml:space="preserve"> </w:t>
+      </w:r>
+      <m:oMath>
+        <m:sSub>
+          <m:e>
+            <m:r>
+              <m:t>x</m:t>
+            </m:r>
+          </m:e>
+          <m:sub>
+            <m:r>
+              <m:t>1</m:t>
+            </m:r>
+          </m:sub>
+        </m:sSub>
+      </m:oMath>
+      <w:r>
+        <w:t xml:space="preserve"> </w:t>
+      </w:r>
+      <w:r>
+        <w:t xml:space="preserve">is uniform on</w:t>
+      </w:r>
+      <w:r>
+        <w:t xml:space="preserve"> </w:t>
+      </w:r>
+      <m:oMath>
+        <m:r>
+          <m:rPr>
+            <m:sty m:val="p"/>
+          </m:rPr>
+          <m:t>[</m:t>
+        </m:r>
+        <m:r>
+          <m:t>s</m:t>
+        </m:r>
+        <m:r>
+          <m:rPr>
+            <m:sty m:val="p"/>
+          </m:rPr>
+          <m:t>,</m:t>
+        </m:r>
+        <m:r>
+          <m:t>1</m:t>
+        </m:r>
+        <m:r>
+          <m:rPr>
+            <m:sty m:val="p"/>
+          </m:rPr>
+          <m:t>]</m:t>
+        </m:r>
+      </m:oMath>
+      <w:r>
+        <w:t xml:space="preserve"> </w:t>
+      </w:r>
+      <w:r>
+        <w:t xml:space="preserve">with mean</w:t>
       </w:r>
       <w:r>
         <w:t xml:space="preserve"> </w:t>
@@ -9257,7 +11224,7 @@
         </m:f>
       </m:oMath>
       <w:r>
-        <w:t xml:space="preserve">; for</w:t>
+        <w:t xml:space="preserve">. For</w:t>
       </w:r>
       <w:r>
         <w:t xml:space="preserve"> </w:t>
@@ -9280,7 +11247,95 @@
         <w:t xml:space="preserve"> </w:t>
       </w:r>
       <w:r>
-        <w:t xml:space="preserve">the smallest</w:t>
+        <w:t xml:space="preserve">it runs from</w:t>
+      </w:r>
+      <w:r>
+        <w:t xml:space="preserve"> </w:t>
+      </w:r>
+      <m:oMath>
+        <m:r>
+          <m:rPr>
+            <m:sty m:val="p"/>
+          </m:rPr>
+          <m:t>(</m:t>
+        </m:r>
+        <m:r>
+          <m:t>0</m:t>
+        </m:r>
+        <m:r>
+          <m:rPr>
+            <m:sty m:val="p"/>
+          </m:rPr>
+          <m:t>,</m:t>
+        </m:r>
+        <m:r>
+          <m:rPr>
+            <m:sty m:val="p"/>
+          </m:rPr>
+          <m:t>|</m:t>
+        </m:r>
+        <m:r>
+          <m:t>s</m:t>
+        </m:r>
+        <m:r>
+          <m:rPr>
+            <m:sty m:val="p"/>
+          </m:rPr>
+          <m:t>|</m:t>
+        </m:r>
+        <m:r>
+          <m:rPr>
+            <m:sty m:val="p"/>
+          </m:rPr>
+          <m:t>)</m:t>
+        </m:r>
+      </m:oMath>
+      <w:r>
+        <w:t xml:space="preserve"> </w:t>
+      </w:r>
+      <w:r>
+        <w:t xml:space="preserve">to</w:t>
+      </w:r>
+      <w:r>
+        <w:t xml:space="preserve"> </w:t>
+      </w:r>
+      <m:oMath>
+        <m:r>
+          <m:rPr>
+            <m:sty m:val="p"/>
+          </m:rPr>
+          <m:t>(</m:t>
+        </m:r>
+        <m:r>
+          <m:t>1</m:t>
+        </m:r>
+        <m:r>
+          <m:rPr>
+            <m:sty m:val="p"/>
+          </m:rPr>
+          <m:t>+</m:t>
+        </m:r>
+        <m:r>
+          <m:t>s</m:t>
+        </m:r>
+        <m:r>
+          <m:rPr>
+            <m:sty m:val="p"/>
+          </m:rPr>
+          <m:t>,</m:t>
+        </m:r>
+        <m:r>
+          <m:t>1</m:t>
+        </m:r>
+        <m:r>
+          <m:rPr>
+            <m:sty m:val="p"/>
+          </m:rPr>
+          <m:t>)</m:t>
+        </m:r>
+      </m:oMath>
+      <w:r>
+        <w:t xml:space="preserve">, so</w:t>
       </w:r>
       <w:r>
         <w:t xml:space="preserve"> </w:t>
@@ -9303,49 +11358,35 @@
         <w:t xml:space="preserve"> </w:t>
       </w:r>
       <w:r>
-        <w:t xml:space="preserve">is</w:t>
-      </w:r>
-      <w:r>
-        <w:t xml:space="preserve"> </w:t>
-      </w:r>
-      <m:oMath>
+        <w:t xml:space="preserve">is uniform on</w:t>
+      </w:r>
+      <w:r>
+        <w:t xml:space="preserve"> </w:t>
+      </w:r>
+      <m:oMath>
+        <m:r>
+          <m:rPr>
+            <m:sty m:val="p"/>
+          </m:rPr>
+          <m:t>[</m:t>
+        </m:r>
         <m:r>
           <m:t>0</m:t>
         </m:r>
-      </m:oMath>
-      <w:r>
-        <w:t xml:space="preserve"> </w:t>
-      </w:r>
-      <w:r>
-        <w:t xml:space="preserve">(at</w:t>
-      </w:r>
-      <w:r>
-        <w:t xml:space="preserve"> </w:t>
-      </w:r>
-      <m:oMath>
-        <m:sSub>
-          <m:e>
-            <m:r>
-              <m:t>x</m:t>
-            </m:r>
-          </m:e>
-          <m:sub>
-            <m:r>
-              <m:t>3</m:t>
-            </m:r>
-          </m:sub>
-        </m:sSub>
-        <m:r>
-          <m:rPr>
-            <m:sty m:val="p"/>
-          </m:rPr>
-          <m:t>=</m:t>
-        </m:r>
-        <m:r>
-          <m:rPr>
-            <m:sty m:val="p"/>
-          </m:rPr>
-          <m:t>|</m:t>
+        <m:r>
+          <m:rPr>
+            <m:sty m:val="p"/>
+          </m:rPr>
+          <m:t>,</m:t>
+        </m:r>
+        <m:r>
+          <m:t>1</m:t>
+        </m:r>
+        <m:r>
+          <m:rPr>
+            <m:sty m:val="p"/>
+          </m:rPr>
+          <m:t>+</m:t>
         </m:r>
         <m:r>
           <m:t>s</m:t>
@@ -9354,86 +11395,14 @@
           <m:rPr>
             <m:sty m:val="p"/>
           </m:rPr>
-          <m:t>|</m:t>
-        </m:r>
-      </m:oMath>
-      <w:r>
-        <w:t xml:space="preserve">, below which</w:t>
-      </w:r>
-      <w:r>
-        <w:t xml:space="preserve"> </w:t>
-      </w:r>
-      <m:oMath>
-        <m:sSub>
-          <m:e>
-            <m:r>
-              <m:t>x</m:t>
-            </m:r>
-          </m:e>
-          <m:sub>
-            <m:r>
-              <m:t>1</m:t>
-            </m:r>
-          </m:sub>
-        </m:sSub>
-      </m:oMath>
-      <w:r>
-        <w:t xml:space="preserve"> </w:t>
-      </w:r>
-      <w:r>
-        <w:t xml:space="preserve">would be negative) and the largest is</w:t>
-      </w:r>
-      <w:r>
-        <w:t xml:space="preserve"> </w:t>
-      </w:r>
-      <m:oMath>
-        <m:r>
-          <m:t>1</m:t>
-        </m:r>
-        <m:r>
-          <m:rPr>
-            <m:sty m:val="p"/>
-          </m:rPr>
-          <m:t>+</m:t>
-        </m:r>
-        <m:r>
-          <m:t>s</m:t>
-        </m:r>
-      </m:oMath>
-      <w:r>
-        <w:t xml:space="preserve"> </w:t>
-      </w:r>
-      <w:r>
-        <w:t xml:space="preserve">(at</w:t>
-      </w:r>
-      <w:r>
-        <w:t xml:space="preserve"> </w:t>
-      </w:r>
-      <m:oMath>
-        <m:sSub>
-          <m:e>
-            <m:r>
-              <m:t>x</m:t>
-            </m:r>
-          </m:e>
-          <m:sub>
-            <m:r>
-              <m:t>3</m:t>
-            </m:r>
-          </m:sub>
-        </m:sSub>
-        <m:r>
-          <m:rPr>
-            <m:sty m:val="p"/>
-          </m:rPr>
-          <m:t>=</m:t>
-        </m:r>
-        <m:r>
-          <m:t>1</m:t>
-        </m:r>
-      </m:oMath>
-      <w:r>
-        <w:t xml:space="preserve">), so the average is</w:t>
+          <m:t>]</m:t>
+        </m:r>
+      </m:oMath>
+      <w:r>
+        <w:t xml:space="preserve"> </w:t>
+      </w:r>
+      <w:r>
+        <w:t xml:space="preserve">with mean</w:t>
       </w:r>
       <w:r>
         <w:t xml:space="preserve"> </w:t>
@@ -9445,7 +11414,7 @@
           </m:fPr>
           <m:num>
             <m:r>
-              <m:t>0</m:t>
+              <m:t>1</m:t>
             </m:r>
             <m:r>
               <m:rPr>
@@ -9454,28 +11423,7 @@
               <m:t>+</m:t>
             </m:r>
             <m:r>
-              <m:rPr>
-                <m:sty m:val="p"/>
-              </m:rPr>
-              <m:t>(</m:t>
-            </m:r>
-            <m:r>
-              <m:t>1</m:t>
-            </m:r>
-            <m:r>
-              <m:rPr>
-                <m:sty m:val="p"/>
-              </m:rPr>
-              <m:t>+</m:t>
-            </m:r>
-            <m:r>
               <m:t>s</m:t>
-            </m:r>
-            <m:r>
-              <m:rPr>
-                <m:sty m:val="p"/>
-              </m:rPr>
-              <m:t>)</m:t>
             </m:r>
           </m:num>
           <m:den>
@@ -9486,12 +11434,67 @@
         </m:f>
       </m:oMath>
       <w:r>
-        <w:t xml:space="preserve">. In both cases this is</w:t>
-      </w:r>
-      <w:r>
-        <w:t xml:space="preserve"> </w:t>
-      </w:r>
-      <m:oMath>
+        <w:t xml:space="preserve">. In both cases</w:t>
+      </w:r>
+      <w:r>
+        <w:t xml:space="preserve"> </w:t>
+      </w:r>
+      <m:oMath>
+        <m:r>
+          <m:rPr>
+            <m:scr m:val="double-struck"/>
+            <m:sty m:val="p"/>
+          </m:rPr>
+          <m:t>E</m:t>
+        </m:r>
+        <m:r>
+          <m:rPr>
+            <m:sty m:val="p"/>
+          </m:rPr>
+          <m:t>[</m:t>
+        </m:r>
+        <m:sSub>
+          <m:e>
+            <m:r>
+              <m:t>x</m:t>
+            </m:r>
+          </m:e>
+          <m:sub>
+            <m:r>
+              <m:t>1</m:t>
+            </m:r>
+          </m:sub>
+        </m:sSub>
+        <m:r>
+          <m:rPr>
+            <m:sty m:val="p"/>
+          </m:rPr>
+          <m:t>∣</m:t>
+        </m:r>
+        <m:r>
+          <m:t>s</m:t>
+        </m:r>
+        <m:r>
+          <m:rPr>
+            <m:sty m:val="p"/>
+          </m:rPr>
+          <m:t>,</m:t>
+        </m:r>
+        <m:r>
+          <m:t>c</m:t>
+        </m:r>
+        <m:r>
+          <m:rPr>
+            <m:sty m:val="p"/>
+          </m:rPr>
+          <m:t>]</m:t>
+        </m:r>
+        <m:r>
+          <m:rPr>
+            <m:sty m:val="p"/>
+          </m:rPr>
+          <m:t>=</m:t>
+        </m:r>
         <m:f>
           <m:fPr>
             <m:type m:val="bar"/>
@@ -9523,7 +11526,153 @@
     </w:p>
     <w:p>
       <w:pPr>
-        <w:pStyle w:val="FirstParagraph"/>
+        <w:pStyle w:val="BodyText"/>
+      </w:pPr>
+      <w:r>
+        <w:t xml:space="preserve">With</w:t>
+      </w:r>
+      <w:r>
+        <w:t xml:space="preserve"> </w:t>
+      </w:r>
+      <m:oMath>
+        <m:r>
+          <m:t>P</m:t>
+        </m:r>
+        <m:r>
+          <m:rPr>
+            <m:sty m:val="p"/>
+          </m:rPr>
+          <m:t>(</m:t>
+        </m:r>
+        <m:r>
+          <m:t>c</m:t>
+        </m:r>
+        <m:r>
+          <m:rPr>
+            <m:sty m:val="p"/>
+          </m:rPr>
+          <m:t>)</m:t>
+        </m:r>
+      </m:oMath>
+      <w:r>
+        <w:t xml:space="preserve">,</w:t>
+      </w:r>
+      <w:r>
+        <w:t xml:space="preserve"> </w:t>
+      </w:r>
+      <m:oMath>
+        <m:sSub>
+          <m:e>
+            <m:r>
+              <m:t>ρ</m:t>
+            </m:r>
+          </m:e>
+          <m:sub>
+            <m:r>
+              <m:t>c</m:t>
+            </m:r>
+          </m:sub>
+        </m:sSub>
+        <m:r>
+          <m:rPr>
+            <m:sty m:val="p"/>
+          </m:rPr>
+          <m:t>(</m:t>
+        </m:r>
+        <m:r>
+          <m:t>s</m:t>
+        </m:r>
+        <m:r>
+          <m:rPr>
+            <m:sty m:val="p"/>
+          </m:rPr>
+          <m:t>)</m:t>
+        </m:r>
+      </m:oMath>
+      <w:r>
+        <w:t xml:space="preserve"> </w:t>
+      </w:r>
+      <w:r>
+        <w:t xml:space="preserve">and</w:t>
+      </w:r>
+      <w:r>
+        <w:t xml:space="preserve"> </w:t>
+      </w:r>
+      <m:oMath>
+        <m:r>
+          <m:rPr>
+            <m:scr m:val="double-struck"/>
+            <m:sty m:val="p"/>
+          </m:rPr>
+          <m:t>E</m:t>
+        </m:r>
+        <m:r>
+          <m:rPr>
+            <m:sty m:val="p"/>
+          </m:rPr>
+          <m:t>[</m:t>
+        </m:r>
+        <m:sSub>
+          <m:e>
+            <m:r>
+              <m:t>x</m:t>
+            </m:r>
+          </m:e>
+          <m:sub>
+            <m:r>
+              <m:t>1</m:t>
+            </m:r>
+          </m:sub>
+        </m:sSub>
+        <m:r>
+          <m:rPr>
+            <m:sty m:val="p"/>
+          </m:rPr>
+          <m:t>∣</m:t>
+        </m:r>
+        <m:r>
+          <m:t>s</m:t>
+        </m:r>
+        <m:r>
+          <m:rPr>
+            <m:sty m:val="p"/>
+          </m:rPr>
+          <m:t>,</m:t>
+        </m:r>
+        <m:r>
+          <m:t>c</m:t>
+        </m:r>
+        <m:r>
+          <m:rPr>
+            <m:sty m:val="p"/>
+          </m:rPr>
+          <m:t>]</m:t>
+        </m:r>
+      </m:oMath>
+      <w:r>
+        <w:t xml:space="preserve"> </w:t>
+      </w:r>
+      <w:r>
+        <w:t xml:space="preserve">of every case in hand, we can now evaluate the weighted average. Only the cases that can produce the reading enter it, which leaves two ranges of</w:t>
+      </w:r>
+      <w:r>
+        <w:t xml:space="preserve"> </w:t>
+      </w:r>
+      <m:oMath>
+        <m:r>
+          <m:t>s</m:t>
+        </m:r>
+      </m:oMath>
+      <w:r>
+        <w:t xml:space="preserve"> </w:t>
+      </w:r>
+      <w:r>
+        <w:t xml:space="preserve">to consider.</w:t>
+      </w:r>
+    </w:p>
+    <w:p>
+      <w:pPr>
+        <w:pStyle w:val="BodyText"/>
       </w:pPr>
       <w:r>
         <w:t xml:space="preserve">For</w:t>
@@ -10387,7 +12536,7 @@
         <w:t xml:space="preserve">this is the formula of the main text.</w:t>
       </w:r>
     </w:p>
-    <w:bookmarkEnd w:id="105"/>
+    <w:bookmarkEnd w:id="111"/>
     <w:sectPr>
       <w:footnotePr>
         <w:numRestart w:val="eachSect"/>

--- a/lw_post.docx
+++ b/lw_post.docx
@@ -5185,14 +5185,186 @@
     </w:p>
     <w:p>
       <w:pPr>
+        <w:pStyle w:val="BodyText"/>
+      </w:pPr>
+      <w:r>
+        <w:t xml:space="preserve">The MSE of the individual features (right panel) shows the two sides of the trade-off. At a ratio of</w:t>
+      </w:r>
+      <w:r>
+        <w:t xml:space="preserve"> </w:t>
+      </w:r>
+      <m:oMath>
+        <m:r>
+          <m:t>1</m:t>
+        </m:r>
+      </m:oMath>
+      <w:r>
+        <w:t xml:space="preserve"> </w:t>
+      </w:r>
+      <w:r>
+        <w:t xml:space="preserve">the co-active parallelograms are wide and overlap, which makes the value of a long feature ambiguous: this interference is the</w:t>
+      </w:r>
+      <w:r>
+        <w:t xml:space="preserve"> </w:t>
+      </w:r>
+      <m:oMath>
+        <m:r>
+          <m:t>0.0046</m:t>
+        </m:r>
+      </m:oMath>
+      <w:r>
+        <w:t xml:space="preserve"> </w:t>
+      </w:r>
+      <w:r>
+        <w:t xml:space="preserve">of</w:t>
+      </w:r>
+      <w:r>
+        <w:t xml:space="preserve"> </w:t>
+      </w:r>
+      <m:oMath>
+        <m:sSub>
+          <m:e>
+            <m:r>
+              <m:t>x</m:t>
+            </m:r>
+          </m:e>
+          <m:sub>
+            <m:r>
+              <m:t>3</m:t>
+            </m:r>
+          </m:sub>
+        </m:sSub>
+      </m:oMath>
+      <w:r>
+        <w:t xml:space="preserve"> </w:t>
+      </w:r>
+      <w:r>
+        <w:t xml:space="preserve">and</w:t>
+      </w:r>
+      <w:r>
+        <w:t xml:space="preserve"> </w:t>
+      </w:r>
+      <m:oMath>
+        <m:sSub>
+          <m:e>
+            <m:r>
+              <m:t>x</m:t>
+            </m:r>
+          </m:e>
+          <m:sub>
+            <m:r>
+              <m:t>4</m:t>
+            </m:r>
+          </m:sub>
+        </m:sSub>
+      </m:oMath>
+      <w:r>
+        <w:t xml:space="preserve">. As the tilted embeddings shrink, the parallelograms collapse onto the axes and this error falls to a floor of</w:t>
+      </w:r>
+      <w:r>
+        <w:t xml:space="preserve"> </w:t>
+      </w:r>
+      <m:oMath>
+        <m:r>
+          <m:t>0.0002</m:t>
+        </m:r>
+      </m:oMath>
+      <w:r>
+        <w:t xml:space="preserve"> </w:t>
+      </w:r>
+      <w:r>
+        <w:t xml:space="preserve">by a ratio of about</w:t>
+      </w:r>
+      <w:r>
+        <w:t xml:space="preserve"> </w:t>
+      </w:r>
+      <m:oMath>
+        <m:r>
+          <m:t>13</m:t>
+        </m:r>
+      </m:oMath>
+      <w:r>
+        <w:t xml:space="preserve">. The short features</w:t>
+      </w:r>
+      <w:r>
+        <w:t xml:space="preserve"> </w:t>
+      </w:r>
+      <m:oMath>
+        <m:sSub>
+          <m:e>
+            <m:r>
+              <m:t>x</m:t>
+            </m:r>
+          </m:e>
+          <m:sub>
+            <m:r>
+              <m:t>1</m:t>
+            </m:r>
+          </m:sub>
+        </m:sSub>
+      </m:oMath>
+      <w:r>
+        <w:t xml:space="preserve"> </w:t>
+      </w:r>
+      <w:r>
+        <w:t xml:space="preserve">and</w:t>
+      </w:r>
+      <w:r>
+        <w:t xml:space="preserve"> </w:t>
+      </w:r>
+      <m:oMath>
+        <m:sSub>
+          <m:e>
+            <m:r>
+              <m:t>x</m:t>
+            </m:r>
+          </m:e>
+          <m:sub>
+            <m:r>
+              <m:t>2</m:t>
+            </m:r>
+          </m:sub>
+        </m:sSub>
+      </m:oMath>
+      <w:r>
+        <w:t xml:space="preserve">, unlike in the closed pair, hardly pay for shrinking, because the decoder reads them off the line: their error rises to</w:t>
+      </w:r>
+      <w:r>
+        <w:t xml:space="preserve"> </w:t>
+      </w:r>
+      <m:oMath>
+        <m:r>
+          <m:t>0.0055</m:t>
+        </m:r>
+      </m:oMath>
+      <w:r>
+        <w:t xml:space="preserve"> </w:t>
+      </w:r>
+      <w:r>
+        <w:t xml:space="preserve">by a ratio of</w:t>
+      </w:r>
+      <w:r>
+        <w:t xml:space="preserve"> </w:t>
+      </w:r>
+      <m:oMath>
+        <m:r>
+          <m:t>2</m:t>
+        </m:r>
+      </m:oMath>
+      <w:r>
+        <w:t xml:space="preserve">, then stays flat until the embeddings become comparable to a bin, and only then climbs steeply. The minimum of the average lies where the long features have gained the most while the short ones are still on their plateau.</w:t>
+      </w:r>
+    </w:p>
+    <w:p>
+      <w:pPr>
         <w:pStyle w:val="CaptionedFigure"/>
       </w:pPr>
       <w:r>
         <w:drawing>
           <wp:inline>
-            <wp:extent cx="5334000" cy="3118338"/>
+            <wp:extent cx="5334000" cy="1842654"/>
             <wp:effectExtent b="0" l="0" r="0" t="0"/>
-            <wp:docPr descr="The MSE of the binned decoders with both pairs opened by the angles found by the search (20.7^\circ and 20.4^\circ), as a function of the length ratio, for three resolutions (triangles mark the minima). The dashed line marks the ratio 13 found by the search." title="" id="57" name="Picture"/>
+            <wp:docPr descr="The MSE of the binned decoders with both pairs opened by the angles found by the search (20.7^\circ and 20.4^\circ), as a function of the length ratio. Left: averaged over the four features, for three resolutions (triangles mark the minima). Right: the MSE of each feature on its own and their average, with 96 bins per axis. The dashed line marks the ratio 13 found by the search." title="" id="57" name="Picture"/>
             <a:graphic>
               <a:graphicData uri="http://schemas.openxmlformats.org/drawingml/2006/picture">
                 <pic:pic>
@@ -5211,7 +5383,7 @@
                   <pic:spPr bwMode="auto">
                     <a:xfrm>
                       <a:off x="0" y="0"/>
-                      <a:ext cx="5334000" cy="3118338"/>
+                      <a:ext cx="5334000" cy="1842654"/>
                     </a:xfrm>
                     <a:prstGeom prst="rect">
                       <a:avLst/>
@@ -5281,7 +5453,21 @@
         </m:sSup>
       </m:oMath>
       <w:r>
-        <w:t xml:space="preserve">), as a function of the length ratio, for three resolutions (triangles mark the minima). The dashed line marks the ratio</w:t>
+        <w:t xml:space="preserve">), as a function of the length ratio. Left: averaged over the four features, for three resolutions (triangles mark the minima). Right: the MSE of each feature on its own and their average, with</w:t>
+      </w:r>
+      <w:r>
+        <w:t xml:space="preserve"> </w:t>
+      </w:r>
+      <m:oMath>
+        <m:r>
+          <m:t>96</m:t>
+        </m:r>
+      </m:oMath>
+      <w:r>
+        <w:t xml:space="preserve"> </w:t>
+      </w:r>
+      <w:r>
+        <w:t xml:space="preserve">bins per axis. The dashed line marks the ratio</w:t>
       </w:r>
       <w:r>
         <w:t xml:space="preserve"> </w:t>

--- a/lw_post.docx
+++ b/lw_post.docx
@@ -5188,7 +5188,7 @@
         <w:pStyle w:val="BodyText"/>
       </w:pPr>
       <w:r>
-        <w:t xml:space="preserve">The MSE of the individual features (right panel) shows the two sides of the trade-off. At a ratio of</w:t>
+        <w:t xml:space="preserve">The MSE of the individual features (middle panel) shows the two sides of the trade-off. At a ratio of</w:t>
       </w:r>
       <w:r>
         <w:t xml:space="preserve"> </w:t>
@@ -5357,14 +5357,100 @@
     </w:p>
     <w:p>
       <w:pPr>
+        <w:pStyle w:val="BodyText"/>
+      </w:pPr>
+      <w:r>
+        <w:t xml:space="preserve">We also checked whether the claim from the</w:t>
+      </w:r>
+      <w:r>
+        <w:t xml:space="preserve"> </w:t>
+      </w:r>
+      <w:r>
+        <w:t xml:space="preserve">“Asymmetrical antipodal encoding”</w:t>
+      </w:r>
+      <w:r>
+        <w:t xml:space="preserve"> </w:t>
+      </w:r>
+      <w:r>
+        <w:t xml:space="preserve">section still holds, i.e., whether asymmetry helps within the pair itself, this time with opened embeddings. In the right panel we show the sum of the MSEs of the two features of each pair. It turns out that the asymmetry pays off far more than for the closed pair: the MSE of</w:t>
+      </w:r>
+      <w:r>
+        <w:t xml:space="preserve"> </w:t>
+      </w:r>
+      <m:oMath>
+        <m:sSub>
+          <m:e>
+            <m:r>
+              <m:t>x</m:t>
+            </m:r>
+          </m:e>
+          <m:sub>
+            <m:r>
+              <m:t>1</m:t>
+            </m:r>
+          </m:sub>
+        </m:sSub>
+        <m:r>
+          <m:rPr>
+            <m:sty m:val="p"/>
+          </m:rPr>
+          <m:t>+</m:t>
+        </m:r>
+        <m:sSub>
+          <m:e>
+            <m:r>
+              <m:t>x</m:t>
+            </m:r>
+          </m:e>
+          <m:sub>
+            <m:r>
+              <m:t>3</m:t>
+            </m:r>
+          </m:sub>
+        </m:sSub>
+      </m:oMath>
+      <w:r>
+        <w:t xml:space="preserve"> </w:t>
+      </w:r>
+      <w:r>
+        <w:t xml:space="preserve">drops from</w:t>
+      </w:r>
+      <w:r>
+        <w:t xml:space="preserve"> </w:t>
+      </w:r>
+      <m:oMath>
+        <m:r>
+          <m:t>0.0091</m:t>
+        </m:r>
+      </m:oMath>
+      <w:r>
+        <w:t xml:space="preserve"> </w:t>
+      </w:r>
+      <w:r>
+        <w:t xml:space="preserve">to</w:t>
+      </w:r>
+      <w:r>
+        <w:t xml:space="preserve"> </w:t>
+      </w:r>
+      <m:oMath>
+        <m:r>
+          <m:t>0.0055</m:t>
+        </m:r>
+      </m:oMath>
+      <w:r>
+        <w:t xml:space="preserve">, and rises again only at the resolution limit.</w:t>
+      </w:r>
+    </w:p>
+    <w:p>
+      <w:pPr>
         <w:pStyle w:val="CaptionedFigure"/>
       </w:pPr>
       <w:r>
         <w:drawing>
           <wp:inline>
-            <wp:extent cx="5334000" cy="1842654"/>
+            <wp:extent cx="5334000" cy="1266825"/>
             <wp:effectExtent b="0" l="0" r="0" t="0"/>
-            <wp:docPr descr="The MSE of the binned decoders with both pairs opened by the angles found by the search (20.7^\circ and 20.4^\circ), as a function of the length ratio. Left: averaged over the four features, for three resolutions (triangles mark the minima). Right: the MSE of each feature on its own and their average, with 96 bins per axis. The dashed line marks the ratio 13 found by the search." title="" id="57" name="Picture"/>
+            <wp:docPr descr="The MSE of the binned decoders with both pairs opened by the angles found by the search (20.7^\circ and 20.4^\circ), as a function of the length ratio. Left: averaged over the four features, for three resolutions (triangles mark the minima). Middle: the MSE of each feature on its own and their average, with 96 bins per axis. Right: the MSE summed over the two features of each pair, as in the closed-pair sweep. The dashed line marks the ratio 13 found by the search." title="" id="57" name="Picture"/>
             <a:graphic>
               <a:graphicData uri="http://schemas.openxmlformats.org/drawingml/2006/picture">
                 <pic:pic>
@@ -5383,7 +5469,7 @@
                   <pic:spPr bwMode="auto">
                     <a:xfrm>
                       <a:off x="0" y="0"/>
-                      <a:ext cx="5334000" cy="1842654"/>
+                      <a:ext cx="5334000" cy="1266825"/>
                     </a:xfrm>
                     <a:prstGeom prst="rect">
                       <a:avLst/>
@@ -5453,7 +5539,7 @@
         </m:sSup>
       </m:oMath>
       <w:r>
-        <w:t xml:space="preserve">), as a function of the length ratio. Left: averaged over the four features, for three resolutions (triangles mark the minima). Right: the MSE of each feature on its own and their average, with</w:t>
+        <w:t xml:space="preserve">), as a function of the length ratio. Left: averaged over the four features, for three resolutions (triangles mark the minima). Middle: the MSE of each feature on its own and their average, with</w:t>
       </w:r>
       <w:r>
         <w:t xml:space="preserve"> </w:t>
@@ -5467,7 +5553,7 @@
         <w:t xml:space="preserve"> </w:t>
       </w:r>
       <w:r>
-        <w:t xml:space="preserve">bins per axis. The dashed line marks the ratio</w:t>
+        <w:t xml:space="preserve">bins per axis. Right: the MSE summed over the two features of each pair, as in the closed-pair sweep. The dashed line marks the ratio</w:t>
       </w:r>
       <w:r>
         <w:t xml:space="preserve"> </w:t>
